--- a/docs/architecture/TGP-ARC-01 Solution Architecture.docx
+++ b/docs/architecture/TGP-ARC-01 Solution Architecture.docx
@@ -401,7 +401,7 @@
                                 <w:bCs/>
                                 <w:color w:val="1D74BA"/>
                               </w:rPr>
-                              <w:t xml:space="preserve">07 October 2026</w:t>
+                              <w:t xml:space="preserve">08 October 2026</w:t>
                             </w:r>
                           </w:p>
                         </w:txbxContent>
@@ -1587,7 +1587,7 @@
             <w:noProof/>
             <w:webHidden/>
           </w:rPr>
-          <w:t>8</w:t>
+          <w:t>9</w:t>
         </w:r>
         <w:r>
           <w:rPr>
@@ -1654,7 +1654,7 @@
             <w:noProof/>
             <w:webHidden/>
           </w:rPr>
-          <w:t>9</w:t>
+          <w:t>10</w:t>
         </w:r>
         <w:r>
           <w:rPr>
@@ -1721,7 +1721,7 @@
             <w:noProof/>
             <w:webHidden/>
           </w:rPr>
-          <w:t>9</w:t>
+          <w:t>10</w:t>
         </w:r>
         <w:r>
           <w:rPr>
@@ -1788,7 +1788,7 @@
             <w:noProof/>
             <w:webHidden/>
           </w:rPr>
-          <w:t>10</w:t>
+          <w:t>11</w:t>
         </w:r>
         <w:r>
           <w:rPr>
@@ -1855,7 +1855,7 @@
             <w:noProof/>
             <w:webHidden/>
           </w:rPr>
-          <w:t>11</w:t>
+          <w:t>12</w:t>
         </w:r>
         <w:r>
           <w:rPr>
@@ -1922,7 +1922,7 @@
             <w:noProof/>
             <w:webHidden/>
           </w:rPr>
-          <w:t>12</w:t>
+          <w:t>13</w:t>
         </w:r>
         <w:r>
           <w:rPr>
@@ -1989,7 +1989,7 @@
             <w:noProof/>
             <w:webHidden/>
           </w:rPr>
-          <w:t>12</w:t>
+          <w:t>13</w:t>
         </w:r>
         <w:r>
           <w:rPr>
@@ -2056,7 +2056,7 @@
             <w:noProof/>
             <w:webHidden/>
           </w:rPr>
-          <w:t>14</w:t>
+          <w:t>15</w:t>
         </w:r>
         <w:r>
           <w:rPr>
@@ -2123,7 +2123,7 @@
             <w:noProof/>
             <w:webHidden/>
           </w:rPr>
-          <w:t>15</w:t>
+          <w:t>16</w:t>
         </w:r>
         <w:r>
           <w:rPr>
@@ -2190,7 +2190,7 @@
             <w:noProof/>
             <w:webHidden/>
           </w:rPr>
-          <w:t>15</w:t>
+          <w:t>16</w:t>
         </w:r>
         <w:r>
           <w:rPr>
@@ -2257,7 +2257,7 @@
             <w:noProof/>
             <w:webHidden/>
           </w:rPr>
-          <w:t>17</w:t>
+          <w:t>18</w:t>
         </w:r>
         <w:r>
           <w:rPr>
@@ -2289,7 +2289,7 @@
           <w:rPr>
             <w:noProof/>
           </w:rPr>
-          <w:t xml:space="preserve">Rule change with maker-checker</w:t>
+          <w:t xml:space="preserve">Quick renewal</w:t>
         </w:r>
         <w:r>
           <w:rPr>
@@ -2324,7 +2324,7 @@
             <w:noProof/>
             <w:webHidden/>
           </w:rPr>
-          <w:t>18</w:t>
+          <w:t>19</w:t>
         </w:r>
         <w:r>
           <w:rPr>
@@ -2356,7 +2356,7 @@
           <w:rPr>
             <w:noProof/>
           </w:rPr>
-          <w:t xml:space="preserve">VETC ecosystem events</w:t>
+          <w:t xml:space="preserve">Data-subject requests</w:t>
         </w:r>
         <w:r>
           <w:rPr>
@@ -2391,7 +2391,7 @@
             <w:noProof/>
             <w:webHidden/>
           </w:rPr>
-          <w:t>19</w:t>
+          <w:t>20</w:t>
         </w:r>
         <w:r>
           <w:rPr>
@@ -2404,14 +2404,14 @@
     </w:p>
     <w:p>
       <w:pPr>
-        <w:pStyle w:val="TOC1"/>
+        <w:pStyle w:val="TOC2"/>
       </w:pPr>
       <w:hyperlink w:anchor="_Toc300000027" w:history="1">
         <w:r>
           <w:rPr>
             <w:noProof/>
           </w:rPr>
-          <w:t>9.</w:t>
+          <w:t>8.5.</w:t>
         </w:r>
         <w:r>
           <w:rPr>
@@ -2423,7 +2423,7 @@
           <w:rPr>
             <w:noProof/>
           </w:rPr>
-          <w:t xml:space="preserve">Quality attributes</w:t>
+          <w:t xml:space="preserve">Rule change with maker-checker</w:t>
         </w:r>
         <w:r>
           <w:rPr>
@@ -2478,7 +2478,7 @@
           <w:rPr>
             <w:noProof/>
           </w:rPr>
-          <w:t>9.1.</w:t>
+          <w:t>8.6.</w:t>
         </w:r>
         <w:r>
           <w:rPr>
@@ -2490,7 +2490,7 @@
           <w:rPr>
             <w:noProof/>
           </w:rPr>
-          <w:t xml:space="preserve">Targets</w:t>
+          <w:t xml:space="preserve">VETC ecosystem events</w:t>
         </w:r>
         <w:r>
           <w:rPr>
@@ -2525,7 +2525,74 @@
             <w:noProof/>
             <w:webHidden/>
           </w:rPr>
-          <w:t>20</w:t>
+          <w:t>21</w:t>
+        </w:r>
+        <w:r>
+          <w:rPr>
+            <w:noProof/>
+            <w:webHidden/>
+          </w:rPr>
+          <w:fldChar w:fldCharType="end"/>
+        </w:r>
+      </w:hyperlink>
+    </w:p>
+    <w:p>
+      <w:pPr>
+        <w:pStyle w:val="TOC1"/>
+      </w:pPr>
+      <w:hyperlink w:anchor="_Toc300000029" w:history="1">
+        <w:r>
+          <w:rPr>
+            <w:noProof/>
+          </w:rPr>
+          <w:t>9.</w:t>
+        </w:r>
+        <w:r>
+          <w:rPr>
+            <w:noProof/>
+          </w:rPr>
+          <w:tab/>
+        </w:r>
+        <w:r>
+          <w:rPr>
+            <w:noProof/>
+          </w:rPr>
+          <w:t xml:space="preserve">Quality attributes</w:t>
+        </w:r>
+        <w:r>
+          <w:rPr>
+            <w:noProof/>
+            <w:webHidden/>
+          </w:rPr>
+          <w:tab/>
+        </w:r>
+        <w:r>
+          <w:rPr>
+            <w:noProof/>
+            <w:webHidden/>
+          </w:rPr>
+          <w:fldChar w:fldCharType="begin"/>
+        </w:r>
+        <w:r>
+          <w:rPr>
+            <w:noProof/>
+            <w:webHidden/>
+          </w:rPr>
+          <w:instrText xml:space="preserve"> PAGEREF _Toc300000029 \h </w:instrText>
+        </w:r>
+        <w:r>
+          <w:rPr>
+            <w:noProof/>
+            <w:webHidden/>
+          </w:rPr>
+          <w:fldChar w:fldCharType="separate"/>
+        </w:r>
+        <w:r>
+          <w:rPr>
+            <w:noProof/>
+            <w:webHidden/>
+          </w:rPr>
+          <w:t>22</w:t>
         </w:r>
         <w:r>
           <w:rPr>
@@ -2540,12 +2607,12 @@
       <w:pPr>
         <w:pStyle w:val="TOC2"/>
       </w:pPr>
-      <w:hyperlink w:anchor="_Toc300000029" w:history="1">
-        <w:r>
-          <w:rPr>
-            <w:noProof/>
-          </w:rPr>
-          <w:t>9.2.</w:t>
+      <w:hyperlink w:anchor="_Toc300000030" w:history="1">
+        <w:r>
+          <w:rPr>
+            <w:noProof/>
+          </w:rPr>
+          <w:t>9.1.</w:t>
         </w:r>
         <w:r>
           <w:rPr>
@@ -2557,7 +2624,7 @@
           <w:rPr>
             <w:noProof/>
           </w:rPr>
-          <w:t xml:space="preserve">Scalability</w:t>
+          <w:t xml:space="preserve">Targets</w:t>
         </w:r>
         <w:r>
           <w:rPr>
@@ -2578,7 +2645,7 @@
             <w:noProof/>
             <w:webHidden/>
           </w:rPr>
-          <w:instrText xml:space="preserve"> PAGEREF _Toc300000029 \h </w:instrText>
+          <w:instrText xml:space="preserve"> PAGEREF _Toc300000030 \h </w:instrText>
         </w:r>
         <w:r>
           <w:rPr>
@@ -2592,7 +2659,7 @@
             <w:noProof/>
             <w:webHidden/>
           </w:rPr>
-          <w:t>20</w:t>
+          <w:t>22</w:t>
         </w:r>
         <w:r>
           <w:rPr>
@@ -2605,81 +2672,14 @@
     </w:p>
     <w:p>
       <w:pPr>
-        <w:pStyle w:val="TOC1"/>
-      </w:pPr>
-      <w:hyperlink w:anchor="_Toc300000030" w:history="1">
-        <w:r>
-          <w:rPr>
-            <w:noProof/>
-          </w:rPr>
-          <w:t>10.</w:t>
-        </w:r>
-        <w:r>
-          <w:rPr>
-            <w:noProof/>
-          </w:rPr>
-          <w:tab/>
-        </w:r>
-        <w:r>
-          <w:rPr>
-            <w:noProof/>
-          </w:rPr>
-          <w:t xml:space="preserve">Constraints and assumptions</w:t>
-        </w:r>
-        <w:r>
-          <w:rPr>
-            <w:noProof/>
-            <w:webHidden/>
-          </w:rPr>
-          <w:tab/>
-        </w:r>
-        <w:r>
-          <w:rPr>
-            <w:noProof/>
-            <w:webHidden/>
-          </w:rPr>
-          <w:fldChar w:fldCharType="begin"/>
-        </w:r>
-        <w:r>
-          <w:rPr>
-            <w:noProof/>
-            <w:webHidden/>
-          </w:rPr>
-          <w:instrText xml:space="preserve"> PAGEREF _Toc300000030 \h </w:instrText>
-        </w:r>
-        <w:r>
-          <w:rPr>
-            <w:noProof/>
-            <w:webHidden/>
-          </w:rPr>
-          <w:fldChar w:fldCharType="separate"/>
-        </w:r>
-        <w:r>
-          <w:rPr>
-            <w:noProof/>
-            <w:webHidden/>
-          </w:rPr>
-          <w:t>21</w:t>
-        </w:r>
-        <w:r>
-          <w:rPr>
-            <w:noProof/>
-            <w:webHidden/>
-          </w:rPr>
-          <w:fldChar w:fldCharType="end"/>
-        </w:r>
-      </w:hyperlink>
-    </w:p>
-    <w:p>
-      <w:pPr>
-        <w:pStyle w:val="TOC1"/>
+        <w:pStyle w:val="TOC2"/>
       </w:pPr>
       <w:hyperlink w:anchor="_Toc300000031" w:history="1">
         <w:r>
           <w:rPr>
             <w:noProof/>
           </w:rPr>
-          <w:t>11.</w:t>
+          <w:t>9.2.</w:t>
         </w:r>
         <w:r>
           <w:rPr>
@@ -2691,7 +2691,7 @@
           <w:rPr>
             <w:noProof/>
           </w:rPr>
-          <w:t xml:space="preserve">Evolution path</w:t>
+          <w:t xml:space="preserve">Scalability</w:t>
         </w:r>
         <w:r>
           <w:rPr>
@@ -2746,7 +2746,7 @@
           <w:rPr>
             <w:noProof/>
           </w:rPr>
-          <w:t>12.</w:t>
+          <w:t>10.</w:t>
         </w:r>
         <w:r>
           <w:rPr>
@@ -2758,7 +2758,7 @@
           <w:rPr>
             <w:noProof/>
           </w:rPr>
-          <w:t xml:space="preserve">Appendix</w:t>
+          <w:t xml:space="preserve">Constraints and assumptions</w:t>
         </w:r>
         <w:r>
           <w:rPr>
@@ -2793,7 +2793,7 @@
             <w:noProof/>
             <w:webHidden/>
           </w:rPr>
-          <w:t>22</w:t>
+          <w:t>23</w:t>
         </w:r>
         <w:r>
           <w:rPr>
@@ -2806,14 +2806,14 @@
     </w:p>
     <w:p>
       <w:pPr>
-        <w:pStyle w:val="TOC2"/>
+        <w:pStyle w:val="TOC1"/>
       </w:pPr>
       <w:hyperlink w:anchor="_Toc300000033" w:history="1">
         <w:r>
           <w:rPr>
             <w:noProof/>
           </w:rPr>
-          <w:t>12.1.</w:t>
+          <w:t>11.</w:t>
         </w:r>
         <w:r>
           <w:rPr>
@@ -2825,7 +2825,7 @@
           <w:rPr>
             <w:noProof/>
           </w:rPr>
-          <w:t xml:space="preserve">Source map</w:t>
+          <w:t xml:space="preserve">Evolution path</w:t>
         </w:r>
         <w:r>
           <w:rPr>
@@ -2860,7 +2860,7 @@
             <w:noProof/>
             <w:webHidden/>
           </w:rPr>
-          <w:t>22</w:t>
+          <w:t>24</w:t>
         </w:r>
         <w:r>
           <w:rPr>
@@ -2880,6 +2880,140 @@
           <w:rPr>
             <w:noProof/>
           </w:rPr>
+          <w:t>12.</w:t>
+        </w:r>
+        <w:r>
+          <w:rPr>
+            <w:noProof/>
+          </w:rPr>
+          <w:tab/>
+        </w:r>
+        <w:r>
+          <w:rPr>
+            <w:noProof/>
+          </w:rPr>
+          <w:t xml:space="preserve">Appendix</w:t>
+        </w:r>
+        <w:r>
+          <w:rPr>
+            <w:noProof/>
+            <w:webHidden/>
+          </w:rPr>
+          <w:tab/>
+        </w:r>
+        <w:r>
+          <w:rPr>
+            <w:noProof/>
+            <w:webHidden/>
+          </w:rPr>
+          <w:fldChar w:fldCharType="begin"/>
+        </w:r>
+        <w:r>
+          <w:rPr>
+            <w:noProof/>
+            <w:webHidden/>
+          </w:rPr>
+          <w:instrText xml:space="preserve"> PAGEREF _Toc300000034 \h </w:instrText>
+        </w:r>
+        <w:r>
+          <w:rPr>
+            <w:noProof/>
+            <w:webHidden/>
+          </w:rPr>
+          <w:fldChar w:fldCharType="separate"/>
+        </w:r>
+        <w:r>
+          <w:rPr>
+            <w:noProof/>
+            <w:webHidden/>
+          </w:rPr>
+          <w:t>24</w:t>
+        </w:r>
+        <w:r>
+          <w:rPr>
+            <w:noProof/>
+            <w:webHidden/>
+          </w:rPr>
+          <w:fldChar w:fldCharType="end"/>
+        </w:r>
+      </w:hyperlink>
+    </w:p>
+    <w:p>
+      <w:pPr>
+        <w:pStyle w:val="TOC2"/>
+      </w:pPr>
+      <w:hyperlink w:anchor="_Toc300000035" w:history="1">
+        <w:r>
+          <w:rPr>
+            <w:noProof/>
+          </w:rPr>
+          <w:t>12.1.</w:t>
+        </w:r>
+        <w:r>
+          <w:rPr>
+            <w:noProof/>
+          </w:rPr>
+          <w:tab/>
+        </w:r>
+        <w:r>
+          <w:rPr>
+            <w:noProof/>
+          </w:rPr>
+          <w:t xml:space="preserve">Source map</w:t>
+        </w:r>
+        <w:r>
+          <w:rPr>
+            <w:noProof/>
+            <w:webHidden/>
+          </w:rPr>
+          <w:tab/>
+        </w:r>
+        <w:r>
+          <w:rPr>
+            <w:noProof/>
+            <w:webHidden/>
+          </w:rPr>
+          <w:fldChar w:fldCharType="begin"/>
+        </w:r>
+        <w:r>
+          <w:rPr>
+            <w:noProof/>
+            <w:webHidden/>
+          </w:rPr>
+          <w:instrText xml:space="preserve"> PAGEREF _Toc300000035 \h </w:instrText>
+        </w:r>
+        <w:r>
+          <w:rPr>
+            <w:noProof/>
+            <w:webHidden/>
+          </w:rPr>
+          <w:fldChar w:fldCharType="separate"/>
+        </w:r>
+        <w:r>
+          <w:rPr>
+            <w:noProof/>
+            <w:webHidden/>
+          </w:rPr>
+          <w:t>24</w:t>
+        </w:r>
+        <w:r>
+          <w:rPr>
+            <w:noProof/>
+            <w:webHidden/>
+          </w:rPr>
+          <w:fldChar w:fldCharType="end"/>
+        </w:r>
+      </w:hyperlink>
+    </w:p>
+    <w:p>
+      <w:pPr>
+        <w:pStyle w:val="TOC1"/>
+      </w:pPr>
+      <w:hyperlink w:anchor="_Toc300000036" w:history="1">
+        <w:r>
+          <w:rPr>
+            <w:noProof/>
+          </w:rPr>
           <w:t>13.</w:t>
         </w:r>
         <w:r>
@@ -2913,7 +3047,7 @@
             <w:noProof/>
             <w:webHidden/>
           </w:rPr>
-          <w:instrText xml:space="preserve"> PAGEREF _Toc300000034 \h </w:instrText>
+          <w:instrText xml:space="preserve"> PAGEREF _Toc300000036 \h </w:instrText>
         </w:r>
         <w:r>
           <w:rPr>
@@ -2927,7 +3061,7 @@
             <w:noProof/>
             <w:webHidden/>
           </w:rPr>
-          <w:t>24</w:t>
+          <w:t>26</w:t>
         </w:r>
         <w:r>
           <w:rPr>
@@ -3253,7 +3387,7 @@
                 <w:sz w:val="16"/>
                 <w:szCs w:val="16"/>
               </w:rPr>
-              <w:t xml:space="preserve">07/10/2026</w:t>
+              <w:t xml:space="preserve">08/10/2026</w:t>
             </w:r>
           </w:p>
         </w:tc>
@@ -3499,8 +3633,8 @@
         <w:tblLook w:val="04A0" w:firstRow="1" w:lastRow="0" w:firstColumn="0" w:lastColumn="0" w:noHBand="0" w:noVBand="1"/>
       </w:tblPr>
       <w:tblGrid>
-        <w:gridCol w:w="1561"/>
-        <w:gridCol w:w="7466"/>
+        <w:gridCol w:w="1565"/>
+        <w:gridCol w:w="7462"/>
       </w:tblGrid>
       <w:tr>
         <w:trPr>
@@ -3510,7 +3644,7 @@
         </w:trPr>
         <w:tc>
           <w:tcPr>
-            <w:tcW w:w="1561" w:type="dxa"/>
+            <w:tcW w:w="1565" w:type="dxa"/>
             <w:shd w:val="clear" w:color="auto" w:fill="0F4761"/>
             <w:vAlign w:val="center"/>
           </w:tcPr>
@@ -3541,7 +3675,7 @@
         </w:tc>
         <w:tc>
           <w:tcPr>
-            <w:tcW w:w="7466" w:type="dxa"/>
+            <w:tcW w:w="7462" w:type="dxa"/>
             <w:shd w:val="clear" w:color="auto" w:fill="0F4761"/>
             <w:vAlign w:val="center"/>
           </w:tcPr>
@@ -3578,7 +3712,7 @@
         </w:trPr>
         <w:tc>
           <w:tcPr>
-            <w:tcW w:w="1561" w:type="dxa"/>
+            <w:tcW w:w="1565" w:type="dxa"/>
             <w:vAlign w:val="top"/>
           </w:tcPr>
           <w:p>
@@ -3598,13 +3732,13 @@
                 <w:sz w:val="16"/>
                 <w:szCs w:val="16"/>
               </w:rPr>
-              <w:t xml:space="preserve">AI</w:t>
-            </w:r>
-          </w:p>
-        </w:tc>
-        <w:tc>
-          <w:tcPr>
-            <w:tcW w:w="7466" w:type="dxa"/>
+              <w:t xml:space="preserve">ADR</w:t>
+            </w:r>
+          </w:p>
+        </w:tc>
+        <w:tc>
+          <w:tcPr>
+            <w:tcW w:w="7462" w:type="dxa"/>
             <w:vAlign w:val="top"/>
           </w:tcPr>
           <w:p>
@@ -3624,7 +3758,7 @@
                 <w:sz w:val="16"/>
                 <w:szCs w:val="16"/>
               </w:rPr>
-              <w:t xml:space="preserve">Artificial intelligence</w:t>
+              <w:t xml:space="preserve">Architecture decision record</w:t>
             </w:r>
           </w:p>
         </w:tc>
@@ -3636,7 +3770,7 @@
         </w:trPr>
         <w:tc>
           <w:tcPr>
-            <w:tcW w:w="1561" w:type="dxa"/>
+            <w:tcW w:w="1565" w:type="dxa"/>
             <w:vAlign w:val="top"/>
           </w:tcPr>
           <w:p>
@@ -3656,13 +3790,13 @@
                 <w:sz w:val="16"/>
                 <w:szCs w:val="16"/>
               </w:rPr>
-              <w:t xml:space="preserve">API</w:t>
-            </w:r>
-          </w:p>
-        </w:tc>
-        <w:tc>
-          <w:tcPr>
-            <w:tcW w:w="7466" w:type="dxa"/>
+              <w:t xml:space="preserve">AES</w:t>
+            </w:r>
+          </w:p>
+        </w:tc>
+        <w:tc>
+          <w:tcPr>
+            <w:tcW w:w="7462" w:type="dxa"/>
             <w:vAlign w:val="top"/>
           </w:tcPr>
           <w:p>
@@ -3682,7 +3816,7 @@
                 <w:sz w:val="16"/>
                 <w:szCs w:val="16"/>
               </w:rPr>
-              <w:t xml:space="preserve">Application programming interface</w:t>
+              <w:t xml:space="preserve">Advanced Encryption Standard</w:t>
             </w:r>
           </w:p>
         </w:tc>
@@ -3694,7 +3828,7 @@
         </w:trPr>
         <w:tc>
           <w:tcPr>
-            <w:tcW w:w="1561" w:type="dxa"/>
+            <w:tcW w:w="1565" w:type="dxa"/>
             <w:vAlign w:val="top"/>
           </w:tcPr>
           <w:p>
@@ -3714,13 +3848,13 @@
                 <w:sz w:val="16"/>
                 <w:szCs w:val="16"/>
               </w:rPr>
-              <w:t xml:space="preserve">CDC</w:t>
-            </w:r>
-          </w:p>
-        </w:tc>
-        <w:tc>
-          <w:tcPr>
-            <w:tcW w:w="7466" w:type="dxa"/>
+              <w:t xml:space="preserve">AI</w:t>
+            </w:r>
+          </w:p>
+        </w:tc>
+        <w:tc>
+          <w:tcPr>
+            <w:tcW w:w="7462" w:type="dxa"/>
             <w:vAlign w:val="top"/>
           </w:tcPr>
           <w:p>
@@ -3740,7 +3874,7 @@
                 <w:sz w:val="16"/>
                 <w:szCs w:val="16"/>
               </w:rPr>
-              <w:t xml:space="preserve">Change data capture</w:t>
+              <w:t xml:space="preserve">Artificial intelligence</w:t>
             </w:r>
           </w:p>
         </w:tc>
@@ -3752,7 +3886,7 @@
         </w:trPr>
         <w:tc>
           <w:tcPr>
-            <w:tcW w:w="1561" w:type="dxa"/>
+            <w:tcW w:w="1565" w:type="dxa"/>
             <w:vAlign w:val="top"/>
           </w:tcPr>
           <w:p>
@@ -3772,13 +3906,13 @@
                 <w:sz w:val="16"/>
                 <w:szCs w:val="16"/>
               </w:rPr>
-              <w:t xml:space="preserve">CI/CD</w:t>
-            </w:r>
-          </w:p>
-        </w:tc>
-        <w:tc>
-          <w:tcPr>
-            <w:tcW w:w="7466" w:type="dxa"/>
+              <w:t xml:space="preserve">API</w:t>
+            </w:r>
+          </w:p>
+        </w:tc>
+        <w:tc>
+          <w:tcPr>
+            <w:tcW w:w="7462" w:type="dxa"/>
             <w:vAlign w:val="top"/>
           </w:tcPr>
           <w:p>
@@ -3798,7 +3932,7 @@
                 <w:sz w:val="16"/>
                 <w:szCs w:val="16"/>
               </w:rPr>
-              <w:t xml:space="preserve">Continuous integration and continuous delivery</w:t>
+              <w:t xml:space="preserve">Application programming interface</w:t>
             </w:r>
           </w:p>
         </w:tc>
@@ -3810,7 +3944,7 @@
         </w:trPr>
         <w:tc>
           <w:tcPr>
-            <w:tcW w:w="1561" w:type="dxa"/>
+            <w:tcW w:w="1565" w:type="dxa"/>
             <w:vAlign w:val="top"/>
           </w:tcPr>
           <w:p>
@@ -3830,13 +3964,13 @@
                 <w:sz w:val="16"/>
                 <w:szCs w:val="16"/>
               </w:rPr>
-              <w:t xml:space="preserve">CTI</w:t>
-            </w:r>
-          </w:p>
-        </w:tc>
-        <w:tc>
-          <w:tcPr>
-            <w:tcW w:w="7466" w:type="dxa"/>
+              <w:t xml:space="preserve">CDC</w:t>
+            </w:r>
+          </w:p>
+        </w:tc>
+        <w:tc>
+          <w:tcPr>
+            <w:tcW w:w="7462" w:type="dxa"/>
             <w:vAlign w:val="top"/>
           </w:tcPr>
           <w:p>
@@ -3856,7 +3990,7 @@
                 <w:sz w:val="16"/>
                 <w:szCs w:val="16"/>
               </w:rPr>
-              <w:t xml:space="preserve">Computer telephony integration</w:t>
+              <w:t xml:space="preserve">Change data capture</w:t>
             </w:r>
           </w:p>
         </w:tc>
@@ -3868,7 +4002,7 @@
         </w:trPr>
         <w:tc>
           <w:tcPr>
-            <w:tcW w:w="1561" w:type="dxa"/>
+            <w:tcW w:w="1565" w:type="dxa"/>
             <w:vAlign w:val="top"/>
           </w:tcPr>
           <w:p>
@@ -3888,13 +4022,13 @@
                 <w:sz w:val="16"/>
                 <w:szCs w:val="16"/>
               </w:rPr>
-              <w:t xml:space="preserve">DPO</w:t>
-            </w:r>
-          </w:p>
-        </w:tc>
-        <w:tc>
-          <w:tcPr>
-            <w:tcW w:w="7466" w:type="dxa"/>
+              <w:t xml:space="preserve">CI/CD</w:t>
+            </w:r>
+          </w:p>
+        </w:tc>
+        <w:tc>
+          <w:tcPr>
+            <w:tcW w:w="7462" w:type="dxa"/>
             <w:vAlign w:val="top"/>
           </w:tcPr>
           <w:p>
@@ -3914,7 +4048,7 @@
                 <w:sz w:val="16"/>
                 <w:szCs w:val="16"/>
               </w:rPr>
-              <w:t xml:space="preserve">Data protection officer</w:t>
+              <w:t xml:space="preserve">Continuous integration and continuous delivery</w:t>
             </w:r>
           </w:p>
         </w:tc>
@@ -3926,7 +4060,7 @@
         </w:trPr>
         <w:tc>
           <w:tcPr>
-            <w:tcW w:w="1561" w:type="dxa"/>
+            <w:tcW w:w="1565" w:type="dxa"/>
             <w:vAlign w:val="top"/>
           </w:tcPr>
           <w:p>
@@ -3946,13 +4080,13 @@
                 <w:sz w:val="16"/>
                 <w:szCs w:val="16"/>
               </w:rPr>
-              <w:t xml:space="preserve">HTML5</w:t>
-            </w:r>
-          </w:p>
-        </w:tc>
-        <w:tc>
-          <w:tcPr>
-            <w:tcW w:w="7466" w:type="dxa"/>
+              <w:t xml:space="preserve">CTI</w:t>
+            </w:r>
+          </w:p>
+        </w:tc>
+        <w:tc>
+          <w:tcPr>
+            <w:tcW w:w="7462" w:type="dxa"/>
             <w:vAlign w:val="top"/>
           </w:tcPr>
           <w:p>
@@ -3972,7 +4106,7 @@
                 <w:sz w:val="16"/>
                 <w:szCs w:val="16"/>
               </w:rPr>
-              <w:t xml:space="preserve">HyperText Markup Language, version 5</w:t>
+              <w:t xml:space="preserve">Computer telephony integration</w:t>
             </w:r>
           </w:p>
         </w:tc>
@@ -3984,7 +4118,7 @@
         </w:trPr>
         <w:tc>
           <w:tcPr>
-            <w:tcW w:w="1561" w:type="dxa"/>
+            <w:tcW w:w="1565" w:type="dxa"/>
             <w:vAlign w:val="top"/>
           </w:tcPr>
           <w:p>
@@ -4004,13 +4138,13 @@
                 <w:sz w:val="16"/>
                 <w:szCs w:val="16"/>
               </w:rPr>
-              <w:t xml:space="preserve">HTTP</w:t>
-            </w:r>
-          </w:p>
-        </w:tc>
-        <w:tc>
-          <w:tcPr>
-            <w:tcW w:w="7466" w:type="dxa"/>
+              <w:t xml:space="preserve">DPO</w:t>
+            </w:r>
+          </w:p>
+        </w:tc>
+        <w:tc>
+          <w:tcPr>
+            <w:tcW w:w="7462" w:type="dxa"/>
             <w:vAlign w:val="top"/>
           </w:tcPr>
           <w:p>
@@ -4030,7 +4164,7 @@
                 <w:sz w:val="16"/>
                 <w:szCs w:val="16"/>
               </w:rPr>
-              <w:t xml:space="preserve">Hypertext Transfer Protocol</w:t>
+              <w:t xml:space="preserve">Data protection officer</w:t>
             </w:r>
           </w:p>
         </w:tc>
@@ -4042,7 +4176,7 @@
         </w:trPr>
         <w:tc>
           <w:tcPr>
-            <w:tcW w:w="1561" w:type="dxa"/>
+            <w:tcW w:w="1565" w:type="dxa"/>
             <w:vAlign w:val="top"/>
           </w:tcPr>
           <w:p>
@@ -4062,13 +4196,13 @@
                 <w:sz w:val="16"/>
                 <w:szCs w:val="16"/>
               </w:rPr>
-              <w:t xml:space="preserve">IT</w:t>
-            </w:r>
-          </w:p>
-        </w:tc>
-        <w:tc>
-          <w:tcPr>
-            <w:tcW w:w="7466" w:type="dxa"/>
+              <w:t xml:space="preserve">GCM</w:t>
+            </w:r>
+          </w:p>
+        </w:tc>
+        <w:tc>
+          <w:tcPr>
+            <w:tcW w:w="7462" w:type="dxa"/>
             <w:vAlign w:val="top"/>
           </w:tcPr>
           <w:p>
@@ -4088,7 +4222,7 @@
                 <w:sz w:val="16"/>
                 <w:szCs w:val="16"/>
               </w:rPr>
-              <w:t xml:space="preserve">Information technology</w:t>
+              <w:t xml:space="preserve">Galois/Counter Mode</w:t>
             </w:r>
           </w:p>
         </w:tc>
@@ -4100,7 +4234,7 @@
         </w:trPr>
         <w:tc>
           <w:tcPr>
-            <w:tcW w:w="1561" w:type="dxa"/>
+            <w:tcW w:w="1565" w:type="dxa"/>
             <w:vAlign w:val="top"/>
           </w:tcPr>
           <w:p>
@@ -4120,13 +4254,13 @@
                 <w:sz w:val="16"/>
                 <w:szCs w:val="16"/>
               </w:rPr>
-              <w:t xml:space="preserve">JSON</w:t>
-            </w:r>
-          </w:p>
-        </w:tc>
-        <w:tc>
-          <w:tcPr>
-            <w:tcW w:w="7466" w:type="dxa"/>
+              <w:t xml:space="preserve">HTML5</w:t>
+            </w:r>
+          </w:p>
+        </w:tc>
+        <w:tc>
+          <w:tcPr>
+            <w:tcW w:w="7462" w:type="dxa"/>
             <w:vAlign w:val="top"/>
           </w:tcPr>
           <w:p>
@@ -4146,7 +4280,7 @@
                 <w:sz w:val="16"/>
                 <w:szCs w:val="16"/>
               </w:rPr>
-              <w:t xml:space="preserve">JavaScript Object Notation</w:t>
+              <w:t xml:space="preserve">HyperText Markup Language, version 5</w:t>
             </w:r>
           </w:p>
         </w:tc>
@@ -4158,7 +4292,7 @@
         </w:trPr>
         <w:tc>
           <w:tcPr>
-            <w:tcW w:w="1561" w:type="dxa"/>
+            <w:tcW w:w="1565" w:type="dxa"/>
             <w:vAlign w:val="top"/>
           </w:tcPr>
           <w:p>
@@ -4178,13 +4312,13 @@
                 <w:sz w:val="16"/>
                 <w:szCs w:val="16"/>
               </w:rPr>
-              <w:t xml:space="preserve">MFA</w:t>
-            </w:r>
-          </w:p>
-        </w:tc>
-        <w:tc>
-          <w:tcPr>
-            <w:tcW w:w="7466" w:type="dxa"/>
+              <w:t xml:space="preserve">HTTP</w:t>
+            </w:r>
+          </w:p>
+        </w:tc>
+        <w:tc>
+          <w:tcPr>
+            <w:tcW w:w="7462" w:type="dxa"/>
             <w:vAlign w:val="top"/>
           </w:tcPr>
           <w:p>
@@ -4204,7 +4338,7 @@
                 <w:sz w:val="16"/>
                 <w:szCs w:val="16"/>
               </w:rPr>
-              <w:t xml:space="preserve">Multi-factor authentication</w:t>
+              <w:t xml:space="preserve">Hypertext Transfer Protocol</w:t>
             </w:r>
           </w:p>
         </w:tc>
@@ -4216,7 +4350,7 @@
         </w:trPr>
         <w:tc>
           <w:tcPr>
-            <w:tcW w:w="1561" w:type="dxa"/>
+            <w:tcW w:w="1565" w:type="dxa"/>
             <w:vAlign w:val="top"/>
           </w:tcPr>
           <w:p>
@@ -4236,13 +4370,13 @@
                 <w:sz w:val="16"/>
                 <w:szCs w:val="16"/>
               </w:rPr>
-              <w:t xml:space="preserve">OIDC</w:t>
-            </w:r>
-          </w:p>
-        </w:tc>
-        <w:tc>
-          <w:tcPr>
-            <w:tcW w:w="7466" w:type="dxa"/>
+              <w:t xml:space="preserve">IT</w:t>
+            </w:r>
+          </w:p>
+        </w:tc>
+        <w:tc>
+          <w:tcPr>
+            <w:tcW w:w="7462" w:type="dxa"/>
             <w:vAlign w:val="top"/>
           </w:tcPr>
           <w:p>
@@ -4262,7 +4396,7 @@
                 <w:sz w:val="16"/>
                 <w:szCs w:val="16"/>
               </w:rPr>
-              <w:t xml:space="preserve">OpenID Connect</w:t>
+              <w:t xml:space="preserve">Information technology</w:t>
             </w:r>
           </w:p>
         </w:tc>
@@ -4274,7 +4408,7 @@
         </w:trPr>
         <w:tc>
           <w:tcPr>
-            <w:tcW w:w="1561" w:type="dxa"/>
+            <w:tcW w:w="1565" w:type="dxa"/>
             <w:vAlign w:val="top"/>
           </w:tcPr>
           <w:p>
@@ -4294,13 +4428,13 @@
                 <w:sz w:val="16"/>
                 <w:szCs w:val="16"/>
               </w:rPr>
-              <w:t xml:space="preserve">PII</w:t>
-            </w:r>
-          </w:p>
-        </w:tc>
-        <w:tc>
-          <w:tcPr>
-            <w:tcW w:w="7466" w:type="dxa"/>
+              <w:t xml:space="preserve">JSON</w:t>
+            </w:r>
+          </w:p>
+        </w:tc>
+        <w:tc>
+          <w:tcPr>
+            <w:tcW w:w="7462" w:type="dxa"/>
             <w:vAlign w:val="top"/>
           </w:tcPr>
           <w:p>
@@ -4320,7 +4454,7 @@
                 <w:sz w:val="16"/>
                 <w:szCs w:val="16"/>
               </w:rPr>
-              <w:t xml:space="preserve">Personally identifiable information</w:t>
+              <w:t xml:space="preserve">JavaScript Object Notation</w:t>
             </w:r>
           </w:p>
         </w:tc>
@@ -4332,7 +4466,7 @@
         </w:trPr>
         <w:tc>
           <w:tcPr>
-            <w:tcW w:w="1561" w:type="dxa"/>
+            <w:tcW w:w="1565" w:type="dxa"/>
             <w:vAlign w:val="top"/>
           </w:tcPr>
           <w:p>
@@ -4352,13 +4486,13 @@
                 <w:sz w:val="16"/>
                 <w:szCs w:val="16"/>
               </w:rPr>
-              <w:t xml:space="preserve">REST</w:t>
-            </w:r>
-          </w:p>
-        </w:tc>
-        <w:tc>
-          <w:tcPr>
-            <w:tcW w:w="7466" w:type="dxa"/>
+              <w:t xml:space="preserve">MFA</w:t>
+            </w:r>
+          </w:p>
+        </w:tc>
+        <w:tc>
+          <w:tcPr>
+            <w:tcW w:w="7462" w:type="dxa"/>
             <w:vAlign w:val="top"/>
           </w:tcPr>
           <w:p>
@@ -4378,7 +4512,7 @@
                 <w:sz w:val="16"/>
                 <w:szCs w:val="16"/>
               </w:rPr>
-              <w:t xml:space="preserve">Representational state transfer</w:t>
+              <w:t xml:space="preserve">Multi-factor authentication</w:t>
             </w:r>
           </w:p>
         </w:tc>
@@ -4390,7 +4524,7 @@
         </w:trPr>
         <w:tc>
           <w:tcPr>
-            <w:tcW w:w="1561" w:type="dxa"/>
+            <w:tcW w:w="1565" w:type="dxa"/>
             <w:vAlign w:val="top"/>
           </w:tcPr>
           <w:p>
@@ -4410,13 +4544,13 @@
                 <w:sz w:val="16"/>
                 <w:szCs w:val="16"/>
               </w:rPr>
-              <w:t xml:space="preserve">RPO</w:t>
-            </w:r>
-          </w:p>
-        </w:tc>
-        <w:tc>
-          <w:tcPr>
-            <w:tcW w:w="7466" w:type="dxa"/>
+              <w:t xml:space="preserve">MVP</w:t>
+            </w:r>
+          </w:p>
+        </w:tc>
+        <w:tc>
+          <w:tcPr>
+            <w:tcW w:w="7462" w:type="dxa"/>
             <w:vAlign w:val="top"/>
           </w:tcPr>
           <w:p>
@@ -4436,7 +4570,7 @@
                 <w:sz w:val="16"/>
                 <w:szCs w:val="16"/>
               </w:rPr>
-              <w:t xml:space="preserve">Recovery point objective</w:t>
+              <w:t xml:space="preserve">Minimum viable product</w:t>
             </w:r>
           </w:p>
         </w:tc>
@@ -4448,7 +4582,7 @@
         </w:trPr>
         <w:tc>
           <w:tcPr>
-            <w:tcW w:w="1561" w:type="dxa"/>
+            <w:tcW w:w="1565" w:type="dxa"/>
             <w:vAlign w:val="top"/>
           </w:tcPr>
           <w:p>
@@ -4468,13 +4602,13 @@
                 <w:sz w:val="16"/>
                 <w:szCs w:val="16"/>
               </w:rPr>
-              <w:t xml:space="preserve">RTO</w:t>
-            </w:r>
-          </w:p>
-        </w:tc>
-        <w:tc>
-          <w:tcPr>
-            <w:tcW w:w="7466" w:type="dxa"/>
+              <w:t xml:space="preserve">OIDC</w:t>
+            </w:r>
+          </w:p>
+        </w:tc>
+        <w:tc>
+          <w:tcPr>
+            <w:tcW w:w="7462" w:type="dxa"/>
             <w:vAlign w:val="top"/>
           </w:tcPr>
           <w:p>
@@ -4494,7 +4628,7 @@
                 <w:sz w:val="16"/>
                 <w:szCs w:val="16"/>
               </w:rPr>
-              <w:t xml:space="preserve">Recovery time objective</w:t>
+              <w:t xml:space="preserve">OpenID Connect</w:t>
             </w:r>
           </w:p>
         </w:tc>
@@ -4506,7 +4640,7 @@
         </w:trPr>
         <w:tc>
           <w:tcPr>
-            <w:tcW w:w="1561" w:type="dxa"/>
+            <w:tcW w:w="1565" w:type="dxa"/>
             <w:vAlign w:val="top"/>
           </w:tcPr>
           <w:p>
@@ -4526,13 +4660,13 @@
                 <w:sz w:val="16"/>
                 <w:szCs w:val="16"/>
               </w:rPr>
-              <w:t xml:space="preserve">SIT</w:t>
-            </w:r>
-          </w:p>
-        </w:tc>
-        <w:tc>
-          <w:tcPr>
-            <w:tcW w:w="7466" w:type="dxa"/>
+              <w:t xml:space="preserve">PII</w:t>
+            </w:r>
+          </w:p>
+        </w:tc>
+        <w:tc>
+          <w:tcPr>
+            <w:tcW w:w="7462" w:type="dxa"/>
             <w:vAlign w:val="top"/>
           </w:tcPr>
           <w:p>
@@ -4552,7 +4686,7 @@
                 <w:sz w:val="16"/>
                 <w:szCs w:val="16"/>
               </w:rPr>
-              <w:t xml:space="preserve">System integration testing</w:t>
+              <w:t xml:space="preserve">Personally identifiable information</w:t>
             </w:r>
           </w:p>
         </w:tc>
@@ -4564,7 +4698,7 @@
         </w:trPr>
         <w:tc>
           <w:tcPr>
-            <w:tcW w:w="1561" w:type="dxa"/>
+            <w:tcW w:w="1565" w:type="dxa"/>
             <w:vAlign w:val="top"/>
           </w:tcPr>
           <w:p>
@@ -4584,13 +4718,13 @@
                 <w:sz w:val="16"/>
                 <w:szCs w:val="16"/>
               </w:rPr>
-              <w:t xml:space="preserve">SMS</w:t>
-            </w:r>
-          </w:p>
-        </w:tc>
-        <w:tc>
-          <w:tcPr>
-            <w:tcW w:w="7466" w:type="dxa"/>
+              <w:t xml:space="preserve">REST</w:t>
+            </w:r>
+          </w:p>
+        </w:tc>
+        <w:tc>
+          <w:tcPr>
+            <w:tcW w:w="7462" w:type="dxa"/>
             <w:vAlign w:val="top"/>
           </w:tcPr>
           <w:p>
@@ -4610,7 +4744,7 @@
                 <w:sz w:val="16"/>
                 <w:szCs w:val="16"/>
               </w:rPr>
-              <w:t xml:space="preserve">Short message service</w:t>
+              <w:t xml:space="preserve">Representational state transfer</w:t>
             </w:r>
           </w:p>
         </w:tc>
@@ -4622,7 +4756,7 @@
         </w:trPr>
         <w:tc>
           <w:tcPr>
-            <w:tcW w:w="1561" w:type="dxa"/>
+            <w:tcW w:w="1565" w:type="dxa"/>
             <w:vAlign w:val="top"/>
           </w:tcPr>
           <w:p>
@@ -4642,13 +4776,13 @@
                 <w:sz w:val="16"/>
                 <w:szCs w:val="16"/>
               </w:rPr>
-              <w:t xml:space="preserve">SQL</w:t>
-            </w:r>
-          </w:p>
-        </w:tc>
-        <w:tc>
-          <w:tcPr>
-            <w:tcW w:w="7466" w:type="dxa"/>
+              <w:t xml:space="preserve">RPO</w:t>
+            </w:r>
+          </w:p>
+        </w:tc>
+        <w:tc>
+          <w:tcPr>
+            <w:tcW w:w="7462" w:type="dxa"/>
             <w:vAlign w:val="top"/>
           </w:tcPr>
           <w:p>
@@ -4668,7 +4802,7 @@
                 <w:sz w:val="16"/>
                 <w:szCs w:val="16"/>
               </w:rPr>
-              <w:t xml:space="preserve">Structured Query Language</w:t>
+              <w:t xml:space="preserve">Recovery point objective</w:t>
             </w:r>
           </w:p>
         </w:tc>
@@ -4680,7 +4814,7 @@
         </w:trPr>
         <w:tc>
           <w:tcPr>
-            <w:tcW w:w="1561" w:type="dxa"/>
+            <w:tcW w:w="1565" w:type="dxa"/>
             <w:vAlign w:val="top"/>
           </w:tcPr>
           <w:p>
@@ -4700,13 +4834,13 @@
                 <w:sz w:val="16"/>
                 <w:szCs w:val="16"/>
               </w:rPr>
-              <w:t xml:space="preserve">SSO</w:t>
-            </w:r>
-          </w:p>
-        </w:tc>
-        <w:tc>
-          <w:tcPr>
-            <w:tcW w:w="7466" w:type="dxa"/>
+              <w:t xml:space="preserve">RTO</w:t>
+            </w:r>
+          </w:p>
+        </w:tc>
+        <w:tc>
+          <w:tcPr>
+            <w:tcW w:w="7462" w:type="dxa"/>
             <w:vAlign w:val="top"/>
           </w:tcPr>
           <w:p>
@@ -4726,7 +4860,7 @@
                 <w:sz w:val="16"/>
                 <w:szCs w:val="16"/>
               </w:rPr>
-              <w:t xml:space="preserve">Single sign-on</w:t>
+              <w:t xml:space="preserve">Recovery time objective</w:t>
             </w:r>
           </w:p>
         </w:tc>
@@ -4738,7 +4872,7 @@
         </w:trPr>
         <w:tc>
           <w:tcPr>
-            <w:tcW w:w="1561" w:type="dxa"/>
+            <w:tcW w:w="1565" w:type="dxa"/>
             <w:vAlign w:val="top"/>
           </w:tcPr>
           <w:p>
@@ -4758,13 +4892,13 @@
                 <w:sz w:val="16"/>
                 <w:szCs w:val="16"/>
               </w:rPr>
-              <w:t xml:space="preserve">TLS</w:t>
-            </w:r>
-          </w:p>
-        </w:tc>
-        <w:tc>
-          <w:tcPr>
-            <w:tcW w:w="7466" w:type="dxa"/>
+              <w:t xml:space="preserve">SIT</w:t>
+            </w:r>
+          </w:p>
+        </w:tc>
+        <w:tc>
+          <w:tcPr>
+            <w:tcW w:w="7462" w:type="dxa"/>
             <w:vAlign w:val="top"/>
           </w:tcPr>
           <w:p>
@@ -4784,7 +4918,7 @@
                 <w:sz w:val="16"/>
                 <w:szCs w:val="16"/>
               </w:rPr>
-              <w:t xml:space="preserve">Transport Layer Security</w:t>
+              <w:t xml:space="preserve">System integration testing</w:t>
             </w:r>
           </w:p>
         </w:tc>
@@ -4796,7 +4930,7 @@
         </w:trPr>
         <w:tc>
           <w:tcPr>
-            <w:tcW w:w="1561" w:type="dxa"/>
+            <w:tcW w:w="1565" w:type="dxa"/>
             <w:vAlign w:val="top"/>
           </w:tcPr>
           <w:p>
@@ -4816,13 +4950,13 @@
                 <w:sz w:val="16"/>
                 <w:szCs w:val="16"/>
               </w:rPr>
-              <w:t xml:space="preserve">TNDS</w:t>
-            </w:r>
-          </w:p>
-        </w:tc>
-        <w:tc>
-          <w:tcPr>
-            <w:tcW w:w="7466" w:type="dxa"/>
+              <w:t xml:space="preserve">SMS</w:t>
+            </w:r>
+          </w:p>
+        </w:tc>
+        <w:tc>
+          <w:tcPr>
+            <w:tcW w:w="7462" w:type="dxa"/>
             <w:vAlign w:val="top"/>
           </w:tcPr>
           <w:p>
@@ -4842,7 +4976,7 @@
                 <w:sz w:val="16"/>
                 <w:szCs w:val="16"/>
               </w:rPr>
-              <w:t xml:space="preserve">Compulsory motor third-party liability insurance (Bảo hiểm TNDS bắt buộc)</w:t>
+              <w:t xml:space="preserve">Short message service</w:t>
             </w:r>
           </w:p>
         </w:tc>
@@ -4854,7 +4988,7 @@
         </w:trPr>
         <w:tc>
           <w:tcPr>
-            <w:tcW w:w="1561" w:type="dxa"/>
+            <w:tcW w:w="1565" w:type="dxa"/>
             <w:vAlign w:val="top"/>
           </w:tcPr>
           <w:p>
@@ -4874,13 +5008,13 @@
                 <w:sz w:val="16"/>
                 <w:szCs w:val="16"/>
               </w:rPr>
-              <w:t xml:space="preserve">TOTP</w:t>
-            </w:r>
-          </w:p>
-        </w:tc>
-        <w:tc>
-          <w:tcPr>
-            <w:tcW w:w="7466" w:type="dxa"/>
+              <w:t xml:space="preserve">SQL</w:t>
+            </w:r>
+          </w:p>
+        </w:tc>
+        <w:tc>
+          <w:tcPr>
+            <w:tcW w:w="7462" w:type="dxa"/>
             <w:vAlign w:val="top"/>
           </w:tcPr>
           <w:p>
@@ -4900,7 +5034,7 @@
                 <w:sz w:val="16"/>
                 <w:szCs w:val="16"/>
               </w:rPr>
-              <w:t xml:space="preserve">Time-based one-time password</w:t>
+              <w:t xml:space="preserve">Structured Query Language</w:t>
             </w:r>
           </w:p>
         </w:tc>
@@ -4912,7 +5046,7 @@
         </w:trPr>
         <w:tc>
           <w:tcPr>
-            <w:tcW w:w="1561" w:type="dxa"/>
+            <w:tcW w:w="1565" w:type="dxa"/>
             <w:vAlign w:val="top"/>
           </w:tcPr>
           <w:p>
@@ -4932,13 +5066,13 @@
                 <w:sz w:val="16"/>
                 <w:szCs w:val="16"/>
               </w:rPr>
-              <w:t xml:space="preserve">UAT</w:t>
-            </w:r>
-          </w:p>
-        </w:tc>
-        <w:tc>
-          <w:tcPr>
-            <w:tcW w:w="7466" w:type="dxa"/>
+              <w:t xml:space="preserve">SSO</w:t>
+            </w:r>
+          </w:p>
+        </w:tc>
+        <w:tc>
+          <w:tcPr>
+            <w:tcW w:w="7462" w:type="dxa"/>
             <w:vAlign w:val="top"/>
           </w:tcPr>
           <w:p>
@@ -4958,7 +5092,7 @@
                 <w:sz w:val="16"/>
                 <w:szCs w:val="16"/>
               </w:rPr>
-              <w:t xml:space="preserve">User acceptance testing</w:t>
+              <w:t xml:space="preserve">Single sign-on</w:t>
             </w:r>
           </w:p>
         </w:tc>
@@ -4970,7 +5104,7 @@
         </w:trPr>
         <w:tc>
           <w:tcPr>
-            <w:tcW w:w="1561" w:type="dxa"/>
+            <w:tcW w:w="1565" w:type="dxa"/>
             <w:vAlign w:val="top"/>
           </w:tcPr>
           <w:p>
@@ -4990,13 +5124,13 @@
                 <w:sz w:val="16"/>
                 <w:szCs w:val="16"/>
               </w:rPr>
-              <w:t xml:space="preserve">URL</w:t>
-            </w:r>
-          </w:p>
-        </w:tc>
-        <w:tc>
-          <w:tcPr>
-            <w:tcW w:w="7466" w:type="dxa"/>
+              <w:t xml:space="preserve">TLS</w:t>
+            </w:r>
+          </w:p>
+        </w:tc>
+        <w:tc>
+          <w:tcPr>
+            <w:tcW w:w="7462" w:type="dxa"/>
             <w:vAlign w:val="top"/>
           </w:tcPr>
           <w:p>
@@ -5016,7 +5150,7 @@
                 <w:sz w:val="16"/>
                 <w:szCs w:val="16"/>
               </w:rPr>
-              <w:t xml:space="preserve">Uniform resource locator</w:t>
+              <w:t xml:space="preserve">Transport Layer Security</w:t>
             </w:r>
           </w:p>
         </w:tc>
@@ -5028,7 +5162,7 @@
         </w:trPr>
         <w:tc>
           <w:tcPr>
-            <w:tcW w:w="1561" w:type="dxa"/>
+            <w:tcW w:w="1565" w:type="dxa"/>
             <w:vAlign w:val="top"/>
           </w:tcPr>
           <w:p>
@@ -5048,13 +5182,13 @@
                 <w:sz w:val="16"/>
                 <w:szCs w:val="16"/>
               </w:rPr>
-              <w:t xml:space="preserve">VAT</w:t>
-            </w:r>
-          </w:p>
-        </w:tc>
-        <w:tc>
-          <w:tcPr>
-            <w:tcW w:w="7466" w:type="dxa"/>
+              <w:t xml:space="preserve">TNDS</w:t>
+            </w:r>
+          </w:p>
+        </w:tc>
+        <w:tc>
+          <w:tcPr>
+            <w:tcW w:w="7462" w:type="dxa"/>
             <w:vAlign w:val="top"/>
           </w:tcPr>
           <w:p>
@@ -5074,7 +5208,7 @@
                 <w:sz w:val="16"/>
                 <w:szCs w:val="16"/>
               </w:rPr>
-              <w:t xml:space="preserve">Value added tax</w:t>
+              <w:t xml:space="preserve">Compulsory motor third-party liability insurance (Bảo hiểm TNDS bắt buộc)</w:t>
             </w:r>
           </w:p>
         </w:tc>
@@ -5086,7 +5220,7 @@
         </w:trPr>
         <w:tc>
           <w:tcPr>
-            <w:tcW w:w="1561" w:type="dxa"/>
+            <w:tcW w:w="1565" w:type="dxa"/>
             <w:vAlign w:val="top"/>
           </w:tcPr>
           <w:p>
@@ -5106,13 +5240,13 @@
                 <w:sz w:val="16"/>
                 <w:szCs w:val="16"/>
               </w:rPr>
-              <w:t xml:space="preserve">VETC</w:t>
-            </w:r>
-          </w:p>
-        </w:tc>
-        <w:tc>
-          <w:tcPr>
-            <w:tcW w:w="7466" w:type="dxa"/>
+              <w:t xml:space="preserve">TOTP</w:t>
+            </w:r>
+          </w:p>
+        </w:tc>
+        <w:tc>
+          <w:tcPr>
+            <w:tcW w:w="7462" w:type="dxa"/>
             <w:vAlign w:val="top"/>
           </w:tcPr>
           <w:p>
@@ -5132,7 +5266,7 @@
                 <w:sz w:val="16"/>
                 <w:szCs w:val="16"/>
               </w:rPr>
-              <w:t xml:space="preserve">Vietnam Electronic Toll Collection</w:t>
+              <w:t xml:space="preserve">Time-based one-time password</w:t>
             </w:r>
           </w:p>
         </w:tc>
@@ -5144,7 +5278,7 @@
         </w:trPr>
         <w:tc>
           <w:tcPr>
-            <w:tcW w:w="1561" w:type="dxa"/>
+            <w:tcW w:w="1565" w:type="dxa"/>
             <w:vAlign w:val="top"/>
           </w:tcPr>
           <w:p>
@@ -5164,13 +5298,245 @@
                 <w:sz w:val="16"/>
                 <w:szCs w:val="16"/>
               </w:rPr>
+              <w:t xml:space="preserve">UAT</w:t>
+            </w:r>
+          </w:p>
+        </w:tc>
+        <w:tc>
+          <w:tcPr>
+            <w:tcW w:w="7462" w:type="dxa"/>
+            <w:vAlign w:val="top"/>
+          </w:tcPr>
+          <w:p>
+            <w:pPr>
+              <w:spacing w:before="60"/>
+              <w:rPr>
+                <w:rFonts w:ascii="Segoe UI" w:eastAsia="Arial" w:hAnsi="Segoe UI" w:cs="Segoe UI"/>
+                <w:color w:val="101820"/>
+                <w:sz w:val="16"/>
+                <w:szCs w:val="16"/>
+              </w:rPr>
+            </w:pPr>
+            <w:r>
+              <w:rPr>
+                <w:rFonts w:ascii="Segoe UI" w:eastAsia="Arial" w:hAnsi="Segoe UI" w:cs="Segoe UI"/>
+                <w:color w:val="101820"/>
+                <w:sz w:val="16"/>
+                <w:szCs w:val="16"/>
+              </w:rPr>
+              <w:t xml:space="preserve">User acceptance testing</w:t>
+            </w:r>
+          </w:p>
+        </w:tc>
+      </w:tr>
+      <w:tr>
+        <w:trPr>
+          <w:cantSplit/>
+          <w:trHeight w:val="449"/>
+        </w:trPr>
+        <w:tc>
+          <w:tcPr>
+            <w:tcW w:w="1565" w:type="dxa"/>
+            <w:vAlign w:val="top"/>
+          </w:tcPr>
+          <w:p>
+            <w:pPr>
+              <w:spacing w:before="60"/>
+              <w:rPr>
+                <w:rFonts w:ascii="Segoe UI" w:eastAsia="Arial" w:hAnsi="Segoe UI" w:cs="Segoe UI"/>
+                <w:color w:val="101820"/>
+                <w:sz w:val="16"/>
+                <w:szCs w:val="16"/>
+              </w:rPr>
+            </w:pPr>
+            <w:r>
+              <w:rPr>
+                <w:rFonts w:ascii="Segoe UI" w:eastAsia="Arial" w:hAnsi="Segoe UI" w:cs="Segoe UI"/>
+                <w:color w:val="101820"/>
+                <w:sz w:val="16"/>
+                <w:szCs w:val="16"/>
+              </w:rPr>
+              <w:t xml:space="preserve">URL</w:t>
+            </w:r>
+          </w:p>
+        </w:tc>
+        <w:tc>
+          <w:tcPr>
+            <w:tcW w:w="7462" w:type="dxa"/>
+            <w:vAlign w:val="top"/>
+          </w:tcPr>
+          <w:p>
+            <w:pPr>
+              <w:spacing w:before="60"/>
+              <w:rPr>
+                <w:rFonts w:ascii="Segoe UI" w:eastAsia="Arial" w:hAnsi="Segoe UI" w:cs="Segoe UI"/>
+                <w:color w:val="101820"/>
+                <w:sz w:val="16"/>
+                <w:szCs w:val="16"/>
+              </w:rPr>
+            </w:pPr>
+            <w:r>
+              <w:rPr>
+                <w:rFonts w:ascii="Segoe UI" w:eastAsia="Arial" w:hAnsi="Segoe UI" w:cs="Segoe UI"/>
+                <w:color w:val="101820"/>
+                <w:sz w:val="16"/>
+                <w:szCs w:val="16"/>
+              </w:rPr>
+              <w:t xml:space="preserve">Uniform resource locator</w:t>
+            </w:r>
+          </w:p>
+        </w:tc>
+      </w:tr>
+      <w:tr>
+        <w:trPr>
+          <w:cantSplit/>
+          <w:trHeight w:val="449"/>
+        </w:trPr>
+        <w:tc>
+          <w:tcPr>
+            <w:tcW w:w="1565" w:type="dxa"/>
+            <w:vAlign w:val="top"/>
+          </w:tcPr>
+          <w:p>
+            <w:pPr>
+              <w:spacing w:before="60"/>
+              <w:rPr>
+                <w:rFonts w:ascii="Segoe UI" w:eastAsia="Arial" w:hAnsi="Segoe UI" w:cs="Segoe UI"/>
+                <w:color w:val="101820"/>
+                <w:sz w:val="16"/>
+                <w:szCs w:val="16"/>
+              </w:rPr>
+            </w:pPr>
+            <w:r>
+              <w:rPr>
+                <w:rFonts w:ascii="Segoe UI" w:eastAsia="Arial" w:hAnsi="Segoe UI" w:cs="Segoe UI"/>
+                <w:color w:val="101820"/>
+                <w:sz w:val="16"/>
+                <w:szCs w:val="16"/>
+              </w:rPr>
+              <w:t xml:space="preserve">VAT</w:t>
+            </w:r>
+          </w:p>
+        </w:tc>
+        <w:tc>
+          <w:tcPr>
+            <w:tcW w:w="7462" w:type="dxa"/>
+            <w:vAlign w:val="top"/>
+          </w:tcPr>
+          <w:p>
+            <w:pPr>
+              <w:spacing w:before="60"/>
+              <w:rPr>
+                <w:rFonts w:ascii="Segoe UI" w:eastAsia="Arial" w:hAnsi="Segoe UI" w:cs="Segoe UI"/>
+                <w:color w:val="101820"/>
+                <w:sz w:val="16"/>
+                <w:szCs w:val="16"/>
+              </w:rPr>
+            </w:pPr>
+            <w:r>
+              <w:rPr>
+                <w:rFonts w:ascii="Segoe UI" w:eastAsia="Arial" w:hAnsi="Segoe UI" w:cs="Segoe UI"/>
+                <w:color w:val="101820"/>
+                <w:sz w:val="16"/>
+                <w:szCs w:val="16"/>
+              </w:rPr>
+              <w:t xml:space="preserve">Value added tax</w:t>
+            </w:r>
+          </w:p>
+        </w:tc>
+      </w:tr>
+      <w:tr>
+        <w:trPr>
+          <w:cantSplit/>
+          <w:trHeight w:val="449"/>
+        </w:trPr>
+        <w:tc>
+          <w:tcPr>
+            <w:tcW w:w="1565" w:type="dxa"/>
+            <w:vAlign w:val="top"/>
+          </w:tcPr>
+          <w:p>
+            <w:pPr>
+              <w:spacing w:before="60"/>
+              <w:rPr>
+                <w:rFonts w:ascii="Segoe UI" w:eastAsia="Arial" w:hAnsi="Segoe UI" w:cs="Segoe UI"/>
+                <w:color w:val="101820"/>
+                <w:sz w:val="16"/>
+                <w:szCs w:val="16"/>
+              </w:rPr>
+            </w:pPr>
+            <w:r>
+              <w:rPr>
+                <w:rFonts w:ascii="Segoe UI" w:eastAsia="Arial" w:hAnsi="Segoe UI" w:cs="Segoe UI"/>
+                <w:color w:val="101820"/>
+                <w:sz w:val="16"/>
+                <w:szCs w:val="16"/>
+              </w:rPr>
+              <w:t xml:space="preserve">VETC</w:t>
+            </w:r>
+          </w:p>
+        </w:tc>
+        <w:tc>
+          <w:tcPr>
+            <w:tcW w:w="7462" w:type="dxa"/>
+            <w:vAlign w:val="top"/>
+          </w:tcPr>
+          <w:p>
+            <w:pPr>
+              <w:spacing w:before="60"/>
+              <w:rPr>
+                <w:rFonts w:ascii="Segoe UI" w:eastAsia="Arial" w:hAnsi="Segoe UI" w:cs="Segoe UI"/>
+                <w:color w:val="101820"/>
+                <w:sz w:val="16"/>
+                <w:szCs w:val="16"/>
+              </w:rPr>
+            </w:pPr>
+            <w:r>
+              <w:rPr>
+                <w:rFonts w:ascii="Segoe UI" w:eastAsia="Arial" w:hAnsi="Segoe UI" w:cs="Segoe UI"/>
+                <w:color w:val="101820"/>
+                <w:sz w:val="16"/>
+                <w:szCs w:val="16"/>
+              </w:rPr>
+              <w:t xml:space="preserve">Vietnam Electronic Toll Collection</w:t>
+            </w:r>
+          </w:p>
+        </w:tc>
+      </w:tr>
+      <w:tr>
+        <w:trPr>
+          <w:cantSplit/>
+          <w:trHeight w:val="449"/>
+        </w:trPr>
+        <w:tc>
+          <w:tcPr>
+            <w:tcW w:w="1565" w:type="dxa"/>
+            <w:vAlign w:val="top"/>
+          </w:tcPr>
+          <w:p>
+            <w:pPr>
+              <w:spacing w:before="60"/>
+              <w:rPr>
+                <w:rFonts w:ascii="Segoe UI" w:eastAsia="Arial" w:hAnsi="Segoe UI" w:cs="Segoe UI"/>
+                <w:color w:val="101820"/>
+                <w:sz w:val="16"/>
+                <w:szCs w:val="16"/>
+              </w:rPr>
+            </w:pPr>
+            <w:r>
+              <w:rPr>
+                <w:rFonts w:ascii="Segoe UI" w:eastAsia="Arial" w:hAnsi="Segoe UI" w:cs="Segoe UI"/>
+                <w:color w:val="101820"/>
+                <w:sz w:val="16"/>
+                <w:szCs w:val="16"/>
+              </w:rPr>
               <w:t xml:space="preserve">ZNS</w:t>
             </w:r>
           </w:p>
         </w:tc>
         <w:tc>
           <w:tcPr>
-            <w:tcW w:w="7466" w:type="dxa"/>
+            <w:tcW w:w="7462" w:type="dxa"/>
             <w:vAlign w:val="top"/>
           </w:tcPr>
           <w:p>
@@ -6328,14 +6694,14 @@
       <w:r>
         <w:drawing>
           <wp:inline>
-            <wp:extent cx="5727700" cy="4228084"/>
+            <wp:extent cx="5727700" cy="4859866"/>
             <wp:effectExtent b="0" l="0" r="0" t="0"/>
             <wp:docPr descr="System context: the people and systems the platform talks to" title="" id="5002" name="Picture"/>
             <a:graphic>
               <a:graphicData uri="http://schemas.openxmlformats.org/drawingml/2006/picture">
                 <pic:pic>
                   <pic:nvPicPr>
-                    <pic:cNvPr descr="/tmp/claude-0/-home-user-TASCO/19e5534d-12b5-5956-9b60-3e77efde0f49/scratchpad/gen/.cache/mermaid/49b657dc59591733.png" id="29" name="Picture"/>
+                    <pic:cNvPr descr="/home/user/TASCO/tools/docs-source/gen/.cache/mermaid/f0b0a09e75918a72.png" id="29" name="Picture"/>
                     <pic:cNvPicPr>
                       <a:picLocks noChangeArrowheads="1" noChangeAspect="1"/>
                     </pic:cNvPicPr>
@@ -6349,7 +6715,7 @@
                   <pic:spPr bwMode="auto">
                     <a:xfrm>
                       <a:off x="0" y="0"/>
-                      <a:ext cx="5727700" cy="4228084"/>
+                      <a:ext cx="5727700" cy="4859866"/>
                     </a:xfrm>
                     <a:prstGeom prst="rect">
                       <a:avLst/>
@@ -6399,8 +6765,8 @@
         <w:tblLook w:val="04A0" w:firstRow="1" w:lastRow="0" w:firstColumn="0" w:lastColumn="0" w:noHBand="0" w:noVBand="1"/>
       </w:tblPr>
       <w:tblGrid>
-        <w:gridCol w:w="1593"/>
-        <w:gridCol w:w="7434"/>
+        <w:gridCol w:w="1526"/>
+        <w:gridCol w:w="7501"/>
       </w:tblGrid>
       <w:tr>
         <w:trPr>
@@ -6409,7 +6775,7 @@
         </w:trPr>
         <w:tc>
           <w:tcPr>
-            <w:tcW w:w="1593" w:type="dxa"/>
+            <w:tcW w:w="1526" w:type="dxa"/>
             <w:shd w:val="clear" w:color="auto" w:fill="0F4761"/>
             <w:vAlign w:val="center"/>
           </w:tcPr>
@@ -6428,7 +6794,7 @@
         </w:tc>
         <w:tc>
           <w:tcPr>
-            <w:tcW w:w="7434" w:type="dxa"/>
+            <w:tcW w:w="7501" w:type="dxa"/>
             <w:shd w:val="clear" w:color="auto" w:fill="0F4761"/>
             <w:vAlign w:val="center"/>
           </w:tcPr>
@@ -6452,7 +6818,7 @@
         </w:trPr>
         <w:tc>
           <w:tcPr>
-            <w:tcW w:w="1593" w:type="dxa"/>
+            <w:tcW w:w="1526" w:type="dxa"/>
             <w:vAlign w:val="top"/>
           </w:tcPr>
           <w:p>
@@ -6467,16 +6833,16 @@
         </w:tc>
         <w:tc>
           <w:tcPr>
-            <w:tcW w:w="7434" w:type="dxa"/>
-            <w:vAlign w:val="top"/>
-          </w:tcPr>
-          <w:p>
-            <w:pPr>
-              <w:pStyle w:val="TableText"/>
-              <w:jc w:val="left"/>
-            </w:pPr>
-            <w:r>
-              <w:t xml:space="preserve">Uses the customer app inside the VETC app (web view) or from a Zalo message: checks cover, declares an expiry date, reviews and pays quotes from the VETC wallet, manages consent, reports a claim.</w:t>
+            <w:tcW w:w="7501" w:type="dxa"/>
+            <w:vAlign w:val="top"/>
+          </w:tcPr>
+          <w:p>
+            <w:pPr>
+              <w:pStyle w:val="TableText"/>
+              <w:jc w:val="left"/>
+            </w:pPr>
+            <w:r>
+              <w:t xml:space="preserve">Uses the customer app in one of four hosts: the VETC app (MVP), TASCO’s app and website (scale module S3) or a Zalo Mini App (S4). Checks cover, confirms the vehicle and expiry date, renews by the quick or the full path, pays, manages consent, downloads their data and reports a claim. Every sale records the host channel.</w:t>
             </w:r>
           </w:p>
         </w:tc>
@@ -6487,7 +6853,7 @@
         </w:trPr>
         <w:tc>
           <w:tcPr>
-            <w:tcW w:w="1593" w:type="dxa"/>
+            <w:tcW w:w="1526" w:type="dxa"/>
             <w:shd w:val="clear" w:color="auto" w:fill="F4F7FB"/>
             <w:vAlign w:val="top"/>
           </w:tcPr>
@@ -6503,7 +6869,7 @@
         </w:tc>
         <w:tc>
           <w:tcPr>
-            <w:tcW w:w="7434" w:type="dxa"/>
+            <w:tcW w:w="7501" w:type="dxa"/>
             <w:shd w:val="clear" w:color="auto" w:fill="F4F7FB"/>
             <w:vAlign w:val="top"/>
           </w:tcPr>
@@ -6524,7 +6890,7 @@
         </w:trPr>
         <w:tc>
           <w:tcPr>
-            <w:tcW w:w="1593" w:type="dxa"/>
+            <w:tcW w:w="1526" w:type="dxa"/>
             <w:vAlign w:val="top"/>
           </w:tcPr>
           <w:p>
@@ -6539,7 +6905,7 @@
         </w:tc>
         <w:tc>
           <w:tcPr>
-            <w:tcW w:w="7434" w:type="dxa"/>
+            <w:tcW w:w="7501" w:type="dxa"/>
             <w:vAlign w:val="top"/>
           </w:tcPr>
           <w:p>
@@ -6559,7 +6925,7 @@
         </w:trPr>
         <w:tc>
           <w:tcPr>
-            <w:tcW w:w="1593" w:type="dxa"/>
+            <w:tcW w:w="1526" w:type="dxa"/>
             <w:shd w:val="clear" w:color="auto" w:fill="F4F7FB"/>
             <w:vAlign w:val="top"/>
           </w:tcPr>
@@ -6575,7 +6941,7 @@
         </w:tc>
         <w:tc>
           <w:tcPr>
-            <w:tcW w:w="7434" w:type="dxa"/>
+            <w:tcW w:w="7501" w:type="dxa"/>
             <w:shd w:val="clear" w:color="auto" w:fill="F4F7FB"/>
             <w:vAlign w:val="top"/>
           </w:tcPr>
@@ -6596,7 +6962,7 @@
         </w:trPr>
         <w:tc>
           <w:tcPr>
-            <w:tcW w:w="1593" w:type="dxa"/>
+            <w:tcW w:w="1526" w:type="dxa"/>
             <w:vAlign w:val="top"/>
           </w:tcPr>
           <w:p>
@@ -6611,16 +6977,16 @@
         </w:tc>
         <w:tc>
           <w:tcPr>
-            <w:tcW w:w="7434" w:type="dxa"/>
-            <w:vAlign w:val="top"/>
-          </w:tcPr>
-          <w:p>
-            <w:pPr>
-              <w:pStyle w:val="TableText"/>
-              <w:jc w:val="left"/>
-            </w:pPr>
-            <w:r>
-              <w:t xml:space="preserve">Supplies account and vehicle data and tag events, hosts the customer app as a web view, delivers push notifications and debits the VETC wallet with the customer’s confirmation.</w:t>
+            <w:tcW w:w="7501" w:type="dxa"/>
+            <w:vAlign w:val="top"/>
+          </w:tcPr>
+          <w:p>
+            <w:pPr>
+              <w:pStyle w:val="TableText"/>
+              <w:jc w:val="left"/>
+            </w:pPr>
+            <w:r>
+              <w:t xml:space="preserve">Supplies account and vehicle data and tag events, hosts the customer app as a web view, delivers push notifications and debits the VETC wallet with the customer’s confirmation (VETC app and Zalo Mini App).</w:t>
             </w:r>
           </w:p>
         </w:tc>
@@ -6631,7 +6997,7 @@
         </w:trPr>
         <w:tc>
           <w:tcPr>
-            <w:tcW w:w="1593" w:type="dxa"/>
+            <w:tcW w:w="1526" w:type="dxa"/>
             <w:shd w:val="clear" w:color="auto" w:fill="F4F7FB"/>
             <w:vAlign w:val="top"/>
           </w:tcPr>
@@ -6641,13 +7007,13 @@
               <w:jc w:val="left"/>
             </w:pPr>
             <w:r>
-              <w:t xml:space="preserve">Zalo ZNS and SMS</w:t>
-            </w:r>
-          </w:p>
-        </w:tc>
-        <w:tc>
-          <w:tcPr>
-            <w:tcW w:w="7434" w:type="dxa"/>
+              <w:t xml:space="preserve">TASCO payment gateway</w:t>
+            </w:r>
+          </w:p>
+        </w:tc>
+        <w:tc>
+          <w:tcPr>
+            <w:tcW w:w="7501" w:type="dxa"/>
             <w:shd w:val="clear" w:color="auto" w:fill="F4F7FB"/>
             <w:vAlign w:val="top"/>
           </w:tcPr>
@@ -6657,7 +7023,7 @@
               <w:jc w:val="left"/>
             </w:pPr>
             <w:r>
-              <w:t xml:space="preserve">Deliver pre-approved service and marketing templates.</w:t>
+              <w:t xml:space="preserve">TASCO’s existing online payment gateway (the one behind e.baohiemtasco.vn), used when the customer app runs in TASCO’s app or website. A sandbox adapter today.</w:t>
             </w:r>
           </w:p>
         </w:tc>
@@ -6668,31 +7034,31 @@
         </w:trPr>
         <w:tc>
           <w:tcPr>
-            <w:tcW w:w="1593" w:type="dxa"/>
-            <w:vAlign w:val="top"/>
-          </w:tcPr>
-          <w:p>
-            <w:pPr>
-              <w:pStyle w:val="TableText"/>
-              <w:jc w:val="left"/>
-            </w:pPr>
-            <w:r>
-              <w:t xml:space="preserve">Voice AI vendor</w:t>
-            </w:r>
-          </w:p>
-        </w:tc>
-        <w:tc>
-          <w:tcPr>
-            <w:tcW w:w="7434" w:type="dxa"/>
-            <w:vAlign w:val="top"/>
-          </w:tcPr>
-          <w:p>
-            <w:pPr>
-              <w:pStyle w:val="TableText"/>
-              <w:jc w:val="left"/>
-            </w:pPr>
-            <w:r>
-              <w:t xml:space="preserve">Places automated calls, provides Vietnamese speech recognition and text to speech, and speaks only approved script lines.</w:t>
+            <w:tcW w:w="1526" w:type="dxa"/>
+            <w:vAlign w:val="top"/>
+          </w:tcPr>
+          <w:p>
+            <w:pPr>
+              <w:pStyle w:val="TableText"/>
+              <w:jc w:val="left"/>
+            </w:pPr>
+            <w:r>
+              <w:t xml:space="preserve">Zalo ZNS and SMS</w:t>
+            </w:r>
+          </w:p>
+        </w:tc>
+        <w:tc>
+          <w:tcPr>
+            <w:tcW w:w="7501" w:type="dxa"/>
+            <w:vAlign w:val="top"/>
+          </w:tcPr>
+          <w:p>
+            <w:pPr>
+              <w:pStyle w:val="TableText"/>
+              <w:jc w:val="left"/>
+            </w:pPr>
+            <w:r>
+              <w:t xml:space="preserve">Deliver pre-approved service and marketing templates.</w:t>
             </w:r>
           </w:p>
         </w:tc>
@@ -6703,7 +7069,7 @@
         </w:trPr>
         <w:tc>
           <w:tcPr>
-            <w:tcW w:w="1593" w:type="dxa"/>
+            <w:tcW w:w="1526" w:type="dxa"/>
             <w:shd w:val="clear" w:color="auto" w:fill="F4F7FB"/>
             <w:vAlign w:val="top"/>
           </w:tcPr>
@@ -6713,14 +7079,49 @@
               <w:jc w:val="left"/>
             </w:pPr>
             <w:r>
+              <w:t xml:space="preserve">Voice AI vendor</w:t>
+            </w:r>
+          </w:p>
+        </w:tc>
+        <w:tc>
+          <w:tcPr>
+            <w:tcW w:w="7501" w:type="dxa"/>
+            <w:shd w:val="clear" w:color="auto" w:fill="F4F7FB"/>
+            <w:vAlign w:val="top"/>
+          </w:tcPr>
+          <w:p>
+            <w:pPr>
+              <w:pStyle w:val="TableText"/>
+              <w:jc w:val="left"/>
+            </w:pPr>
+            <w:r>
+              <w:t xml:space="preserve">Places automated calls, provides Vietnamese speech recognition and text to speech, and speaks only approved script lines.</w:t>
+            </w:r>
+          </w:p>
+        </w:tc>
+      </w:tr>
+      <w:tr>
+        <w:trPr>
+          <w:cantSplit/>
+        </w:trPr>
+        <w:tc>
+          <w:tcPr>
+            <w:tcW w:w="1526" w:type="dxa"/>
+            <w:vAlign w:val="top"/>
+          </w:tcPr>
+          <w:p>
+            <w:pPr>
+              <w:pStyle w:val="TableText"/>
+              <w:jc w:val="left"/>
+            </w:pPr>
+            <w:r>
               <w:t xml:space="preserve">TASCO data warehouse</w:t>
             </w:r>
           </w:p>
         </w:tc>
         <w:tc>
           <w:tcPr>
-            <w:tcW w:w="7434" w:type="dxa"/>
-            <w:shd w:val="clear" w:color="auto" w:fill="F4F7FB"/>
+            <w:tcW w:w="7501" w:type="dxa"/>
             <w:vAlign w:val="top"/>
           </w:tcPr>
           <w:p>
@@ -6801,7 +7202,7 @@
               <a:graphicData uri="http://schemas.openxmlformats.org/drawingml/2006/picture">
                 <pic:pic>
                   <pic:nvPicPr>
-                    <pic:cNvPr descr="/tmp/claude-0/-home-user-TASCO/19e5534d-12b5-5956-9b60-3e77efde0f49/scratchpad/gen/.cache/mermaid/29ce0fde201da8c3.png" id="34" name="Picture"/>
+                    <pic:cNvPr descr="/home/user/TASCO/tools/docs-source/gen/.cache/mermaid/351481218dc6ecc1.png" id="34" name="Picture"/>
                     <pic:cNvPicPr>
                       <a:picLocks noChangeArrowheads="1" noChangeAspect="1"/>
                     </pic:cNvPicPr>
@@ -6875,9 +7276,9 @@
         <w:tblLook w:val="04A0" w:firstRow="1" w:lastRow="0" w:firstColumn="0" w:lastColumn="0" w:noHBand="0" w:noVBand="1"/>
       </w:tblPr>
       <w:tblGrid>
-        <w:gridCol w:w="1968"/>
-        <w:gridCol w:w="4931"/>
-        <w:gridCol w:w="2128"/>
+        <w:gridCol w:w="1875"/>
+        <w:gridCol w:w="4691"/>
+        <w:gridCol w:w="2461"/>
       </w:tblGrid>
       <w:tr>
         <w:trPr>
@@ -6886,7 +7287,7 @@
         </w:trPr>
         <w:tc>
           <w:tcPr>
-            <w:tcW w:w="1968" w:type="dxa"/>
+            <w:tcW w:w="1875" w:type="dxa"/>
             <w:shd w:val="clear" w:color="auto" w:fill="0F4761"/>
             <w:vAlign w:val="center"/>
           </w:tcPr>
@@ -6905,7 +7306,7 @@
         </w:tc>
         <w:tc>
           <w:tcPr>
-            <w:tcW w:w="4931" w:type="dxa"/>
+            <w:tcW w:w="4691" w:type="dxa"/>
             <w:shd w:val="clear" w:color="auto" w:fill="0F4761"/>
             <w:vAlign w:val="center"/>
           </w:tcPr>
@@ -6924,7 +7325,7 @@
         </w:tc>
         <w:tc>
           <w:tcPr>
-            <w:tcW w:w="2128" w:type="dxa"/>
+            <w:tcW w:w="2461" w:type="dxa"/>
             <w:shd w:val="clear" w:color="auto" w:fill="0F4761"/>
             <w:vAlign w:val="center"/>
           </w:tcPr>
@@ -6948,7 +7349,7 @@
         </w:trPr>
         <w:tc>
           <w:tcPr>
-            <w:tcW w:w="1968" w:type="dxa"/>
+            <w:tcW w:w="1875" w:type="dxa"/>
             <w:vAlign w:val="top"/>
           </w:tcPr>
           <w:p>
@@ -6963,7 +7364,7 @@
         </w:tc>
         <w:tc>
           <w:tcPr>
-            <w:tcW w:w="4931" w:type="dxa"/>
+            <w:tcW w:w="4691" w:type="dxa"/>
             <w:vAlign w:val="top"/>
           </w:tcPr>
           <w:p>
@@ -6978,7 +7379,7 @@
         </w:tc>
         <w:tc>
           <w:tcPr>
-            <w:tcW w:w="2128" w:type="dxa"/>
+            <w:tcW w:w="2461" w:type="dxa"/>
             <w:vAlign w:val="top"/>
           </w:tcPr>
           <w:p>
@@ -6998,7 +7399,7 @@
         </w:trPr>
         <w:tc>
           <w:tcPr>
-            <w:tcW w:w="1968" w:type="dxa"/>
+            <w:tcW w:w="1875" w:type="dxa"/>
             <w:shd w:val="clear" w:color="auto" w:fill="F4F7FB"/>
             <w:vAlign w:val="top"/>
           </w:tcPr>
@@ -7014,7 +7415,7 @@
         </w:tc>
         <w:tc>
           <w:tcPr>
-            <w:tcW w:w="4931" w:type="dxa"/>
+            <w:tcW w:w="4691" w:type="dxa"/>
             <w:shd w:val="clear" w:color="auto" w:fill="F4F7FB"/>
             <w:vAlign w:val="top"/>
           </w:tcPr>
@@ -7030,7 +7431,7 @@
         </w:tc>
         <w:tc>
           <w:tcPr>
-            <w:tcW w:w="2128" w:type="dxa"/>
+            <w:tcW w:w="2461" w:type="dxa"/>
             <w:shd w:val="clear" w:color="auto" w:fill="F4F7FB"/>
             <w:vAlign w:val="top"/>
           </w:tcPr>
@@ -7051,7 +7452,7 @@
         </w:trPr>
         <w:tc>
           <w:tcPr>
-            <w:tcW w:w="1968" w:type="dxa"/>
+            <w:tcW w:w="1875" w:type="dxa"/>
             <w:vAlign w:val="top"/>
           </w:tcPr>
           <w:p>
@@ -7066,7 +7467,7 @@
         </w:tc>
         <w:tc>
           <w:tcPr>
-            <w:tcW w:w="4931" w:type="dxa"/>
+            <w:tcW w:w="4691" w:type="dxa"/>
             <w:vAlign w:val="top"/>
           </w:tcPr>
           <w:p>
@@ -7081,7 +7482,7 @@
         </w:tc>
         <w:tc>
           <w:tcPr>
-            <w:tcW w:w="2128" w:type="dxa"/>
+            <w:tcW w:w="2461" w:type="dxa"/>
             <w:vAlign w:val="top"/>
           </w:tcPr>
           <w:p>
@@ -7101,7 +7502,7 @@
         </w:trPr>
         <w:tc>
           <w:tcPr>
-            <w:tcW w:w="1968" w:type="dxa"/>
+            <w:tcW w:w="1875" w:type="dxa"/>
             <w:shd w:val="clear" w:color="auto" w:fill="F4F7FB"/>
             <w:vAlign w:val="top"/>
           </w:tcPr>
@@ -7117,7 +7518,7 @@
         </w:tc>
         <w:tc>
           <w:tcPr>
-            <w:tcW w:w="4931" w:type="dxa"/>
+            <w:tcW w:w="4691" w:type="dxa"/>
             <w:shd w:val="clear" w:color="auto" w:fill="F4F7FB"/>
             <w:vAlign w:val="top"/>
           </w:tcPr>
@@ -7133,7 +7534,7 @@
         </w:tc>
         <w:tc>
           <w:tcPr>
-            <w:tcW w:w="2128" w:type="dxa"/>
+            <w:tcW w:w="2461" w:type="dxa"/>
             <w:shd w:val="clear" w:color="auto" w:fill="F4F7FB"/>
             <w:vAlign w:val="top"/>
           </w:tcPr>
@@ -7154,7 +7555,7 @@
         </w:trPr>
         <w:tc>
           <w:tcPr>
-            <w:tcW w:w="1968" w:type="dxa"/>
+            <w:tcW w:w="1875" w:type="dxa"/>
             <w:vAlign w:val="top"/>
           </w:tcPr>
           <w:p>
@@ -7169,22 +7570,22 @@
         </w:tc>
         <w:tc>
           <w:tcPr>
-            <w:tcW w:w="4931" w:type="dxa"/>
-            <w:vAlign w:val="top"/>
-          </w:tcPr>
-          <w:p>
-            <w:pPr>
-              <w:pStyle w:val="TableText"/>
-              <w:jc w:val="left"/>
-            </w:pPr>
-            <w:r>
-              <w:t xml:space="preserve">Quotes through TASCO core, sends quotes to the customer, takes payment only from the customer in the VETC app, issues policies and e-certificates</w:t>
-            </w:r>
-          </w:p>
-        </w:tc>
-        <w:tc>
-          <w:tcPr>
-            <w:tcW w:w="2128" w:type="dxa"/>
+            <w:tcW w:w="4691" w:type="dxa"/>
+            <w:vAlign w:val="top"/>
+          </w:tcPr>
+          <w:p>
+            <w:pPr>
+              <w:pStyle w:val="TableText"/>
+              <w:jc w:val="left"/>
+            </w:pPr>
+            <w:r>
+              <w:t xml:space="preserve">Quotes through TASCO core, sends quotes to the customer, takes payment only from the customer in the customer app (VETC wallet in VETC hosts, TASCO payment gateway in TASCO hosts), issues policies and e-certificates</w:t>
+            </w:r>
+          </w:p>
+        </w:tc>
+        <w:tc>
+          <w:tcPr>
+            <w:tcW w:w="2461" w:type="dxa"/>
             <w:vAlign w:val="top"/>
           </w:tcPr>
           <w:p>
@@ -7204,7 +7605,7 @@
         </w:trPr>
         <w:tc>
           <w:tcPr>
-            <w:tcW w:w="1968" w:type="dxa"/>
+            <w:tcW w:w="1875" w:type="dxa"/>
             <w:shd w:val="clear" w:color="auto" w:fill="F4F7FB"/>
             <w:vAlign w:val="top"/>
           </w:tcPr>
@@ -7214,13 +7615,13 @@
               <w:jc w:val="left"/>
             </w:pPr>
             <w:r>
-              <w:t xml:space="preserve">Partners and commission</w:t>
-            </w:r>
-          </w:p>
-        </w:tc>
-        <w:tc>
-          <w:tcPr>
-            <w:tcW w:w="4931" w:type="dxa"/>
+              <w:t xml:space="preserve">Quick renewal</w:t>
+            </w:r>
+          </w:p>
+        </w:tc>
+        <w:tc>
+          <w:tcPr>
+            <w:tcW w:w="4691" w:type="dxa"/>
             <w:shd w:val="clear" w:color="auto" w:fill="F4F7FB"/>
             <w:vAlign w:val="top"/>
           </w:tcPr>
@@ -7230,13 +7631,13 @@
               <w:jc w:val="left"/>
             </w:pPr>
             <w:r>
-              <w:t xml:space="preserve">Onboards partners, issues API keys with scopes, records partner sales and computes commission within statutory caps</w:t>
-            </w:r>
-          </w:p>
-        </w:tc>
-        <w:tc>
-          <w:tcPr>
-            <w:tcW w:w="2128" w:type="dxa"/>
+              <w:t xml:space="preserve">Decides on the server, case by case, whether a returning customer can renew in 3 steps instead of the full 6-step flow, from the quick-renewal settings in the service levels rule set</w:t>
+            </w:r>
+          </w:p>
+        </w:tc>
+        <w:tc>
+          <w:tcPr>
+            <w:tcW w:w="2461" w:type="dxa"/>
             <w:shd w:val="clear" w:color="auto" w:fill="F4F7FB"/>
             <w:vAlign w:val="top"/>
           </w:tcPr>
@@ -7246,7 +7647,7 @@
               <w:jc w:val="left"/>
             </w:pPr>
             <w:r>
-              <w:t xml:space="preserve">Partner service</w:t>
+              <w:t xml:space="preserve">Quick-renewal domain module, customer service</w:t>
             </w:r>
           </w:p>
         </w:tc>
@@ -7257,46 +7658,46 @@
         </w:trPr>
         <w:tc>
           <w:tcPr>
-            <w:tcW w:w="1968" w:type="dxa"/>
-            <w:vAlign w:val="top"/>
-          </w:tcPr>
-          <w:p>
-            <w:pPr>
-              <w:pStyle w:val="TableText"/>
-              <w:jc w:val="left"/>
-            </w:pPr>
-            <w:r>
-              <w:t xml:space="preserve">Claims intake</w:t>
-            </w:r>
-          </w:p>
-        </w:tc>
-        <w:tc>
-          <w:tcPr>
-            <w:tcW w:w="4931" w:type="dxa"/>
-            <w:vAlign w:val="top"/>
-          </w:tcPr>
-          <w:p>
-            <w:pPr>
-              <w:pStyle w:val="TableText"/>
-              <w:jc w:val="left"/>
-            </w:pPr>
-            <w:r>
-              <w:t xml:space="preserve">Captures first notice of loss from the customer app and acknowledges it within the service level</w:t>
-            </w:r>
-          </w:p>
-        </w:tc>
-        <w:tc>
-          <w:tcPr>
-            <w:tcW w:w="2128" w:type="dxa"/>
-            <w:vAlign w:val="top"/>
-          </w:tcPr>
-          <w:p>
-            <w:pPr>
-              <w:pStyle w:val="TableText"/>
-              <w:jc w:val="left"/>
-            </w:pPr>
-            <w:r>
-              <w:t xml:space="preserve">Claims service</w:t>
+            <w:tcW w:w="1875" w:type="dxa"/>
+            <w:vAlign w:val="top"/>
+          </w:tcPr>
+          <w:p>
+            <w:pPr>
+              <w:pStyle w:val="TableText"/>
+              <w:jc w:val="left"/>
+            </w:pPr>
+            <w:r>
+              <w:t xml:space="preserve">Partners and commission</w:t>
+            </w:r>
+          </w:p>
+        </w:tc>
+        <w:tc>
+          <w:tcPr>
+            <w:tcW w:w="4691" w:type="dxa"/>
+            <w:vAlign w:val="top"/>
+          </w:tcPr>
+          <w:p>
+            <w:pPr>
+              <w:pStyle w:val="TableText"/>
+              <w:jc w:val="left"/>
+            </w:pPr>
+            <w:r>
+              <w:t xml:space="preserve">Onboards partners, issues API keys with scopes, records partner sales and computes commission within statutory caps</w:t>
+            </w:r>
+          </w:p>
+        </w:tc>
+        <w:tc>
+          <w:tcPr>
+            <w:tcW w:w="2461" w:type="dxa"/>
+            <w:vAlign w:val="top"/>
+          </w:tcPr>
+          <w:p>
+            <w:pPr>
+              <w:pStyle w:val="TableText"/>
+              <w:jc w:val="left"/>
+            </w:pPr>
+            <w:r>
+              <w:t xml:space="preserve">Partner service</w:t>
             </w:r>
           </w:p>
         </w:tc>
@@ -7307,7 +7708,7 @@
         </w:trPr>
         <w:tc>
           <w:tcPr>
-            <w:tcW w:w="1968" w:type="dxa"/>
+            <w:tcW w:w="1875" w:type="dxa"/>
             <w:shd w:val="clear" w:color="auto" w:fill="F4F7FB"/>
             <w:vAlign w:val="top"/>
           </w:tcPr>
@@ -7317,13 +7718,13 @@
               <w:jc w:val="left"/>
             </w:pPr>
             <w:r>
-              <w:t xml:space="preserve">Identity, consent and privacy</w:t>
-            </w:r>
-          </w:p>
-        </w:tc>
-        <w:tc>
-          <w:tcPr>
-            <w:tcW w:w="4931" w:type="dxa"/>
+              <w:t xml:space="preserve">Claims intake</w:t>
+            </w:r>
+          </w:p>
+        </w:tc>
+        <w:tc>
+          <w:tcPr>
+            <w:tcW w:w="4691" w:type="dxa"/>
             <w:shd w:val="clear" w:color="auto" w:fill="F4F7FB"/>
             <w:vAlign w:val="top"/>
           </w:tcPr>
@@ -7333,13 +7734,13 @@
               <w:jc w:val="left"/>
             </w:pPr>
             <w:r>
-              <w:t xml:space="preserve">Staff sign-in with MFA, role and attribute-based access, consent centre, data subject export and erasure</w:t>
-            </w:r>
-          </w:p>
-        </w:tc>
-        <w:tc>
-          <w:tcPr>
-            <w:tcW w:w="2128" w:type="dxa"/>
+              <w:t xml:space="preserve">Captures first notice of loss from the customer app and acknowledges it within the service level</w:t>
+            </w:r>
+          </w:p>
+        </w:tc>
+        <w:tc>
+          <w:tcPr>
+            <w:tcW w:w="2461" w:type="dxa"/>
             <w:shd w:val="clear" w:color="auto" w:fill="F4F7FB"/>
             <w:vAlign w:val="top"/>
           </w:tcPr>
@@ -7349,7 +7750,7 @@
               <w:jc w:val="left"/>
             </w:pPr>
             <w:r>
-              <w:t xml:space="preserve">Identity service, access policy, customer service</w:t>
+              <w:t xml:space="preserve">Claims service</w:t>
             </w:r>
           </w:p>
         </w:tc>
@@ -7360,46 +7761,46 @@
         </w:trPr>
         <w:tc>
           <w:tcPr>
-            <w:tcW w:w="1968" w:type="dxa"/>
-            <w:vAlign w:val="top"/>
-          </w:tcPr>
-          <w:p>
-            <w:pPr>
-              <w:pStyle w:val="TableText"/>
-              <w:jc w:val="left"/>
-            </w:pPr>
-            <w:r>
-              <w:t xml:space="preserve">Rules governance</w:t>
-            </w:r>
-          </w:p>
-        </w:tc>
-        <w:tc>
-          <w:tcPr>
-            <w:tcW w:w="4931" w:type="dxa"/>
-            <w:vAlign w:val="top"/>
-          </w:tcPr>
-          <w:p>
-            <w:pPr>
-              <w:pStyle w:val="TableText"/>
-              <w:jc w:val="left"/>
-            </w:pPr>
-            <w:r>
-              <w:t xml:space="preserve">Versioned rule sets with validation, simulation, maker-checker approval and rollback</w:t>
-            </w:r>
-          </w:p>
-        </w:tc>
-        <w:tc>
-          <w:tcPr>
-            <w:tcW w:w="2128" w:type="dxa"/>
-            <w:vAlign w:val="top"/>
-          </w:tcPr>
-          <w:p>
-            <w:pPr>
-              <w:pStyle w:val="TableText"/>
-              <w:jc w:val="left"/>
-            </w:pPr>
-            <w:r>
-              <w:t xml:space="preserve">Rules service, rules engine</w:t>
+            <w:tcW w:w="1875" w:type="dxa"/>
+            <w:vAlign w:val="top"/>
+          </w:tcPr>
+          <w:p>
+            <w:pPr>
+              <w:pStyle w:val="TableText"/>
+              <w:jc w:val="left"/>
+            </w:pPr>
+            <w:r>
+              <w:t xml:space="preserve">Identity, consent and privacy</w:t>
+            </w:r>
+          </w:p>
+        </w:tc>
+        <w:tc>
+          <w:tcPr>
+            <w:tcW w:w="4691" w:type="dxa"/>
+            <w:vAlign w:val="top"/>
+          </w:tcPr>
+          <w:p>
+            <w:pPr>
+              <w:pStyle w:val="TableText"/>
+              <w:jc w:val="left"/>
+            </w:pPr>
+            <w:r>
+              <w:t xml:space="preserve">Staff sign-in with MFA, role and attribute-based access, consent centre, and a register of data-subject requests (access and erasure) with response deadlines, identity verification and audit</w:t>
+            </w:r>
+          </w:p>
+        </w:tc>
+        <w:tc>
+          <w:tcPr>
+            <w:tcW w:w="2461" w:type="dxa"/>
+            <w:vAlign w:val="top"/>
+          </w:tcPr>
+          <w:p>
+            <w:pPr>
+              <w:pStyle w:val="TableText"/>
+              <w:jc w:val="left"/>
+            </w:pPr>
+            <w:r>
+              <w:t xml:space="preserve">Identity service, access policy, customer service, data-subject request service</w:t>
             </w:r>
           </w:p>
         </w:tc>
@@ -7410,7 +7811,7 @@
         </w:trPr>
         <w:tc>
           <w:tcPr>
-            <w:tcW w:w="1968" w:type="dxa"/>
+            <w:tcW w:w="1875" w:type="dxa"/>
             <w:shd w:val="clear" w:color="auto" w:fill="F4F7FB"/>
             <w:vAlign w:val="top"/>
           </w:tcPr>
@@ -7420,14 +7821,65 @@
               <w:jc w:val="left"/>
             </w:pPr>
             <w:r>
+              <w:t xml:space="preserve">Rules governance</w:t>
+            </w:r>
+          </w:p>
+        </w:tc>
+        <w:tc>
+          <w:tcPr>
+            <w:tcW w:w="4691" w:type="dxa"/>
+            <w:shd w:val="clear" w:color="auto" w:fill="F4F7FB"/>
+            <w:vAlign w:val="top"/>
+          </w:tcPr>
+          <w:p>
+            <w:pPr>
+              <w:pStyle w:val="TableText"/>
+              <w:jc w:val="left"/>
+            </w:pPr>
+            <w:r>
+              <w:t xml:space="preserve">Versioned rule sets with validation, simulation, maker-checker approval and rollback</w:t>
+            </w:r>
+          </w:p>
+        </w:tc>
+        <w:tc>
+          <w:tcPr>
+            <w:tcW w:w="2461" w:type="dxa"/>
+            <w:shd w:val="clear" w:color="auto" w:fill="F4F7FB"/>
+            <w:vAlign w:val="top"/>
+          </w:tcPr>
+          <w:p>
+            <w:pPr>
+              <w:pStyle w:val="TableText"/>
+              <w:jc w:val="left"/>
+            </w:pPr>
+            <w:r>
+              <w:t xml:space="preserve">Rules service, rules engine</w:t>
+            </w:r>
+          </w:p>
+        </w:tc>
+      </w:tr>
+      <w:tr>
+        <w:trPr>
+          <w:cantSplit/>
+        </w:trPr>
+        <w:tc>
+          <w:tcPr>
+            <w:tcW w:w="1875" w:type="dxa"/>
+            <w:vAlign w:val="top"/>
+          </w:tcPr>
+          <w:p>
+            <w:pPr>
+              <w:pStyle w:val="TableText"/>
+              <w:jc w:val="left"/>
+            </w:pPr>
+            <w:r>
               <w:t xml:space="preserve">Insights and operations</w:t>
             </w:r>
           </w:p>
         </w:tc>
         <w:tc>
           <w:tcPr>
-            <w:tcW w:w="4931" w:type="dxa"/>
-            <w:shd w:val="clear" w:color="auto" w:fill="F4F7FB"/>
+            <w:tcW w:w="4691" w:type="dxa"/>
             <w:vAlign w:val="top"/>
           </w:tcPr>
           <w:p>
@@ -7442,8 +7894,7 @@
         </w:tc>
         <w:tc>
           <w:tcPr>
-            <w:tcW w:w="2128" w:type="dxa"/>
-            <w:shd w:val="clear" w:color="auto" w:fill="F4F7FB"/>
+            <w:tcW w:w="2461" w:type="dxa"/>
             <w:vAlign w:val="top"/>
           </w:tcPr>
           <w:p>
@@ -7524,7 +7975,7 @@
               <a:graphicData uri="http://schemas.openxmlformats.org/drawingml/2006/picture">
                 <pic:pic>
                   <pic:nvPicPr>
-                    <pic:cNvPr descr="/tmp/claude-0/-home-user-TASCO/19e5534d-12b5-5956-9b60-3e77efde0f49/scratchpad/gen/.cache/mermaid/63c4597f6a6191b2.png" id="40" name="Picture"/>
+                    <pic:cNvPr descr="/home/user/TASCO/tools/docs-source/gen/.cache/mermaid/63c4597f6a6191b2.png" id="40" name="Picture"/>
                     <pic:cNvPicPr>
                       <a:picLocks noChangeArrowheads="1" noChangeAspect="1"/>
                     </pic:cNvPicPr>
@@ -7649,8 +8100,8 @@
       </w:tblPr>
       <w:tblGrid>
         <w:gridCol w:w="1656"/>
-        <w:gridCol w:w="4076"/>
-        <w:gridCol w:w="3295"/>
+        <w:gridCol w:w="4137"/>
+        <w:gridCol w:w="3234"/>
       </w:tblGrid>
       <w:tr>
         <w:trPr>
@@ -7678,7 +8129,7 @@
         </w:tc>
         <w:tc>
           <w:tcPr>
-            <w:tcW w:w="4076" w:type="dxa"/>
+            <w:tcW w:w="4137" w:type="dxa"/>
             <w:shd w:val="clear" w:color="auto" w:fill="0F4761"/>
             <w:vAlign w:val="center"/>
           </w:tcPr>
@@ -7697,7 +8148,7 @@
         </w:tc>
         <w:tc>
           <w:tcPr>
-            <w:tcW w:w="3295" w:type="dxa"/>
+            <w:tcW w:w="3234" w:type="dxa"/>
             <w:shd w:val="clear" w:color="auto" w:fill="0F4761"/>
             <w:vAlign w:val="center"/>
           </w:tcPr>
@@ -7736,7 +8187,7 @@
         </w:tc>
         <w:tc>
           <w:tcPr>
-            <w:tcW w:w="4076" w:type="dxa"/>
+            <w:tcW w:w="4137" w:type="dxa"/>
             <w:vAlign w:val="top"/>
           </w:tcPr>
           <w:p>
@@ -7751,7 +8202,7 @@
         </w:tc>
         <w:tc>
           <w:tcPr>
-            <w:tcW w:w="3295" w:type="dxa"/>
+            <w:tcW w:w="3234" w:type="dxa"/>
             <w:vAlign w:val="top"/>
           </w:tcPr>
           <w:p>
@@ -7787,7 +8238,7 @@
         </w:tc>
         <w:tc>
           <w:tcPr>
-            <w:tcW w:w="4076" w:type="dxa"/>
+            <w:tcW w:w="4137" w:type="dxa"/>
             <w:shd w:val="clear" w:color="auto" w:fill="F4F7FB"/>
             <w:vAlign w:val="top"/>
           </w:tcPr>
@@ -7803,7 +8254,7 @@
         </w:tc>
         <w:tc>
           <w:tcPr>
-            <w:tcW w:w="3295" w:type="dxa"/>
+            <w:tcW w:w="3234" w:type="dxa"/>
             <w:shd w:val="clear" w:color="auto" w:fill="F4F7FB"/>
             <w:vAlign w:val="top"/>
           </w:tcPr>
@@ -7839,22 +8290,22 @@
         </w:tc>
         <w:tc>
           <w:tcPr>
-            <w:tcW w:w="4076" w:type="dxa"/>
-            <w:vAlign w:val="top"/>
-          </w:tcPr>
-          <w:p>
-            <w:pPr>
-              <w:pStyle w:val="TableText"/>
-              <w:jc w:val="left"/>
-            </w:pPr>
-            <w:r>
-              <w:t xml:space="preserve">Ingestion, leads, journeys, voice, sales, rating, catalogue, partners, claims, customers, identity, rules, insights, operations, audit</w:t>
-            </w:r>
-          </w:p>
-        </w:tc>
-        <w:tc>
-          <w:tcPr>
-            <w:tcW w:w="3295" w:type="dxa"/>
+            <w:tcW w:w="4137" w:type="dxa"/>
+            <w:vAlign w:val="top"/>
+          </w:tcPr>
+          <w:p>
+            <w:pPr>
+              <w:pStyle w:val="TableText"/>
+              <w:jc w:val="left"/>
+            </w:pPr>
+            <w:r>
+              <w:t xml:space="preserve">Ingestion, leads, journeys, voice, sales, rating, catalogue, partners, claims, customers, data-subject requests, identity, rules, insights, operations, audit</w:t>
+            </w:r>
+          </w:p>
+        </w:tc>
+        <w:tc>
+          <w:tcPr>
+            <w:tcW w:w="3234" w:type="dxa"/>
             <w:vAlign w:val="top"/>
           </w:tcPr>
           <w:p>
@@ -7890,7 +8341,7 @@
         </w:tc>
         <w:tc>
           <w:tcPr>
-            <w:tcW w:w="4076" w:type="dxa"/>
+            <w:tcW w:w="4137" w:type="dxa"/>
             <w:shd w:val="clear" w:color="auto" w:fill="F4F7FB"/>
             <w:vAlign w:val="top"/>
           </w:tcPr>
@@ -7900,13 +8351,13 @@
               <w:jc w:val="left"/>
             </w:pPr>
             <w:r>
-              <w:t xml:space="preserve">Plate and phone normalisation, golden record, scoring, rating fallback, contact policy, dialogue</w:t>
-            </w:r>
-          </w:p>
-        </w:tc>
-        <w:tc>
-          <w:tcPr>
-            <w:tcW w:w="3295" w:type="dxa"/>
+              <w:t xml:space="preserve">Plate and phone normalisation, golden record, scoring, rating fallback, contact policy, dialogue, quick-renewal eligibility</w:t>
+            </w:r>
+          </w:p>
+        </w:tc>
+        <w:tc>
+          <w:tcPr>
+            <w:tcW w:w="3234" w:type="dxa"/>
             <w:shd w:val="clear" w:color="auto" w:fill="F4F7FB"/>
             <w:vAlign w:val="top"/>
           </w:tcPr>
@@ -7942,7 +8393,7 @@
         </w:tc>
         <w:tc>
           <w:tcPr>
-            <w:tcW w:w="4076" w:type="dxa"/>
+            <w:tcW w:w="4137" w:type="dxa"/>
             <w:vAlign w:val="top"/>
           </w:tcPr>
           <w:p>
@@ -7957,7 +8408,7 @@
         </w:tc>
         <w:tc>
           <w:tcPr>
-            <w:tcW w:w="3295" w:type="dxa"/>
+            <w:tcW w:w="3234" w:type="dxa"/>
             <w:vAlign w:val="top"/>
           </w:tcPr>
           <w:p>
@@ -7993,7 +8444,7 @@
         </w:tc>
         <w:tc>
           <w:tcPr>
-            <w:tcW w:w="4076" w:type="dxa"/>
+            <w:tcW w:w="4137" w:type="dxa"/>
             <w:shd w:val="clear" w:color="auto" w:fill="F4F7FB"/>
             <w:vAlign w:val="top"/>
           </w:tcPr>
@@ -8009,7 +8460,7 @@
         </w:tc>
         <w:tc>
           <w:tcPr>
-            <w:tcW w:w="3295" w:type="dxa"/>
+            <w:tcW w:w="3234" w:type="dxa"/>
             <w:shd w:val="clear" w:color="auto" w:fill="F4F7FB"/>
             <w:vAlign w:val="top"/>
           </w:tcPr>
@@ -8045,7 +8496,7 @@
         </w:tc>
         <w:tc>
           <w:tcPr>
-            <w:tcW w:w="4076" w:type="dxa"/>
+            <w:tcW w:w="4137" w:type="dxa"/>
             <w:vAlign w:val="top"/>
           </w:tcPr>
           <w:p>
@@ -8069,7 +8520,7 @@
         </w:tc>
         <w:tc>
           <w:tcPr>
-            <w:tcW w:w="3295" w:type="dxa"/>
+            <w:tcW w:w="3234" w:type="dxa"/>
             <w:vAlign w:val="top"/>
           </w:tcPr>
           <w:p>
@@ -8105,7 +8556,7 @@
         </w:tc>
         <w:tc>
           <w:tcPr>
-            <w:tcW w:w="4076" w:type="dxa"/>
+            <w:tcW w:w="4137" w:type="dxa"/>
             <w:shd w:val="clear" w:color="auto" w:fill="F4F7FB"/>
             <w:vAlign w:val="top"/>
           </w:tcPr>
@@ -8121,7 +8572,7 @@
         </w:tc>
         <w:tc>
           <w:tcPr>
-            <w:tcW w:w="3295" w:type="dxa"/>
+            <w:tcW w:w="3234" w:type="dxa"/>
             <w:shd w:val="clear" w:color="auto" w:fill="F4F7FB"/>
             <w:vAlign w:val="top"/>
           </w:tcPr>
@@ -8157,7 +8608,7 @@
         </w:tc>
         <w:tc>
           <w:tcPr>
-            <w:tcW w:w="4076" w:type="dxa"/>
+            <w:tcW w:w="4137" w:type="dxa"/>
             <w:vAlign w:val="top"/>
           </w:tcPr>
           <w:p>
@@ -8172,7 +8623,7 @@
         </w:tc>
         <w:tc>
           <w:tcPr>
-            <w:tcW w:w="3295" w:type="dxa"/>
+            <w:tcW w:w="3234" w:type="dxa"/>
             <w:vAlign w:val="top"/>
           </w:tcPr>
           <w:p>
@@ -8193,7 +8644,7 @@
         <w:spacing w:before="160"/>
       </w:pPr>
       <w:r>
-        <w:t xml:space="preserve">The API exposes 81 operations at the time of writing: 6 public, 61 staff, 10 customer and 4 partner. Every non-public operation declares its audience and permission in the route table, and the OpenAPI document is generated from the same table (ADR-010).</w:t>
+        <w:t xml:space="preserve">The API has 103 routes: 6 public, 82 staff, 11 customer and 4 partner, published as 92 paths in the OpenAPI document. Every non-public route declares its audience and permission in the route table, and the OpenAPI document is generated from the same table (ADR-010).</w:t>
       </w:r>
     </w:p>
     <w:p>
@@ -8238,10 +8689,10 @@
       </w:tblPr>
       <w:tblGrid>
         <w:gridCol w:w="2600"/>
-        <w:gridCol w:w="1652"/>
-        <w:gridCol w:w="1902"/>
-        <w:gridCol w:w="1652"/>
-        <w:gridCol w:w="1221"/>
+        <w:gridCol w:w="1802"/>
+        <w:gridCol w:w="1841"/>
+        <w:gridCol w:w="1607"/>
+        <w:gridCol w:w="1177"/>
       </w:tblGrid>
       <w:tr>
         <w:trPr>
@@ -8269,7 +8720,7 @@
         </w:tc>
         <w:tc>
           <w:tcPr>
-            <w:tcW w:w="1652" w:type="dxa"/>
+            <w:tcW w:w="1802" w:type="dxa"/>
             <w:shd w:val="clear" w:color="auto" w:fill="0F4761"/>
             <w:vAlign w:val="center"/>
           </w:tcPr>
@@ -8288,7 +8739,7 @@
         </w:tc>
         <w:tc>
           <w:tcPr>
-            <w:tcW w:w="1902" w:type="dxa"/>
+            <w:tcW w:w="1841" w:type="dxa"/>
             <w:shd w:val="clear" w:color="auto" w:fill="0F4761"/>
             <w:vAlign w:val="center"/>
           </w:tcPr>
@@ -8307,7 +8758,7 @@
         </w:tc>
         <w:tc>
           <w:tcPr>
-            <w:tcW w:w="1652" w:type="dxa"/>
+            <w:tcW w:w="1607" w:type="dxa"/>
             <w:shd w:val="clear" w:color="auto" w:fill="0F4761"/>
             <w:vAlign w:val="center"/>
           </w:tcPr>
@@ -8326,7 +8777,7 @@
         </w:tc>
         <w:tc>
           <w:tcPr>
-            <w:tcW w:w="1221" w:type="dxa"/>
+            <w:tcW w:w="1177" w:type="dxa"/>
             <w:shd w:val="clear" w:color="auto" w:fill="0F4761"/>
             <w:vAlign w:val="center"/>
           </w:tcPr>
@@ -8365,7 +8816,7 @@
         </w:tc>
         <w:tc>
           <w:tcPr>
-            <w:tcW w:w="1652" w:type="dxa"/>
+            <w:tcW w:w="1802" w:type="dxa"/>
             <w:vAlign w:val="top"/>
           </w:tcPr>
           <w:p>
@@ -8380,7 +8831,7 @@
         </w:tc>
         <w:tc>
           <w:tcPr>
-            <w:tcW w:w="1902" w:type="dxa"/>
+            <w:tcW w:w="1841" w:type="dxa"/>
             <w:vAlign w:val="top"/>
           </w:tcPr>
           <w:p>
@@ -8395,7 +8846,7 @@
         </w:tc>
         <w:tc>
           <w:tcPr>
-            <w:tcW w:w="1652" w:type="dxa"/>
+            <w:tcW w:w="1607" w:type="dxa"/>
             <w:vAlign w:val="top"/>
           </w:tcPr>
           <w:p>
@@ -8410,7 +8861,7 @@
         </w:tc>
         <w:tc>
           <w:tcPr>
-            <w:tcW w:w="1221" w:type="dxa"/>
+            <w:tcW w:w="1177" w:type="dxa"/>
             <w:vAlign w:val="top"/>
           </w:tcPr>
           <w:p>
@@ -8446,7 +8897,7 @@
         </w:tc>
         <w:tc>
           <w:tcPr>
-            <w:tcW w:w="1652" w:type="dxa"/>
+            <w:tcW w:w="1802" w:type="dxa"/>
             <w:shd w:val="clear" w:color="auto" w:fill="F4F7FB"/>
             <w:vAlign w:val="top"/>
           </w:tcPr>
@@ -8462,7 +8913,7 @@
         </w:tc>
         <w:tc>
           <w:tcPr>
-            <w:tcW w:w="1902" w:type="dxa"/>
+            <w:tcW w:w="1841" w:type="dxa"/>
             <w:shd w:val="clear" w:color="auto" w:fill="F4F7FB"/>
             <w:vAlign w:val="top"/>
           </w:tcPr>
@@ -8478,7 +8929,7 @@
         </w:tc>
         <w:tc>
           <w:tcPr>
-            <w:tcW w:w="1652" w:type="dxa"/>
+            <w:tcW w:w="1607" w:type="dxa"/>
             <w:shd w:val="clear" w:color="auto" w:fill="F4F7FB"/>
             <w:vAlign w:val="top"/>
           </w:tcPr>
@@ -8494,7 +8945,7 @@
         </w:tc>
         <w:tc>
           <w:tcPr>
-            <w:tcW w:w="1221" w:type="dxa"/>
+            <w:tcW w:w="1177" w:type="dxa"/>
             <w:shd w:val="clear" w:color="auto" w:fill="F4F7FB"/>
             <w:vAlign w:val="top"/>
           </w:tcPr>
@@ -8530,7 +8981,7 @@
         </w:tc>
         <w:tc>
           <w:tcPr>
-            <w:tcW w:w="1652" w:type="dxa"/>
+            <w:tcW w:w="1802" w:type="dxa"/>
             <w:vAlign w:val="top"/>
           </w:tcPr>
           <w:p>
@@ -8545,7 +8996,7 @@
         </w:tc>
         <w:tc>
           <w:tcPr>
-            <w:tcW w:w="1902" w:type="dxa"/>
+            <w:tcW w:w="1841" w:type="dxa"/>
             <w:vAlign w:val="top"/>
           </w:tcPr>
           <w:p>
@@ -8560,7 +9011,7 @@
         </w:tc>
         <w:tc>
           <w:tcPr>
-            <w:tcW w:w="1652" w:type="dxa"/>
+            <w:tcW w:w="1607" w:type="dxa"/>
             <w:vAlign w:val="top"/>
           </w:tcPr>
           <w:p>
@@ -8575,7 +9026,7 @@
         </w:tc>
         <w:tc>
           <w:tcPr>
-            <w:tcW w:w="1221" w:type="dxa"/>
+            <w:tcW w:w="1177" w:type="dxa"/>
             <w:vAlign w:val="top"/>
           </w:tcPr>
           <w:p>
@@ -8605,13 +9056,13 @@
               <w:jc w:val="left"/>
             </w:pPr>
             <w:r>
-              <w:t xml:space="preserve">PaymentGateway</w:t>
-            </w:r>
-          </w:p>
-        </w:tc>
-        <w:tc>
-          <w:tcPr>
-            <w:tcW w:w="1652" w:type="dxa"/>
+              <w:t xml:space="preserve">PaymentGateway (VETC)</w:t>
+            </w:r>
+          </w:p>
+        </w:tc>
+        <w:tc>
+          <w:tcPr>
+            <w:tcW w:w="1802" w:type="dxa"/>
             <w:shd w:val="clear" w:color="auto" w:fill="F4F7FB"/>
             <w:vAlign w:val="top"/>
           </w:tcPr>
@@ -8621,13 +9072,13 @@
               <w:jc w:val="left"/>
             </w:pPr>
             <w:r>
-              <w:t xml:space="preserve">Wallet debit and refund</w:t>
-            </w:r>
-          </w:p>
-        </w:tc>
-        <w:tc>
-          <w:tcPr>
-            <w:tcW w:w="1902" w:type="dxa"/>
+              <w:t xml:space="preserve">Wallet debit and refund in the VETC app and Zalo Mini App</w:t>
+            </w:r>
+          </w:p>
+        </w:tc>
+        <w:tc>
+          <w:tcPr>
+            <w:tcW w:w="1841" w:type="dxa"/>
             <w:shd w:val="clear" w:color="auto" w:fill="F4F7FB"/>
             <w:vAlign w:val="top"/>
           </w:tcPr>
@@ -8643,7 +9094,7 @@
         </w:tc>
         <w:tc>
           <w:tcPr>
-            <w:tcW w:w="1652" w:type="dxa"/>
+            <w:tcW w:w="1607" w:type="dxa"/>
             <w:shd w:val="clear" w:color="auto" w:fill="F4F7FB"/>
             <w:vAlign w:val="top"/>
           </w:tcPr>
@@ -8659,7 +9110,7 @@
         </w:tc>
         <w:tc>
           <w:tcPr>
-            <w:tcW w:w="1221" w:type="dxa"/>
+            <w:tcW w:w="1177" w:type="dxa"/>
             <w:shd w:val="clear" w:color="auto" w:fill="F4F7FB"/>
             <w:vAlign w:val="top"/>
           </w:tcPr>
@@ -8689,58 +9140,58 @@
               <w:jc w:val="left"/>
             </w:pPr>
             <w:r>
-              <w:t xml:space="preserve">NotificationChannel</w:t>
-            </w:r>
-          </w:p>
-        </w:tc>
-        <w:tc>
-          <w:tcPr>
-            <w:tcW w:w="1652" w:type="dxa"/>
-            <w:vAlign w:val="top"/>
-          </w:tcPr>
-          <w:p>
-            <w:pPr>
-              <w:pStyle w:val="TableText"/>
-              <w:jc w:val="left"/>
-            </w:pPr>
-            <w:r>
-              <w:t xml:space="preserve">Push, Zalo ZNS, SMS</w:t>
-            </w:r>
-          </w:p>
-        </w:tc>
-        <w:tc>
-          <w:tcPr>
-            <w:tcW w:w="1902" w:type="dxa"/>
-            <w:vAlign w:val="top"/>
-          </w:tcPr>
-          <w:p>
-            <w:pPr>
-              <w:pStyle w:val="TableText"/>
-              <w:jc w:val="left"/>
-            </w:pPr>
-            <w:r>
-              <w:t xml:space="preserve">Sandbox gateways</w:t>
-            </w:r>
-          </w:p>
-        </w:tc>
-        <w:tc>
-          <w:tcPr>
-            <w:tcW w:w="1652" w:type="dxa"/>
-            <w:vAlign w:val="top"/>
-          </w:tcPr>
-          <w:p>
-            <w:pPr>
-              <w:pStyle w:val="TableText"/>
-              <w:jc w:val="left"/>
-            </w:pPr>
-            <w:r>
-              <w:t xml:space="preserve">VETC push, Zalo, SMS provider</w:t>
-            </w:r>
-          </w:p>
-        </w:tc>
-        <w:tc>
-          <w:tcPr>
-            <w:tcW w:w="1221" w:type="dxa"/>
+              <w:t xml:space="preserve">PaymentGateway (TASCO)</w:t>
+            </w:r>
+          </w:p>
+        </w:tc>
+        <w:tc>
+          <w:tcPr>
+            <w:tcW w:w="1802" w:type="dxa"/>
+            <w:vAlign w:val="top"/>
+          </w:tcPr>
+          <w:p>
+            <w:pPr>
+              <w:pStyle w:val="TableText"/>
+              <w:jc w:val="left"/>
+            </w:pPr>
+            <w:r>
+              <w:t xml:space="preserve">Debit and refund in TASCO’s app and website</w:t>
+            </w:r>
+          </w:p>
+        </w:tc>
+        <w:tc>
+          <w:tcPr>
+            <w:tcW w:w="1841" w:type="dxa"/>
+            <w:vAlign w:val="top"/>
+          </w:tcPr>
+          <w:p>
+            <w:pPr>
+              <w:pStyle w:val="TableText"/>
+              <w:jc w:val="left"/>
+            </w:pPr>
+            <w:r>
+              <w:t xml:space="preserve">Sandbox TASCO payment gateway</w:t>
+            </w:r>
+          </w:p>
+        </w:tc>
+        <w:tc>
+          <w:tcPr>
+            <w:tcW w:w="1607" w:type="dxa"/>
+            <w:vAlign w:val="top"/>
+          </w:tcPr>
+          <w:p>
+            <w:pPr>
+              <w:pStyle w:val="TableText"/>
+              <w:jc w:val="left"/>
+            </w:pPr>
+            <w:r>
+              <w:t xml:space="preserve">TASCO online payment gateway</w:t>
+            </w:r>
+          </w:p>
+        </w:tc>
+        <w:tc>
+          <w:tcPr>
+            <w:tcW w:w="1177" w:type="dxa"/>
             <w:vAlign w:val="top"/>
           </w:tcPr>
           <w:p>
@@ -8770,13 +9221,13 @@
               <w:jc w:val="left"/>
             </w:pPr>
             <w:r>
-              <w:t xml:space="preserve">Telephony</w:t>
-            </w:r>
-          </w:p>
-        </w:tc>
-        <w:tc>
-          <w:tcPr>
-            <w:tcW w:w="1652" w:type="dxa"/>
+              <w:t xml:space="preserve">NotificationChannel</w:t>
+            </w:r>
+          </w:p>
+        </w:tc>
+        <w:tc>
+          <w:tcPr>
+            <w:tcW w:w="1802" w:type="dxa"/>
             <w:shd w:val="clear" w:color="auto" w:fill="F4F7FB"/>
             <w:vAlign w:val="top"/>
           </w:tcPr>
@@ -8786,13 +9237,13 @@
               <w:jc w:val="left"/>
             </w:pPr>
             <w:r>
-              <w:t xml:space="preserve">Automated calls</w:t>
-            </w:r>
-          </w:p>
-        </w:tc>
-        <w:tc>
-          <w:tcPr>
-            <w:tcW w:w="1902" w:type="dxa"/>
+              <w:t xml:space="preserve">Push, Zalo ZNS, SMS</w:t>
+            </w:r>
+          </w:p>
+        </w:tc>
+        <w:tc>
+          <w:tcPr>
+            <w:tcW w:w="1841" w:type="dxa"/>
             <w:shd w:val="clear" w:color="auto" w:fill="F4F7FB"/>
             <w:vAlign w:val="top"/>
           </w:tcPr>
@@ -8802,13 +9253,13 @@
               <w:jc w:val="left"/>
             </w:pPr>
             <w:r>
-              <w:t xml:space="preserve">Simulated caller</w:t>
-            </w:r>
-          </w:p>
-        </w:tc>
-        <w:tc>
-          <w:tcPr>
-            <w:tcW w:w="1652" w:type="dxa"/>
+              <w:t xml:space="preserve">Sandbox gateways</w:t>
+            </w:r>
+          </w:p>
+        </w:tc>
+        <w:tc>
+          <w:tcPr>
+            <w:tcW w:w="1607" w:type="dxa"/>
             <w:shd w:val="clear" w:color="auto" w:fill="F4F7FB"/>
             <w:vAlign w:val="top"/>
           </w:tcPr>
@@ -8818,13 +9269,13 @@
               <w:jc w:val="left"/>
             </w:pPr>
             <w:r>
-              <w:t xml:space="preserve">Voice AI vendor</w:t>
-            </w:r>
-          </w:p>
-        </w:tc>
-        <w:tc>
-          <w:tcPr>
-            <w:tcW w:w="1221" w:type="dxa"/>
+              <w:t xml:space="preserve">VETC push, Zalo, SMS provider</w:t>
+            </w:r>
+          </w:p>
+        </w:tc>
+        <w:tc>
+          <w:tcPr>
+            <w:tcW w:w="1177" w:type="dxa"/>
             <w:shd w:val="clear" w:color="auto" w:fill="F4F7FB"/>
             <w:vAlign w:val="top"/>
           </w:tcPr>
@@ -8854,67 +9305,67 @@
               <w:jc w:val="left"/>
             </w:pPr>
             <w:r>
-              <w:t xml:space="preserve">SourceFeed</w:t>
-            </w:r>
-          </w:p>
-        </w:tc>
-        <w:tc>
-          <w:tcPr>
-            <w:tcW w:w="1652" w:type="dxa"/>
-            <w:vAlign w:val="top"/>
-          </w:tcPr>
-          <w:p>
-            <w:pPr>
-              <w:pStyle w:val="TableText"/>
-              <w:jc w:val="left"/>
-            </w:pPr>
-            <w:r>
-              <w:t xml:space="preserve">VETC data</w:t>
-            </w:r>
-          </w:p>
-        </w:tc>
-        <w:tc>
-          <w:tcPr>
-            <w:tcW w:w="1902" w:type="dxa"/>
-            <w:vAlign w:val="top"/>
-          </w:tcPr>
-          <w:p>
-            <w:pPr>
-              <w:pStyle w:val="TableText"/>
-              <w:jc w:val="left"/>
-            </w:pPr>
-            <w:r>
-              <w:t xml:space="preserve">Synthetic source and ingest API</w:t>
-            </w:r>
-          </w:p>
-        </w:tc>
-        <w:tc>
-          <w:tcPr>
-            <w:tcW w:w="1652" w:type="dxa"/>
-            <w:vAlign w:val="top"/>
-          </w:tcPr>
-          <w:p>
-            <w:pPr>
-              <w:pStyle w:val="TableText"/>
-              <w:jc w:val="left"/>
-            </w:pPr>
-            <w:r>
-              <w:t xml:space="preserve">VETC files and CDC</w:t>
-            </w:r>
-          </w:p>
-        </w:tc>
-        <w:tc>
-          <w:tcPr>
-            <w:tcW w:w="1221" w:type="dxa"/>
-            <w:vAlign w:val="top"/>
-          </w:tcPr>
-          <w:p>
-            <w:pPr>
-              <w:pStyle w:val="TableText"/>
-              <w:jc w:val="left"/>
-            </w:pPr>
-            <w:r>
-              <w:t xml:space="preserve">API built</w:t>
+              <w:t xml:space="preserve">Telephony</w:t>
+            </w:r>
+          </w:p>
+        </w:tc>
+        <w:tc>
+          <w:tcPr>
+            <w:tcW w:w="1802" w:type="dxa"/>
+            <w:vAlign w:val="top"/>
+          </w:tcPr>
+          <w:p>
+            <w:pPr>
+              <w:pStyle w:val="TableText"/>
+              <w:jc w:val="left"/>
+            </w:pPr>
+            <w:r>
+              <w:t xml:space="preserve">Automated calls</w:t>
+            </w:r>
+          </w:p>
+        </w:tc>
+        <w:tc>
+          <w:tcPr>
+            <w:tcW w:w="1841" w:type="dxa"/>
+            <w:vAlign w:val="top"/>
+          </w:tcPr>
+          <w:p>
+            <w:pPr>
+              <w:pStyle w:val="TableText"/>
+              <w:jc w:val="left"/>
+            </w:pPr>
+            <w:r>
+              <w:t xml:space="preserve">Simulated caller</w:t>
+            </w:r>
+          </w:p>
+        </w:tc>
+        <w:tc>
+          <w:tcPr>
+            <w:tcW w:w="1607" w:type="dxa"/>
+            <w:vAlign w:val="top"/>
+          </w:tcPr>
+          <w:p>
+            <w:pPr>
+              <w:pStyle w:val="TableText"/>
+              <w:jc w:val="left"/>
+            </w:pPr>
+            <w:r>
+              <w:t xml:space="preserve">Voice AI vendor</w:t>
+            </w:r>
+          </w:p>
+        </w:tc>
+        <w:tc>
+          <w:tcPr>
+            <w:tcW w:w="1177" w:type="dxa"/>
+            <w:vAlign w:val="top"/>
+          </w:tcPr>
+          <w:p>
+            <w:pPr>
+              <w:pStyle w:val="TableText"/>
+              <w:jc w:val="left"/>
+            </w:pPr>
+            <w:r>
+              <w:t xml:space="preserve">Sandbox</w:t>
             </w:r>
           </w:p>
         </w:tc>
@@ -8935,13 +9386,13 @@
               <w:jc w:val="left"/>
             </w:pPr>
             <w:r>
-              <w:t xml:space="preserve">Store</w:t>
-            </w:r>
-          </w:p>
-        </w:tc>
-        <w:tc>
-          <w:tcPr>
-            <w:tcW w:w="1652" w:type="dxa"/>
+              <w:t xml:space="preserve">SourceFeed</w:t>
+            </w:r>
+          </w:p>
+        </w:tc>
+        <w:tc>
+          <w:tcPr>
+            <w:tcW w:w="1802" w:type="dxa"/>
             <w:shd w:val="clear" w:color="auto" w:fill="F4F7FB"/>
             <w:vAlign w:val="top"/>
           </w:tcPr>
@@ -8951,13 +9402,13 @@
               <w:jc w:val="left"/>
             </w:pPr>
             <w:r>
-              <w:t xml:space="preserve">Persistence</w:t>
-            </w:r>
-          </w:p>
-        </w:tc>
-        <w:tc>
-          <w:tcPr>
-            <w:tcW w:w="1902" w:type="dxa"/>
+              <w:t xml:space="preserve">VETC data</w:t>
+            </w:r>
+          </w:p>
+        </w:tc>
+        <w:tc>
+          <w:tcPr>
+            <w:tcW w:w="1841" w:type="dxa"/>
             <w:shd w:val="clear" w:color="auto" w:fill="F4F7FB"/>
             <w:vAlign w:val="top"/>
           </w:tcPr>
@@ -8967,13 +9418,13 @@
               <w:jc w:val="left"/>
             </w:pPr>
             <w:r>
-              <w:t xml:space="preserve">PostgreSQL (in-memory for development)</w:t>
-            </w:r>
-          </w:p>
-        </w:tc>
-        <w:tc>
-          <w:tcPr>
-            <w:tcW w:w="1652" w:type="dxa"/>
+              <w:t xml:space="preserve">Synthetic source and ingest API</w:t>
+            </w:r>
+          </w:p>
+        </w:tc>
+        <w:tc>
+          <w:tcPr>
+            <w:tcW w:w="1607" w:type="dxa"/>
             <w:shd w:val="clear" w:color="auto" w:fill="F4F7FB"/>
             <w:vAlign w:val="top"/>
           </w:tcPr>
@@ -8983,13 +9434,13 @@
               <w:jc w:val="left"/>
             </w:pPr>
             <w:r>
-              <w:t xml:space="preserve">Managed PostgreSQL</w:t>
-            </w:r>
-          </w:p>
-        </w:tc>
-        <w:tc>
-          <w:tcPr>
-            <w:tcW w:w="1221" w:type="dxa"/>
+              <w:t xml:space="preserve">VETC files and CDC</w:t>
+            </w:r>
+          </w:p>
+        </w:tc>
+        <w:tc>
+          <w:tcPr>
+            <w:tcW w:w="1177" w:type="dxa"/>
             <w:shd w:val="clear" w:color="auto" w:fill="F4F7FB"/>
             <w:vAlign w:val="top"/>
           </w:tcPr>
@@ -8999,7 +9450,7 @@
               <w:jc w:val="left"/>
             </w:pPr>
             <w:r>
-              <w:t xml:space="preserve">Built</w:t>
+              <w:t xml:space="preserve">API built</w:t>
             </w:r>
           </w:p>
         </w:tc>
@@ -9019,13 +9470,95 @@
               <w:jc w:val="left"/>
             </w:pPr>
             <w:r>
+              <w:t xml:space="preserve">Store</w:t>
+            </w:r>
+          </w:p>
+        </w:tc>
+        <w:tc>
+          <w:tcPr>
+            <w:tcW w:w="1802" w:type="dxa"/>
+            <w:vAlign w:val="top"/>
+          </w:tcPr>
+          <w:p>
+            <w:pPr>
+              <w:pStyle w:val="TableText"/>
+              <w:jc w:val="left"/>
+            </w:pPr>
+            <w:r>
+              <w:t xml:space="preserve">Persistence</w:t>
+            </w:r>
+          </w:p>
+        </w:tc>
+        <w:tc>
+          <w:tcPr>
+            <w:tcW w:w="1841" w:type="dxa"/>
+            <w:vAlign w:val="top"/>
+          </w:tcPr>
+          <w:p>
+            <w:pPr>
+              <w:pStyle w:val="TableText"/>
+              <w:jc w:val="left"/>
+            </w:pPr>
+            <w:r>
+              <w:t xml:space="preserve">PostgreSQL (in-memory for development)</w:t>
+            </w:r>
+          </w:p>
+        </w:tc>
+        <w:tc>
+          <w:tcPr>
+            <w:tcW w:w="1607" w:type="dxa"/>
+            <w:vAlign w:val="top"/>
+          </w:tcPr>
+          <w:p>
+            <w:pPr>
+              <w:pStyle w:val="TableText"/>
+              <w:jc w:val="left"/>
+            </w:pPr>
+            <w:r>
+              <w:t xml:space="preserve">Managed PostgreSQL</w:t>
+            </w:r>
+          </w:p>
+        </w:tc>
+        <w:tc>
+          <w:tcPr>
+            <w:tcW w:w="1177" w:type="dxa"/>
+            <w:vAlign w:val="top"/>
+          </w:tcPr>
+          <w:p>
+            <w:pPr>
+              <w:pStyle w:val="TableText"/>
+              <w:jc w:val="left"/>
+            </w:pPr>
+            <w:r>
+              <w:t xml:space="preserve">Built</w:t>
+            </w:r>
+          </w:p>
+        </w:tc>
+      </w:tr>
+      <w:tr>
+        <w:trPr>
+          <w:cantSplit/>
+        </w:trPr>
+        <w:tc>
+          <w:tcPr>
+            <w:tcW w:w="2600" w:type="dxa"/>
+            <w:shd w:val="clear" w:color="auto" w:fill="F4F7FB"/>
+            <w:vAlign w:val="top"/>
+          </w:tcPr>
+          <w:p>
+            <w:pPr>
+              <w:pStyle w:val="TableText"/>
+              <w:jc w:val="left"/>
+            </w:pPr>
+            <w:r>
               <w:t xml:space="preserve">EventBus</w:t>
             </w:r>
           </w:p>
         </w:tc>
         <w:tc>
           <w:tcPr>
-            <w:tcW w:w="1652" w:type="dxa"/>
+            <w:tcW w:w="1802" w:type="dxa"/>
+            <w:shd w:val="clear" w:color="auto" w:fill="F4F7FB"/>
             <w:vAlign w:val="top"/>
           </w:tcPr>
           <w:p>
@@ -9040,7 +9573,8 @@
         </w:tc>
         <w:tc>
           <w:tcPr>
-            <w:tcW w:w="1902" w:type="dxa"/>
+            <w:tcW w:w="1841" w:type="dxa"/>
+            <w:shd w:val="clear" w:color="auto" w:fill="F4F7FB"/>
             <w:vAlign w:val="top"/>
           </w:tcPr>
           <w:p>
@@ -9055,7 +9589,8 @@
         </w:tc>
         <w:tc>
           <w:tcPr>
-            <w:tcW w:w="1652" w:type="dxa"/>
+            <w:tcW w:w="1607" w:type="dxa"/>
+            <w:shd w:val="clear" w:color="auto" w:fill="F4F7FB"/>
             <w:vAlign w:val="top"/>
           </w:tcPr>
           <w:p>
@@ -9070,7 +9605,8 @@
         </w:tc>
         <w:tc>
           <w:tcPr>
-            <w:tcW w:w="1221" w:type="dxa"/>
+            <w:tcW w:w="1177" w:type="dxa"/>
+            <w:shd w:val="clear" w:color="auto" w:fill="F4F7FB"/>
             <w:vAlign w:val="top"/>
           </w:tcPr>
           <w:p>
@@ -9489,7 +10025,7 @@
               <a:graphicData uri="http://schemas.openxmlformats.org/drawingml/2006/picture">
                 <pic:pic>
                   <pic:nvPicPr>
-                    <pic:cNvPr descr="/tmp/claude-0/-home-user-TASCO/19e5534d-12b5-5956-9b60-3e77efde0f49/scratchpad/gen/.cache/mermaid/bb46e1e3045dd932.png" id="47" name="Picture"/>
+                    <pic:cNvPr descr="/home/user/TASCO/tools/docs-source/gen/.cache/mermaid/bb46e1e3045dd932.png" id="47" name="Picture"/>
                     <pic:cNvPicPr>
                       <a:picLocks noChangeArrowheads="1" noChangeAspect="1"/>
                     </pic:cNvPicPr>
@@ -10057,10 +10593,10 @@
         <w:tblLook w:val="04A0" w:firstRow="1" w:lastRow="0" w:firstColumn="0" w:lastColumn="0" w:noHBand="0" w:noVBand="1"/>
       </w:tblPr>
       <w:tblGrid>
-        <w:gridCol w:w="1971"/>
-        <w:gridCol w:w="3225"/>
-        <w:gridCol w:w="1986"/>
-        <w:gridCol w:w="1845"/>
+        <w:gridCol w:w="1846"/>
+        <w:gridCol w:w="3522"/>
+        <w:gridCol w:w="1911"/>
+        <w:gridCol w:w="1748"/>
       </w:tblGrid>
       <w:tr>
         <w:trPr>
@@ -10069,7 +10605,7 @@
         </w:trPr>
         <w:tc>
           <w:tcPr>
-            <w:tcW w:w="1971" w:type="dxa"/>
+            <w:tcW w:w="1846" w:type="dxa"/>
             <w:shd w:val="clear" w:color="auto" w:fill="0F4761"/>
             <w:vAlign w:val="center"/>
           </w:tcPr>
@@ -10088,7 +10624,7 @@
         </w:tc>
         <w:tc>
           <w:tcPr>
-            <w:tcW w:w="3225" w:type="dxa"/>
+            <w:tcW w:w="3522" w:type="dxa"/>
             <w:shd w:val="clear" w:color="auto" w:fill="0F4761"/>
             <w:vAlign w:val="center"/>
           </w:tcPr>
@@ -10107,7 +10643,7 @@
         </w:tc>
         <w:tc>
           <w:tcPr>
-            <w:tcW w:w="1986" w:type="dxa"/>
+            <w:tcW w:w="1911" w:type="dxa"/>
             <w:shd w:val="clear" w:color="auto" w:fill="0F4761"/>
             <w:vAlign w:val="center"/>
           </w:tcPr>
@@ -10126,7 +10662,7 @@
         </w:tc>
         <w:tc>
           <w:tcPr>
-            <w:tcW w:w="1845" w:type="dxa"/>
+            <w:tcW w:w="1748" w:type="dxa"/>
             <w:shd w:val="clear" w:color="auto" w:fill="0F4761"/>
             <w:vAlign w:val="center"/>
           </w:tcPr>
@@ -10150,7 +10686,7 @@
         </w:trPr>
         <w:tc>
           <w:tcPr>
-            <w:tcW w:w="1971" w:type="dxa"/>
+            <w:tcW w:w="1846" w:type="dxa"/>
             <w:vAlign w:val="top"/>
           </w:tcPr>
           <w:p>
@@ -10165,7 +10701,7 @@
         </w:tc>
         <w:tc>
           <w:tcPr>
-            <w:tcW w:w="3225" w:type="dxa"/>
+            <w:tcW w:w="3522" w:type="dxa"/>
             <w:vAlign w:val="top"/>
           </w:tcPr>
           <w:p>
@@ -10180,7 +10716,7 @@
         </w:tc>
         <w:tc>
           <w:tcPr>
-            <w:tcW w:w="1986" w:type="dxa"/>
+            <w:tcW w:w="1911" w:type="dxa"/>
             <w:vAlign w:val="top"/>
           </w:tcPr>
           <w:p>
@@ -10195,7 +10731,7 @@
         </w:tc>
         <w:tc>
           <w:tcPr>
-            <w:tcW w:w="1845" w:type="dxa"/>
+            <w:tcW w:w="1748" w:type="dxa"/>
             <w:vAlign w:val="top"/>
           </w:tcPr>
           <w:p>
@@ -10215,7 +10751,7 @@
         </w:trPr>
         <w:tc>
           <w:tcPr>
-            <w:tcW w:w="1971" w:type="dxa"/>
+            <w:tcW w:w="1846" w:type="dxa"/>
             <w:shd w:val="clear" w:color="auto" w:fill="F4F7FB"/>
             <w:vAlign w:val="top"/>
           </w:tcPr>
@@ -10231,7 +10767,7 @@
         </w:tc>
         <w:tc>
           <w:tcPr>
-            <w:tcW w:w="3225" w:type="dxa"/>
+            <w:tcW w:w="3522" w:type="dxa"/>
             <w:shd w:val="clear" w:color="auto" w:fill="F4F7FB"/>
             <w:vAlign w:val="top"/>
           </w:tcPr>
@@ -10247,7 +10783,7 @@
         </w:tc>
         <w:tc>
           <w:tcPr>
-            <w:tcW w:w="1986" w:type="dxa"/>
+            <w:tcW w:w="1911" w:type="dxa"/>
             <w:shd w:val="clear" w:color="auto" w:fill="F4F7FB"/>
             <w:vAlign w:val="top"/>
           </w:tcPr>
@@ -10263,7 +10799,7 @@
         </w:tc>
         <w:tc>
           <w:tcPr>
-            <w:tcW w:w="1845" w:type="dxa"/>
+            <w:tcW w:w="1748" w:type="dxa"/>
             <w:shd w:val="clear" w:color="auto" w:fill="F4F7FB"/>
             <w:vAlign w:val="top"/>
           </w:tcPr>
@@ -10284,7 +10820,7 @@
         </w:trPr>
         <w:tc>
           <w:tcPr>
-            <w:tcW w:w="1971" w:type="dxa"/>
+            <w:tcW w:w="1846" w:type="dxa"/>
             <w:vAlign w:val="top"/>
           </w:tcPr>
           <w:p>
@@ -10299,7 +10835,7 @@
         </w:tc>
         <w:tc>
           <w:tcPr>
-            <w:tcW w:w="3225" w:type="dxa"/>
+            <w:tcW w:w="3522" w:type="dxa"/>
             <w:vAlign w:val="top"/>
           </w:tcPr>
           <w:p>
@@ -10314,7 +10850,7 @@
         </w:tc>
         <w:tc>
           <w:tcPr>
-            <w:tcW w:w="1986" w:type="dxa"/>
+            <w:tcW w:w="1911" w:type="dxa"/>
             <w:vAlign w:val="top"/>
           </w:tcPr>
           <w:p>
@@ -10329,7 +10865,7 @@
         </w:tc>
         <w:tc>
           <w:tcPr>
-            <w:tcW w:w="1845" w:type="dxa"/>
+            <w:tcW w:w="1748" w:type="dxa"/>
             <w:vAlign w:val="top"/>
           </w:tcPr>
           <w:p>
@@ -10349,7 +10885,7 @@
         </w:trPr>
         <w:tc>
           <w:tcPr>
-            <w:tcW w:w="1971" w:type="dxa"/>
+            <w:tcW w:w="1846" w:type="dxa"/>
             <w:shd w:val="clear" w:color="auto" w:fill="F4F7FB"/>
             <w:vAlign w:val="top"/>
           </w:tcPr>
@@ -10365,7 +10901,7 @@
         </w:tc>
         <w:tc>
           <w:tcPr>
-            <w:tcW w:w="3225" w:type="dxa"/>
+            <w:tcW w:w="3522" w:type="dxa"/>
             <w:shd w:val="clear" w:color="auto" w:fill="F4F7FB"/>
             <w:vAlign w:val="top"/>
           </w:tcPr>
@@ -10381,7 +10917,7 @@
         </w:tc>
         <w:tc>
           <w:tcPr>
-            <w:tcW w:w="1986" w:type="dxa"/>
+            <w:tcW w:w="1911" w:type="dxa"/>
             <w:shd w:val="clear" w:color="auto" w:fill="F4F7FB"/>
             <w:vAlign w:val="top"/>
           </w:tcPr>
@@ -10397,7 +10933,7 @@
         </w:tc>
         <w:tc>
           <w:tcPr>
-            <w:tcW w:w="1845" w:type="dxa"/>
+            <w:tcW w:w="1748" w:type="dxa"/>
             <w:shd w:val="clear" w:color="auto" w:fill="F4F7FB"/>
             <w:vAlign w:val="top"/>
           </w:tcPr>
@@ -10418,7 +10954,7 @@
         </w:trPr>
         <w:tc>
           <w:tcPr>
-            <w:tcW w:w="1971" w:type="dxa"/>
+            <w:tcW w:w="1846" w:type="dxa"/>
             <w:vAlign w:val="top"/>
           </w:tcPr>
           <w:p>
@@ -10433,7 +10969,7 @@
         </w:tc>
         <w:tc>
           <w:tcPr>
-            <w:tcW w:w="3225" w:type="dxa"/>
+            <w:tcW w:w="3522" w:type="dxa"/>
             <w:vAlign w:val="top"/>
           </w:tcPr>
           <w:p>
@@ -10448,7 +10984,7 @@
         </w:tc>
         <w:tc>
           <w:tcPr>
-            <w:tcW w:w="1986" w:type="dxa"/>
+            <w:tcW w:w="1911" w:type="dxa"/>
             <w:vAlign w:val="top"/>
           </w:tcPr>
           <w:p>
@@ -10463,7 +10999,7 @@
         </w:tc>
         <w:tc>
           <w:tcPr>
-            <w:tcW w:w="1845" w:type="dxa"/>
+            <w:tcW w:w="1748" w:type="dxa"/>
             <w:vAlign w:val="top"/>
           </w:tcPr>
           <w:p>
@@ -10483,7 +11019,7 @@
         </w:trPr>
         <w:tc>
           <w:tcPr>
-            <w:tcW w:w="1971" w:type="dxa"/>
+            <w:tcW w:w="1846" w:type="dxa"/>
             <w:shd w:val="clear" w:color="auto" w:fill="F4F7FB"/>
             <w:vAlign w:val="top"/>
           </w:tcPr>
@@ -10499,7 +11035,7 @@
         </w:tc>
         <w:tc>
           <w:tcPr>
-            <w:tcW w:w="3225" w:type="dxa"/>
+            <w:tcW w:w="3522" w:type="dxa"/>
             <w:shd w:val="clear" w:color="auto" w:fill="F4F7FB"/>
             <w:vAlign w:val="top"/>
           </w:tcPr>
@@ -10515,7 +11051,7 @@
         </w:tc>
         <w:tc>
           <w:tcPr>
-            <w:tcW w:w="1986" w:type="dxa"/>
+            <w:tcW w:w="1911" w:type="dxa"/>
             <w:shd w:val="clear" w:color="auto" w:fill="F4F7FB"/>
             <w:vAlign w:val="top"/>
           </w:tcPr>
@@ -10531,7 +11067,7 @@
         </w:tc>
         <w:tc>
           <w:tcPr>
-            <w:tcW w:w="1845" w:type="dxa"/>
+            <w:tcW w:w="1748" w:type="dxa"/>
             <w:shd w:val="clear" w:color="auto" w:fill="F4F7FB"/>
             <w:vAlign w:val="top"/>
           </w:tcPr>
@@ -10552,7 +11088,7 @@
         </w:trPr>
         <w:tc>
           <w:tcPr>
-            <w:tcW w:w="1971" w:type="dxa"/>
+            <w:tcW w:w="1846" w:type="dxa"/>
             <w:vAlign w:val="top"/>
           </w:tcPr>
           <w:p>
@@ -10567,7 +11103,7 @@
         </w:tc>
         <w:tc>
           <w:tcPr>
-            <w:tcW w:w="3225" w:type="dxa"/>
+            <w:tcW w:w="3522" w:type="dxa"/>
             <w:vAlign w:val="top"/>
           </w:tcPr>
           <w:p>
@@ -10582,7 +11118,7 @@
         </w:tc>
         <w:tc>
           <w:tcPr>
-            <w:tcW w:w="1986" w:type="dxa"/>
+            <w:tcW w:w="1911" w:type="dxa"/>
             <w:vAlign w:val="top"/>
           </w:tcPr>
           <w:p>
@@ -10597,7 +11133,7 @@
         </w:tc>
         <w:tc>
           <w:tcPr>
-            <w:tcW w:w="1845" w:type="dxa"/>
+            <w:tcW w:w="1748" w:type="dxa"/>
             <w:vAlign w:val="top"/>
           </w:tcPr>
           <w:p>
@@ -10617,7 +11153,7 @@
         </w:trPr>
         <w:tc>
           <w:tcPr>
-            <w:tcW w:w="1971" w:type="dxa"/>
+            <w:tcW w:w="1846" w:type="dxa"/>
             <w:shd w:val="clear" w:color="auto" w:fill="F4F7FB"/>
             <w:vAlign w:val="top"/>
           </w:tcPr>
@@ -10633,7 +11169,7 @@
         </w:tc>
         <w:tc>
           <w:tcPr>
-            <w:tcW w:w="3225" w:type="dxa"/>
+            <w:tcW w:w="3522" w:type="dxa"/>
             <w:shd w:val="clear" w:color="auto" w:fill="F4F7FB"/>
             <w:vAlign w:val="top"/>
           </w:tcPr>
@@ -10649,7 +11185,7 @@
         </w:tc>
         <w:tc>
           <w:tcPr>
-            <w:tcW w:w="1986" w:type="dxa"/>
+            <w:tcW w:w="1911" w:type="dxa"/>
             <w:shd w:val="clear" w:color="auto" w:fill="F4F7FB"/>
             <w:vAlign w:val="top"/>
           </w:tcPr>
@@ -10665,7 +11201,7 @@
         </w:tc>
         <w:tc>
           <w:tcPr>
-            <w:tcW w:w="1845" w:type="dxa"/>
+            <w:tcW w:w="1748" w:type="dxa"/>
             <w:shd w:val="clear" w:color="auto" w:fill="F4F7FB"/>
             <w:vAlign w:val="top"/>
           </w:tcPr>
@@ -10686,7 +11222,7 @@
         </w:trPr>
         <w:tc>
           <w:tcPr>
-            <w:tcW w:w="1971" w:type="dxa"/>
+            <w:tcW w:w="1846" w:type="dxa"/>
             <w:vAlign w:val="top"/>
           </w:tcPr>
           <w:p>
@@ -10701,7 +11237,7 @@
         </w:tc>
         <w:tc>
           <w:tcPr>
-            <w:tcW w:w="3225" w:type="dxa"/>
+            <w:tcW w:w="3522" w:type="dxa"/>
             <w:vAlign w:val="top"/>
           </w:tcPr>
           <w:p>
@@ -10716,7 +11252,7 @@
         </w:tc>
         <w:tc>
           <w:tcPr>
-            <w:tcW w:w="1986" w:type="dxa"/>
+            <w:tcW w:w="1911" w:type="dxa"/>
             <w:vAlign w:val="top"/>
           </w:tcPr>
           <w:p>
@@ -10731,7 +11267,7 @@
         </w:tc>
         <w:tc>
           <w:tcPr>
-            <w:tcW w:w="1845" w:type="dxa"/>
+            <w:tcW w:w="1748" w:type="dxa"/>
             <w:vAlign w:val="top"/>
           </w:tcPr>
           <w:p>
@@ -10751,7 +11287,7 @@
         </w:trPr>
         <w:tc>
           <w:tcPr>
-            <w:tcW w:w="1971" w:type="dxa"/>
+            <w:tcW w:w="1846" w:type="dxa"/>
             <w:shd w:val="clear" w:color="auto" w:fill="F4F7FB"/>
             <w:vAlign w:val="top"/>
           </w:tcPr>
@@ -10767,7 +11303,7 @@
         </w:tc>
         <w:tc>
           <w:tcPr>
-            <w:tcW w:w="3225" w:type="dxa"/>
+            <w:tcW w:w="3522" w:type="dxa"/>
             <w:shd w:val="clear" w:color="auto" w:fill="F4F7FB"/>
             <w:vAlign w:val="top"/>
           </w:tcPr>
@@ -10783,7 +11319,7 @@
         </w:tc>
         <w:tc>
           <w:tcPr>
-            <w:tcW w:w="1986" w:type="dxa"/>
+            <w:tcW w:w="1911" w:type="dxa"/>
             <w:shd w:val="clear" w:color="auto" w:fill="F4F7FB"/>
             <w:vAlign w:val="top"/>
           </w:tcPr>
@@ -10799,7 +11335,7 @@
         </w:tc>
         <w:tc>
           <w:tcPr>
-            <w:tcW w:w="1845" w:type="dxa"/>
+            <w:tcW w:w="1748" w:type="dxa"/>
             <w:shd w:val="clear" w:color="auto" w:fill="F4F7FB"/>
             <w:vAlign w:val="top"/>
           </w:tcPr>
@@ -10820,7 +11356,7 @@
         </w:trPr>
         <w:tc>
           <w:tcPr>
-            <w:tcW w:w="1971" w:type="dxa"/>
+            <w:tcW w:w="1846" w:type="dxa"/>
             <w:vAlign w:val="top"/>
           </w:tcPr>
           <w:p>
@@ -10835,7 +11371,7 @@
         </w:tc>
         <w:tc>
           <w:tcPr>
-            <w:tcW w:w="3225" w:type="dxa"/>
+            <w:tcW w:w="3522" w:type="dxa"/>
             <w:vAlign w:val="top"/>
           </w:tcPr>
           <w:p>
@@ -10850,7 +11386,7 @@
         </w:tc>
         <w:tc>
           <w:tcPr>
-            <w:tcW w:w="1986" w:type="dxa"/>
+            <w:tcW w:w="1911" w:type="dxa"/>
             <w:vAlign w:val="top"/>
           </w:tcPr>
           <w:p>
@@ -10865,7 +11401,7 @@
         </w:tc>
         <w:tc>
           <w:tcPr>
-            <w:tcW w:w="1845" w:type="dxa"/>
+            <w:tcW w:w="1748" w:type="dxa"/>
             <w:vAlign w:val="top"/>
           </w:tcPr>
           <w:p>
@@ -10885,7 +11421,7 @@
         </w:trPr>
         <w:tc>
           <w:tcPr>
-            <w:tcW w:w="1971" w:type="dxa"/>
+            <w:tcW w:w="1846" w:type="dxa"/>
             <w:shd w:val="clear" w:color="auto" w:fill="F4F7FB"/>
             <w:vAlign w:val="top"/>
           </w:tcPr>
@@ -10901,7 +11437,7 @@
         </w:tc>
         <w:tc>
           <w:tcPr>
-            <w:tcW w:w="3225" w:type="dxa"/>
+            <w:tcW w:w="3522" w:type="dxa"/>
             <w:shd w:val="clear" w:color="auto" w:fill="F4F7FB"/>
             <w:vAlign w:val="top"/>
           </w:tcPr>
@@ -10917,7 +11453,7 @@
         </w:tc>
         <w:tc>
           <w:tcPr>
-            <w:tcW w:w="1986" w:type="dxa"/>
+            <w:tcW w:w="1911" w:type="dxa"/>
             <w:shd w:val="clear" w:color="auto" w:fill="F4F7FB"/>
             <w:vAlign w:val="top"/>
           </w:tcPr>
@@ -10933,7 +11469,7 @@
         </w:tc>
         <w:tc>
           <w:tcPr>
-            <w:tcW w:w="1845" w:type="dxa"/>
+            <w:tcW w:w="1748" w:type="dxa"/>
             <w:shd w:val="clear" w:color="auto" w:fill="F4F7FB"/>
             <w:vAlign w:val="top"/>
           </w:tcPr>
@@ -10954,7 +11490,7 @@
         </w:trPr>
         <w:tc>
           <w:tcPr>
-            <w:tcW w:w="1971" w:type="dxa"/>
+            <w:tcW w:w="1846" w:type="dxa"/>
             <w:vAlign w:val="top"/>
           </w:tcPr>
           <w:p>
@@ -10969,7 +11505,7 @@
         </w:tc>
         <w:tc>
           <w:tcPr>
-            <w:tcW w:w="3225" w:type="dxa"/>
+            <w:tcW w:w="3522" w:type="dxa"/>
             <w:vAlign w:val="top"/>
           </w:tcPr>
           <w:p>
@@ -10984,7 +11520,7 @@
         </w:tc>
         <w:tc>
           <w:tcPr>
-            <w:tcW w:w="1986" w:type="dxa"/>
+            <w:tcW w:w="1911" w:type="dxa"/>
             <w:vAlign w:val="top"/>
           </w:tcPr>
           <w:p>
@@ -10999,7 +11535,7 @@
         </w:tc>
         <w:tc>
           <w:tcPr>
-            <w:tcW w:w="1845" w:type="dxa"/>
+            <w:tcW w:w="1748" w:type="dxa"/>
             <w:vAlign w:val="top"/>
           </w:tcPr>
           <w:p>
@@ -11019,7 +11555,7 @@
         </w:trPr>
         <w:tc>
           <w:tcPr>
-            <w:tcW w:w="1971" w:type="dxa"/>
+            <w:tcW w:w="1846" w:type="dxa"/>
             <w:shd w:val="clear" w:color="auto" w:fill="F4F7FB"/>
             <w:vAlign w:val="top"/>
           </w:tcPr>
@@ -11035,7 +11571,7 @@
         </w:tc>
         <w:tc>
           <w:tcPr>
-            <w:tcW w:w="3225" w:type="dxa"/>
+            <w:tcW w:w="3522" w:type="dxa"/>
             <w:shd w:val="clear" w:color="auto" w:fill="F4F7FB"/>
             <w:vAlign w:val="top"/>
           </w:tcPr>
@@ -11051,7 +11587,7 @@
         </w:tc>
         <w:tc>
           <w:tcPr>
-            <w:tcW w:w="1986" w:type="dxa"/>
+            <w:tcW w:w="1911" w:type="dxa"/>
             <w:shd w:val="clear" w:color="auto" w:fill="F4F7FB"/>
             <w:vAlign w:val="top"/>
           </w:tcPr>
@@ -11067,7 +11603,7 @@
         </w:tc>
         <w:tc>
           <w:tcPr>
-            <w:tcW w:w="1845" w:type="dxa"/>
+            <w:tcW w:w="1748" w:type="dxa"/>
             <w:shd w:val="clear" w:color="auto" w:fill="F4F7FB"/>
             <w:vAlign w:val="top"/>
           </w:tcPr>
@@ -11088,7 +11624,7 @@
         </w:trPr>
         <w:tc>
           <w:tcPr>
-            <w:tcW w:w="1971" w:type="dxa"/>
+            <w:tcW w:w="1846" w:type="dxa"/>
             <w:vAlign w:val="top"/>
           </w:tcPr>
           <w:p>
@@ -11103,7 +11639,7 @@
         </w:tc>
         <w:tc>
           <w:tcPr>
-            <w:tcW w:w="3225" w:type="dxa"/>
+            <w:tcW w:w="3522" w:type="dxa"/>
             <w:vAlign w:val="top"/>
           </w:tcPr>
           <w:p>
@@ -11118,7 +11654,7 @@
         </w:tc>
         <w:tc>
           <w:tcPr>
-            <w:tcW w:w="1986" w:type="dxa"/>
+            <w:tcW w:w="1911" w:type="dxa"/>
             <w:vAlign w:val="top"/>
           </w:tcPr>
           <w:p>
@@ -11133,7 +11669,7 @@
         </w:tc>
         <w:tc>
           <w:tcPr>
-            <w:tcW w:w="1845" w:type="dxa"/>
+            <w:tcW w:w="1748" w:type="dxa"/>
             <w:vAlign w:val="top"/>
           </w:tcPr>
           <w:p>
@@ -11153,7 +11689,7 @@
         </w:trPr>
         <w:tc>
           <w:tcPr>
-            <w:tcW w:w="1971" w:type="dxa"/>
+            <w:tcW w:w="1846" w:type="dxa"/>
             <w:shd w:val="clear" w:color="auto" w:fill="F4F7FB"/>
             <w:vAlign w:val="top"/>
           </w:tcPr>
@@ -11169,7 +11705,7 @@
         </w:tc>
         <w:tc>
           <w:tcPr>
-            <w:tcW w:w="3225" w:type="dxa"/>
+            <w:tcW w:w="3522" w:type="dxa"/>
             <w:shd w:val="clear" w:color="auto" w:fill="F4F7FB"/>
             <w:vAlign w:val="top"/>
           </w:tcPr>
@@ -11185,7 +11721,7 @@
         </w:tc>
         <w:tc>
           <w:tcPr>
-            <w:tcW w:w="1986" w:type="dxa"/>
+            <w:tcW w:w="1911" w:type="dxa"/>
             <w:shd w:val="clear" w:color="auto" w:fill="F4F7FB"/>
             <w:vAlign w:val="top"/>
           </w:tcPr>
@@ -11201,7 +11737,7 @@
         </w:tc>
         <w:tc>
           <w:tcPr>
-            <w:tcW w:w="1845" w:type="dxa"/>
+            <w:tcW w:w="1748" w:type="dxa"/>
             <w:shd w:val="clear" w:color="auto" w:fill="F4F7FB"/>
             <w:vAlign w:val="top"/>
           </w:tcPr>
@@ -11222,7 +11758,7 @@
         </w:trPr>
         <w:tc>
           <w:tcPr>
-            <w:tcW w:w="1971" w:type="dxa"/>
+            <w:tcW w:w="1846" w:type="dxa"/>
             <w:vAlign w:val="top"/>
           </w:tcPr>
           <w:p>
@@ -11237,22 +11773,22 @@
         </w:tc>
         <w:tc>
           <w:tcPr>
-            <w:tcW w:w="3225" w:type="dxa"/>
-            <w:vAlign w:val="top"/>
-          </w:tcPr>
-          <w:p>
-            <w:pPr>
-              <w:pStyle w:val="TableText"/>
-              <w:jc w:val="left"/>
-            </w:pPr>
-            <w:r>
-              <w:t xml:space="preserve">Quote validity (24 h), claim acknowledgement (4 h), evidence confidences</w:t>
-            </w:r>
-          </w:p>
-        </w:tc>
-        <w:tc>
-          <w:tcPr>
-            <w:tcW w:w="1986" w:type="dxa"/>
+            <w:tcW w:w="3522" w:type="dxa"/>
+            <w:vAlign w:val="top"/>
+          </w:tcPr>
+          <w:p>
+            <w:pPr>
+              <w:pStyle w:val="TableText"/>
+              <w:jc w:val="left"/>
+            </w:pPr>
+            <w:r>
+              <w:t xml:space="preserve">Quote validity (24 h), claim acknowledgement (4 h), data-subject response time (72 h), quick-renewal eligibility, evidence confidences</w:t>
+            </w:r>
+          </w:p>
+        </w:tc>
+        <w:tc>
+          <w:tcPr>
+            <w:tcW w:w="1911" w:type="dxa"/>
             <w:vAlign w:val="top"/>
           </w:tcPr>
           <w:p>
@@ -11267,7 +11803,7 @@
         </w:tc>
         <w:tc>
           <w:tcPr>
-            <w:tcW w:w="1845" w:type="dxa"/>
+            <w:tcW w:w="1748" w:type="dxa"/>
             <w:vAlign w:val="top"/>
           </w:tcPr>
           <w:p>
@@ -11287,7 +11823,7 @@
         </w:trPr>
         <w:tc>
           <w:tcPr>
-            <w:tcW w:w="1971" w:type="dxa"/>
+            <w:tcW w:w="1846" w:type="dxa"/>
             <w:shd w:val="clear" w:color="auto" w:fill="F4F7FB"/>
             <w:vAlign w:val="top"/>
           </w:tcPr>
@@ -11303,7 +11839,7 @@
         </w:tc>
         <w:tc>
           <w:tcPr>
-            <w:tcW w:w="3225" w:type="dxa"/>
+            <w:tcW w:w="3522" w:type="dxa"/>
             <w:shd w:val="clear" w:color="auto" w:fill="F4F7FB"/>
             <w:vAlign w:val="top"/>
           </w:tcPr>
@@ -11319,7 +11855,7 @@
         </w:tc>
         <w:tc>
           <w:tcPr>
-            <w:tcW w:w="1986" w:type="dxa"/>
+            <w:tcW w:w="1911" w:type="dxa"/>
             <w:shd w:val="clear" w:color="auto" w:fill="F4F7FB"/>
             <w:vAlign w:val="top"/>
           </w:tcPr>
@@ -11335,7 +11871,7 @@
         </w:tc>
         <w:tc>
           <w:tcPr>
-            <w:tcW w:w="1845" w:type="dxa"/>
+            <w:tcW w:w="1748" w:type="dxa"/>
             <w:shd w:val="clear" w:color="auto" w:fill="F4F7FB"/>
             <w:vAlign w:val="top"/>
           </w:tcPr>
@@ -11356,7 +11892,7 @@
         </w:trPr>
         <w:tc>
           <w:tcPr>
-            <w:tcW w:w="1971" w:type="dxa"/>
+            <w:tcW w:w="1846" w:type="dxa"/>
             <w:vAlign w:val="top"/>
           </w:tcPr>
           <w:p>
@@ -11371,7 +11907,7 @@
         </w:tc>
         <w:tc>
           <w:tcPr>
-            <w:tcW w:w="3225" w:type="dxa"/>
+            <w:tcW w:w="3522" w:type="dxa"/>
             <w:vAlign w:val="top"/>
           </w:tcPr>
           <w:p>
@@ -11386,7 +11922,7 @@
         </w:tc>
         <w:tc>
           <w:tcPr>
-            <w:tcW w:w="1986" w:type="dxa"/>
+            <w:tcW w:w="1911" w:type="dxa"/>
             <w:vAlign w:val="top"/>
           </w:tcPr>
           <w:p>
@@ -11401,7 +11937,7 @@
         </w:tc>
         <w:tc>
           <w:tcPr>
-            <w:tcW w:w="1845" w:type="dxa"/>
+            <w:tcW w:w="1748" w:type="dxa"/>
             <w:vAlign w:val="top"/>
           </w:tcPr>
           <w:p>
@@ -11499,7 +12035,7 @@
               <a:graphicData uri="http://schemas.openxmlformats.org/drawingml/2006/picture">
                 <pic:pic>
                   <pic:nvPicPr>
-                    <pic:cNvPr descr="/tmp/claude-0/-home-user-TASCO/19e5534d-12b5-5956-9b60-3e77efde0f49/scratchpad/gen/.cache/mermaid/9ab59ee9ecc25b5b.png" id="53" name="Picture"/>
+                    <pic:cNvPr descr="/home/user/TASCO/tools/docs-source/gen/.cache/mermaid/9ab59ee9ecc25b5b.png" id="53" name="Picture"/>
                     <pic:cNvPicPr>
                       <a:picLocks noChangeArrowheads="1" noChangeAspect="1"/>
                     </pic:cNvPicPr>
@@ -11554,7 +12090,7 @@
               <a:graphicData uri="http://schemas.openxmlformats.org/drawingml/2006/picture">
                 <pic:pic>
                   <pic:nvPicPr>
-                    <pic:cNvPr descr="/tmp/claude-0/-home-user-TASCO/19e5534d-12b5-5956-9b60-3e77efde0f49/scratchpad/gen/.cache/mermaid/7d22aa6e4947ea7f.png" id="56" name="Picture"/>
+                    <pic:cNvPr descr="/home/user/TASCO/tools/docs-source/gen/.cache/mermaid/7d22aa6e4947ea7f.png" id="56" name="Picture"/>
                     <pic:cNvPicPr>
                       <a:picLocks noChangeArrowheads="1" noChangeAspect="1"/>
                     </pic:cNvPicPr>
@@ -11653,7 +12189,7 @@
               <a:graphicData uri="http://schemas.openxmlformats.org/drawingml/2006/picture">
                 <pic:pic>
                   <pic:nvPicPr>
-                    <pic:cNvPr descr="/tmp/claude-0/-home-user-TASCO/19e5534d-12b5-5956-9b60-3e77efde0f49/scratchpad/gen/.cache/mermaid/d051ffa82f75eb88.png" id="60" name="Picture"/>
+                    <pic:cNvPr descr="/home/user/TASCO/tools/docs-source/gen/.cache/mermaid/d051ffa82f75eb88.png" id="60" name="Picture"/>
                     <pic:cNvPicPr>
                       <a:picLocks noChangeArrowheads="1" noChangeAspect="1"/>
                     </pic:cNvPicPr>
@@ -11708,7 +12244,7 @@
               <a:graphicData uri="http://schemas.openxmlformats.org/drawingml/2006/picture">
                 <pic:pic>
                   <pic:nvPicPr>
-                    <pic:cNvPr descr="/tmp/claude-0/-home-user-TASCO/19e5534d-12b5-5956-9b60-3e77efde0f49/scratchpad/gen/.cache/mermaid/64bc910ab36708c6.png" id="63" name="Picture"/>
+                    <pic:cNvPr descr="/home/user/TASCO/tools/docs-source/gen/.cache/mermaid/64bc910ab36708c6.png" id="63" name="Picture"/>
                     <pic:cNvPicPr>
                       <a:picLocks noChangeArrowheads="1" noChangeAspect="1"/>
                     </pic:cNvPicPr>
@@ -11759,13 +12295,199 @@
     </w:p>
     <w:p>
       <w:pPr>
+        <w:pStyle w:val="BodyText"/>
+      </w:pPr>
+      <w:r>
+        <w:t xml:space="preserve">The sequence shows the VETC app. In TASCO’s app and website the same services run and the payment goes through the TASCO payment gateway port instead of the VETC wallet; the sales service picks the port from the host channel recorded in the customer’s session.</w:t>
+      </w:r>
+    </w:p>
+    <w:p>
+      <w:pPr>
         <w:pStyle w:val="Heading2"/>
       </w:pPr>
       <w:bookmarkStart w:id="29" w:name="_Toc300000025"/>
       <w:r>
+        <w:t xml:space="preserve">Quick renewal</w:t>
+      </w:r>
+      <w:bookmarkEnd w:id="29"/>
+    </w:p>
+    <w:p>
+      <w:pPr>
+        <w:pStyle w:val="FirstParagraph"/>
+      </w:pPr>
+      <w:r>
+        <w:t xml:space="preserve">A returning customer whose case is simple can renew in 3 steps: open the app, tick the declaration, then confirm payment. Everyone else, and anyone who wants to change the cover, uses the full 6-step flow, which is always offered as</w:t>
+      </w:r>
+      <w:r>
+        <w:t xml:space="preserve"> </w:t>
+      </w:r>
+      <w:r>
+        <w:t xml:space="preserve">“</w:t>
+      </w:r>
+      <w:r>
+        <w:t xml:space="preserve">Tùy chỉnh gói bảo hiểm</w:t>
+      </w:r>
+      <w:r>
+        <w:t xml:space="preserve">”</w:t>
+      </w:r>
+      <w:r>
+        <w:t xml:space="preserve">. The declaration stays an explicit step on both paths for compliance (ADR-014).</w:t>
+      </w:r>
+    </w:p>
+    <w:p>
+      <w:pPr>
+        <w:pStyle w:val="BodyText"/>
+      </w:pPr>
+      <w:r>
+        <w:t xml:space="preserve">The server decides.</w:t>
+      </w:r>
+      <w:r>
+        <w:t xml:space="preserve"> </w:t>
+      </w:r>
+      <w:r>
+        <w:rPr>
+          <w:rStyle w:val="CodeChar"/>
+        </w:rPr>
+        <w:t xml:space="preserve">GET /api/customer/home</w:t>
+      </w:r>
+      <w:r>
+        <w:t xml:space="preserve"> </w:t>
+      </w:r>
+      <w:r>
+        <w:t xml:space="preserve">returns the quick-renewal eligibility with its reasons, and a quick quote request is checked again on the server before it is priced. The quick-renewal domain module (</w:t>
+      </w:r>
+      <w:r>
+        <w:rPr>
+          <w:rStyle w:val="CodeChar"/>
+        </w:rPr>
+        <w:t xml:space="preserve">src/domain/quickRenewal.js</w:t>
+      </w:r>
+      <w:r>
+        <w:t xml:space="preserve">) is a pure function; the customer service gathers the facts and applies the</w:t>
+      </w:r>
+      <w:r>
+        <w:t xml:space="preserve"> </w:t>
+      </w:r>
+      <w:r>
+        <w:rPr>
+          <w:rStyle w:val="CodeChar"/>
+        </w:rPr>
+        <w:t xml:space="preserve">quickRenewal</w:t>
+      </w:r>
+      <w:r>
+        <w:t xml:space="preserve"> </w:t>
+      </w:r>
+      <w:r>
+        <w:t xml:space="preserve">settings of the service levels rule set. A customer qualifies only when all of these hold:</w:t>
+      </w:r>
+    </w:p>
+    <w:p>
+      <w:pPr>
+        <w:pStyle w:val="Compact"/>
+        <w:numPr>
+          <w:ilvl w:val="0"/>
+          <w:numId w:val="1001"/>
+        </w:numPr>
+      </w:pPr>
+      <w:r>
+        <w:t xml:space="preserve">the lead’s journey is renewal, or the customer is renewing a TASCO TNDS policy;</w:t>
+      </w:r>
+    </w:p>
+    <w:p>
+      <w:pPr>
+        <w:pStyle w:val="Compact"/>
+        <w:numPr>
+          <w:ilvl w:val="0"/>
+          <w:numId w:val="1001"/>
+        </w:numPr>
+      </w:pPr>
+      <w:r>
+        <w:t xml:space="preserve">the vehicle has not already been renewed;</w:t>
+      </w:r>
+    </w:p>
+    <w:p>
+      <w:pPr>
+        <w:pStyle w:val="Compact"/>
+        <w:numPr>
+          <w:ilvl w:val="0"/>
+          <w:numId w:val="1001"/>
+        </w:numPr>
+      </w:pPr>
+      <w:r>
+        <w:t xml:space="preserve">vehicle use and seats are confirmed by TASCO core, by a matching TASCO policy, or by the customer within 365 days;</w:t>
+      </w:r>
+    </w:p>
+    <w:p>
+      <w:pPr>
+        <w:pStyle w:val="Compact"/>
+        <w:numPr>
+          <w:ilvl w:val="0"/>
+          <w:numId w:val="1001"/>
+        </w:numPr>
+      </w:pPr>
+      <w:r>
+        <w:t xml:space="preserve">the cover is TNDS with no physical damage cover, which needs an inspection;</w:t>
+      </w:r>
+    </w:p>
+    <w:p>
+      <w:pPr>
+        <w:pStyle w:val="Compact"/>
+        <w:numPr>
+          <w:ilvl w:val="0"/>
+          <w:numId w:val="1001"/>
+        </w:numPr>
+      </w:pPr>
+      <w:r>
+        <w:t xml:space="preserve">the price will not be indicative, so TASCO core must be able to rate it;</w:t>
+      </w:r>
+    </w:p>
+    <w:p>
+      <w:pPr>
+        <w:pStyle w:val="Compact"/>
+        <w:numPr>
+          <w:ilvl w:val="0"/>
+          <w:numId w:val="1001"/>
+        </w:numPr>
+      </w:pPr>
+      <w:r>
+        <w:t xml:space="preserve">in VETC hosts, the last known wallet balance covers the premium.</w:t>
+      </w:r>
+    </w:p>
+    <w:p>
+      <w:pPr>
+        <w:pStyle w:val="FirstParagraph"/>
+      </w:pPr>
+      <w:r>
+        <w:t xml:space="preserve">Each failed condition gives a short reason in Vietnamese that the app can show. The quick quote is priced by TASCO core and paid through the same purchase path, idempotency checks and saga refund as any other quote.</w:t>
+      </w:r>
+    </w:p>
+    <w:p>
+      <w:pPr>
+        <w:pStyle w:val="Heading2"/>
+      </w:pPr>
+      <w:bookmarkStart w:id="30" w:name="_Toc300000026"/>
+      <w:r>
+        <w:t xml:space="preserve">Data-subject requests</w:t>
+      </w:r>
+      <w:bookmarkEnd w:id="30"/>
+    </w:p>
+    <w:p>
+      <w:pPr>
+        <w:pStyle w:val="FirstParagraph"/>
+      </w:pPr>
+      <w:r>
+        <w:t xml:space="preserve">Access and erasure requests reach TASCO by hotline, email, the app, a branch or letter. A compliance officer logs each one in the data requests register in the staff console, and the data-subject request service tracks it from received to completed or refused, with a due date from the service levels rule set. Fulfilment reuses the customer service’s export and erasure. When a customer downloads their own data in the app, the download is recorded as a completed access request on the app channel. TGP-ARC-04 Security Architecture describes the process and its controls, and TGP-ARC-03 Data Architecture the register’s data.</w:t>
+      </w:r>
+    </w:p>
+    <w:p>
+      <w:pPr>
+        <w:pStyle w:val="Heading2"/>
+      </w:pPr>
+      <w:bookmarkStart w:id="31" w:name="_Toc300000027"/>
+      <w:r>
         <w:t xml:space="preserve">Rule change with maker-checker</w:t>
       </w:r>
-      <w:bookmarkEnd w:id="29"/>
+      <w:bookmarkEnd w:id="31"/>
     </w:p>
     <w:p>
       <w:pPr>
@@ -11789,7 +12511,7 @@
               <a:graphicData uri="http://schemas.openxmlformats.org/drawingml/2006/picture">
                 <pic:pic>
                   <pic:nvPicPr>
-                    <pic:cNvPr descr="/tmp/claude-0/-home-user-TASCO/19e5534d-12b5-5956-9b60-3e77efde0f49/scratchpad/gen/.cache/mermaid/5b48d6308406bfe5.png" id="67" name="Picture"/>
+                    <pic:cNvPr descr="/home/user/TASCO/tools/docs-source/gen/.cache/mermaid/5b48d6308406bfe5.png" id="69" name="Picture"/>
                     <pic:cNvPicPr>
                       <a:picLocks noChangeArrowheads="1" noChangeAspect="1"/>
                     </pic:cNvPicPr>
@@ -11842,11 +12564,11 @@
       <w:pPr>
         <w:pStyle w:val="Heading2"/>
       </w:pPr>
-      <w:bookmarkStart w:id="30" w:name="_Toc300000026"/>
+      <w:bookmarkStart w:id="32" w:name="_Toc300000028"/>
       <w:r>
         <w:t xml:space="preserve">VETC ecosystem events</w:t>
       </w:r>
-      <w:bookmarkEnd w:id="30"/>
+      <w:bookmarkEnd w:id="32"/>
     </w:p>
     <w:p>
       <w:pPr>
@@ -11877,7 +12599,7 @@
           <w:spacing w:val="0"/>
         </w:rPr>
       </w:pPr>
-      <w:bookmarkStart w:id="31" w:name="_Toc300000027"/>
+      <w:bookmarkStart w:id="33" w:name="_Toc300000029"/>
       <w:r>
         <w:rPr>
           <w:rStyle w:val="BookTitle"/>
@@ -11888,17 +12610,17 @@
         </w:rPr>
         <w:t xml:space="preserve">Quality attributes</w:t>
       </w:r>
-      <w:bookmarkEnd w:id="31"/>
+      <w:bookmarkEnd w:id="33"/>
     </w:p>
     <w:p>
       <w:pPr>
         <w:pStyle w:val="Heading2"/>
       </w:pPr>
-      <w:bookmarkStart w:id="32" w:name="_Toc300000028"/>
+      <w:bookmarkStart w:id="34" w:name="_Toc300000030"/>
       <w:r>
         <w:t xml:space="preserve">Targets</w:t>
       </w:r>
-      <w:bookmarkEnd w:id="32"/>
+      <w:bookmarkEnd w:id="34"/>
     </w:p>
     <w:tbl>
       <w:tblPr>
@@ -12354,11 +13076,11 @@
       <w:pPr>
         <w:pStyle w:val="Heading2"/>
       </w:pPr>
-      <w:bookmarkStart w:id="33" w:name="_Toc300000029"/>
+      <w:bookmarkStart w:id="35" w:name="_Toc300000031"/>
       <w:r>
         <w:t xml:space="preserve">Scalability</w:t>
       </w:r>
-      <w:bookmarkEnd w:id="33"/>
+      <w:bookmarkEnd w:id="35"/>
     </w:p>
     <w:p>
       <w:pPr>
@@ -12508,7 +13230,7 @@
               <w:jc w:val="left"/>
             </w:pPr>
             <w:r>
-              <w:t xml:space="preserve">337 requests per second</w:t>
+              <w:t xml:space="preserve">194 requests per second</w:t>
             </w:r>
           </w:p>
         </w:tc>
@@ -12575,7 +13297,7 @@
               <w:jc w:val="left"/>
             </w:pPr>
             <w:r>
-              <w:t xml:space="preserve">103 ms</w:t>
+              <w:t xml:space="preserve">210 ms</w:t>
             </w:r>
           </w:p>
         </w:tc>
@@ -12818,7 +13540,7 @@
         <w:spacing w:before="160"/>
       </w:pPr>
       <w:r>
-        <w:t xml:space="preserve">The load smoke test was run on 08/10/2026 with one process and 25 concurrent clients: 3,063 requests, p95 195 ms against a 300 ms budget, with no errors. Full-scale capacity will be proven in pre-production during the scale phase (TGP-QA-03 Performance and Capacity Test Plan).</w:t>
+        <w:t xml:space="preserve">The load smoke test was run on 8 October 2026 with one process, the in-memory store and 25 concurrent clients: 194 requests per second, p95 210 ms against a 300 ms budget, with no errors. Full-scale capacity will be proven in pre-production during the scale phase (TGP-QA-03 Performance and Capacity Test Plan).</w:t>
       </w:r>
     </w:p>
     <w:p>
@@ -13262,7 +13984,7 @@
           <w:spacing w:val="0"/>
         </w:rPr>
       </w:pPr>
-      <w:bookmarkStart w:id="34" w:name="_Toc300000030"/>
+      <w:bookmarkStart w:id="36" w:name="_Toc300000032"/>
       <w:r>
         <w:rPr>
           <w:rStyle w:val="BookTitle"/>
@@ -13273,7 +13995,7 @@
         </w:rPr>
         <w:t xml:space="preserve">Constraints and assumptions</w:t>
       </w:r>
-      <w:bookmarkEnd w:id="34"/>
+      <w:bookmarkEnd w:id="36"/>
     </w:p>
     <w:tbl>
       <w:tblPr>
@@ -13299,9 +14021,9 @@
       </w:tblPr>
       <w:tblGrid>
         <w:gridCol w:w="833"/>
-        <w:gridCol w:w="3860"/>
-        <w:gridCol w:w="2348"/>
-        <w:gridCol w:w="1986"/>
+        <w:gridCol w:w="3877"/>
+        <w:gridCol w:w="2337"/>
+        <w:gridCol w:w="1980"/>
       </w:tblGrid>
       <w:tr>
         <w:trPr>
@@ -13329,7 +14051,7 @@
         </w:tc>
         <w:tc>
           <w:tcPr>
-            <w:tcW w:w="3860" w:type="dxa"/>
+            <w:tcW w:w="3877" w:type="dxa"/>
             <w:shd w:val="clear" w:color="auto" w:fill="0F4761"/>
             <w:vAlign w:val="center"/>
           </w:tcPr>
@@ -13348,7 +14070,7 @@
         </w:tc>
         <w:tc>
           <w:tcPr>
-            <w:tcW w:w="2348" w:type="dxa"/>
+            <w:tcW w:w="2337" w:type="dxa"/>
             <w:shd w:val="clear" w:color="auto" w:fill="0F4761"/>
             <w:vAlign w:val="center"/>
           </w:tcPr>
@@ -13367,7 +14089,7 @@
         </w:tc>
         <w:tc>
           <w:tcPr>
-            <w:tcW w:w="1986" w:type="dxa"/>
+            <w:tcW w:w="1980" w:type="dxa"/>
             <w:shd w:val="clear" w:color="auto" w:fill="0F4761"/>
             <w:vAlign w:val="center"/>
           </w:tcPr>
@@ -13407,7 +14129,7 @@
         </w:tc>
         <w:tc>
           <w:tcPr>
-            <w:tcW w:w="3860" w:type="dxa"/>
+            <w:tcW w:w="3877" w:type="dxa"/>
             <w:vAlign w:val="top"/>
           </w:tcPr>
           <w:p>
@@ -13422,7 +14144,7 @@
         </w:tc>
         <w:tc>
           <w:tcPr>
-            <w:tcW w:w="2348" w:type="dxa"/>
+            <w:tcW w:w="2337" w:type="dxa"/>
             <w:vAlign w:val="top"/>
           </w:tcPr>
           <w:p>
@@ -13437,7 +14159,7 @@
         </w:tc>
         <w:tc>
           <w:tcPr>
-            <w:tcW w:w="1986" w:type="dxa"/>
+            <w:tcW w:w="1980" w:type="dxa"/>
             <w:vAlign w:val="top"/>
           </w:tcPr>
           <w:p>
@@ -13474,7 +14196,7 @@
         </w:tc>
         <w:tc>
           <w:tcPr>
-            <w:tcW w:w="3860" w:type="dxa"/>
+            <w:tcW w:w="3877" w:type="dxa"/>
             <w:shd w:val="clear" w:color="auto" w:fill="F4F7FB"/>
             <w:vAlign w:val="top"/>
           </w:tcPr>
@@ -13484,13 +14206,13 @@
               <w:jc w:val="left"/>
             </w:pPr>
             <w:r>
-              <w:t xml:space="preserve">Policy issuance, VETC wallet, push, Zalo ZNS, SMS and voice use sandbox adapters until provider test systems are available</w:t>
-            </w:r>
-          </w:p>
-        </w:tc>
-        <w:tc>
-          <w:tcPr>
-            <w:tcW w:w="2348" w:type="dxa"/>
+              <w:t xml:space="preserve">Policy issuance, the VETC wallet, the TASCO payment gateway, push, Zalo ZNS, SMS and voice use sandbox adapters until provider test systems are available</w:t>
+            </w:r>
+          </w:p>
+        </w:tc>
+        <w:tc>
+          <w:tcPr>
+            <w:tcW w:w="2337" w:type="dxa"/>
             <w:shd w:val="clear" w:color="auto" w:fill="F4F7FB"/>
             <w:vAlign w:val="top"/>
           </w:tcPr>
@@ -13506,7 +14228,7 @@
         </w:tc>
         <w:tc>
           <w:tcPr>
-            <w:tcW w:w="1986" w:type="dxa"/>
+            <w:tcW w:w="1980" w:type="dxa"/>
             <w:shd w:val="clear" w:color="auto" w:fill="F4F7FB"/>
             <w:vAlign w:val="top"/>
           </w:tcPr>
@@ -13543,7 +14265,7 @@
         </w:tc>
         <w:tc>
           <w:tcPr>
-            <w:tcW w:w="3860" w:type="dxa"/>
+            <w:tcW w:w="3877" w:type="dxa"/>
             <w:vAlign w:val="top"/>
           </w:tcPr>
           <w:p>
@@ -13558,7 +14280,7 @@
         </w:tc>
         <w:tc>
           <w:tcPr>
-            <w:tcW w:w="2348" w:type="dxa"/>
+            <w:tcW w:w="2337" w:type="dxa"/>
             <w:vAlign w:val="top"/>
           </w:tcPr>
           <w:p>
@@ -13573,7 +14295,7 @@
         </w:tc>
         <w:tc>
           <w:tcPr>
-            <w:tcW w:w="1986" w:type="dxa"/>
+            <w:tcW w:w="1980" w:type="dxa"/>
             <w:vAlign w:val="top"/>
           </w:tcPr>
           <w:p>
@@ -13610,7 +14332,7 @@
         </w:tc>
         <w:tc>
           <w:tcPr>
-            <w:tcW w:w="3860" w:type="dxa"/>
+            <w:tcW w:w="3877" w:type="dxa"/>
             <w:shd w:val="clear" w:color="auto" w:fill="F4F7FB"/>
             <w:vAlign w:val="top"/>
           </w:tcPr>
@@ -13626,7 +14348,7 @@
         </w:tc>
         <w:tc>
           <w:tcPr>
-            <w:tcW w:w="2348" w:type="dxa"/>
+            <w:tcW w:w="2337" w:type="dxa"/>
             <w:shd w:val="clear" w:color="auto" w:fill="F4F7FB"/>
             <w:vAlign w:val="top"/>
           </w:tcPr>
@@ -13642,7 +14364,7 @@
         </w:tc>
         <w:tc>
           <w:tcPr>
-            <w:tcW w:w="1986" w:type="dxa"/>
+            <w:tcW w:w="1980" w:type="dxa"/>
             <w:shd w:val="clear" w:color="auto" w:fill="F4F7FB"/>
             <w:vAlign w:val="top"/>
           </w:tcPr>
@@ -13679,7 +14401,7 @@
         </w:tc>
         <w:tc>
           <w:tcPr>
-            <w:tcW w:w="3860" w:type="dxa"/>
+            <w:tcW w:w="3877" w:type="dxa"/>
             <w:vAlign w:val="top"/>
           </w:tcPr>
           <w:p>
@@ -13694,7 +14416,7 @@
         </w:tc>
         <w:tc>
           <w:tcPr>
-            <w:tcW w:w="2348" w:type="dxa"/>
+            <w:tcW w:w="2337" w:type="dxa"/>
             <w:vAlign w:val="top"/>
           </w:tcPr>
           <w:p>
@@ -13709,7 +14431,7 @@
         </w:tc>
         <w:tc>
           <w:tcPr>
-            <w:tcW w:w="1986" w:type="dxa"/>
+            <w:tcW w:w="1980" w:type="dxa"/>
             <w:vAlign w:val="top"/>
           </w:tcPr>
           <w:p>
@@ -13746,7 +14468,7 @@
         </w:tc>
         <w:tc>
           <w:tcPr>
-            <w:tcW w:w="3860" w:type="dxa"/>
+            <w:tcW w:w="3877" w:type="dxa"/>
             <w:shd w:val="clear" w:color="auto" w:fill="F4F7FB"/>
             <w:vAlign w:val="top"/>
           </w:tcPr>
@@ -13762,7 +14484,7 @@
         </w:tc>
         <w:tc>
           <w:tcPr>
-            <w:tcW w:w="2348" w:type="dxa"/>
+            <w:tcW w:w="2337" w:type="dxa"/>
             <w:shd w:val="clear" w:color="auto" w:fill="F4F7FB"/>
             <w:vAlign w:val="top"/>
           </w:tcPr>
@@ -13778,7 +14500,7 @@
         </w:tc>
         <w:tc>
           <w:tcPr>
-            <w:tcW w:w="1986" w:type="dxa"/>
+            <w:tcW w:w="1980" w:type="dxa"/>
             <w:shd w:val="clear" w:color="auto" w:fill="F4F7FB"/>
             <w:vAlign w:val="top"/>
           </w:tcPr>
@@ -13815,7 +14537,7 @@
         </w:tc>
         <w:tc>
           <w:tcPr>
-            <w:tcW w:w="3860" w:type="dxa"/>
+            <w:tcW w:w="3877" w:type="dxa"/>
             <w:vAlign w:val="top"/>
           </w:tcPr>
           <w:p>
@@ -13830,7 +14552,7 @@
         </w:tc>
         <w:tc>
           <w:tcPr>
-            <w:tcW w:w="2348" w:type="dxa"/>
+            <w:tcW w:w="2337" w:type="dxa"/>
             <w:vAlign w:val="top"/>
           </w:tcPr>
           <w:p>
@@ -13845,7 +14567,7 @@
         </w:tc>
         <w:tc>
           <w:tcPr>
-            <w:tcW w:w="1986" w:type="dxa"/>
+            <w:tcW w:w="1980" w:type="dxa"/>
             <w:vAlign w:val="top"/>
           </w:tcPr>
           <w:p>
@@ -13881,7 +14603,7 @@
           <w:spacing w:val="0"/>
         </w:rPr>
       </w:pPr>
-      <w:bookmarkStart w:id="35" w:name="_Toc300000031"/>
+      <w:bookmarkStart w:id="37" w:name="_Toc300000033"/>
       <w:r>
         <w:rPr>
           <w:rStyle w:val="BookTitle"/>
@@ -13892,7 +14614,7 @@
         </w:rPr>
         <w:t xml:space="preserve">Evolution path</w:t>
       </w:r>
-      <w:bookmarkEnd w:id="35"/>
+      <w:bookmarkEnd w:id="37"/>
     </w:p>
     <w:p>
       <w:pPr>
@@ -13925,9 +14647,9 @@
         <w:tblLook w:val="04A0" w:firstRow="1" w:lastRow="0" w:firstColumn="0" w:lastColumn="0" w:noHBand="0" w:noVBand="1"/>
       </w:tblPr>
       <w:tblGrid>
-        <w:gridCol w:w="1764"/>
-        <w:gridCol w:w="5201"/>
-        <w:gridCol w:w="2062"/>
+        <w:gridCol w:w="1744"/>
+        <w:gridCol w:w="5317"/>
+        <w:gridCol w:w="1966"/>
       </w:tblGrid>
       <w:tr>
         <w:trPr>
@@ -13936,7 +14658,7 @@
         </w:trPr>
         <w:tc>
           <w:tcPr>
-            <w:tcW w:w="1764" w:type="dxa"/>
+            <w:tcW w:w="1744" w:type="dxa"/>
             <w:shd w:val="clear" w:color="auto" w:fill="0F4761"/>
             <w:vAlign w:val="center"/>
           </w:tcPr>
@@ -13955,7 +14677,7 @@
         </w:tc>
         <w:tc>
           <w:tcPr>
-            <w:tcW w:w="5201" w:type="dxa"/>
+            <w:tcW w:w="5317" w:type="dxa"/>
             <w:shd w:val="clear" w:color="auto" w:fill="0F4761"/>
             <w:vAlign w:val="center"/>
           </w:tcPr>
@@ -13974,7 +14696,7 @@
         </w:tc>
         <w:tc>
           <w:tcPr>
-            <w:tcW w:w="2062" w:type="dxa"/>
+            <w:tcW w:w="1966" w:type="dxa"/>
             <w:shd w:val="clear" w:color="auto" w:fill="0F4761"/>
             <w:vAlign w:val="center"/>
           </w:tcPr>
@@ -13998,7 +14720,7 @@
         </w:trPr>
         <w:tc>
           <w:tcPr>
-            <w:tcW w:w="1764" w:type="dxa"/>
+            <w:tcW w:w="1744" w:type="dxa"/>
             <w:vAlign w:val="top"/>
           </w:tcPr>
           <w:p>
@@ -14013,7 +14735,7 @@
         </w:tc>
         <w:tc>
           <w:tcPr>
-            <w:tcW w:w="5201" w:type="dxa"/>
+            <w:tcW w:w="5317" w:type="dxa"/>
             <w:vAlign w:val="top"/>
           </w:tcPr>
           <w:p>
@@ -14028,7 +14750,7 @@
         </w:tc>
         <w:tc>
           <w:tcPr>
-            <w:tcW w:w="2062" w:type="dxa"/>
+            <w:tcW w:w="1966" w:type="dxa"/>
             <w:vAlign w:val="top"/>
           </w:tcPr>
           <w:p>
@@ -14048,7 +14770,7 @@
         </w:trPr>
         <w:tc>
           <w:tcPr>
-            <w:tcW w:w="1764" w:type="dxa"/>
+            <w:tcW w:w="1744" w:type="dxa"/>
             <w:shd w:val="clear" w:color="auto" w:fill="F4F7FB"/>
             <w:vAlign w:val="top"/>
           </w:tcPr>
@@ -14064,7 +14786,7 @@
         </w:tc>
         <w:tc>
           <w:tcPr>
-            <w:tcW w:w="5201" w:type="dxa"/>
+            <w:tcW w:w="5317" w:type="dxa"/>
             <w:shd w:val="clear" w:color="auto" w:fill="F4F7FB"/>
             <w:vAlign w:val="top"/>
           </w:tcPr>
@@ -14080,7 +14802,7 @@
         </w:tc>
         <w:tc>
           <w:tcPr>
-            <w:tcW w:w="2062" w:type="dxa"/>
+            <w:tcW w:w="1966" w:type="dxa"/>
             <w:shd w:val="clear" w:color="auto" w:fill="F4F7FB"/>
             <w:vAlign w:val="top"/>
           </w:tcPr>
@@ -14101,7 +14823,7 @@
         </w:trPr>
         <w:tc>
           <w:tcPr>
-            <w:tcW w:w="1764" w:type="dxa"/>
+            <w:tcW w:w="1744" w:type="dxa"/>
             <w:vAlign w:val="top"/>
           </w:tcPr>
           <w:p>
@@ -14116,22 +14838,22 @@
         </w:tc>
         <w:tc>
           <w:tcPr>
-            <w:tcW w:w="5201" w:type="dxa"/>
-            <w:vAlign w:val="top"/>
-          </w:tcPr>
-          <w:p>
-            <w:pPr>
-              <w:pStyle w:val="TableText"/>
-              <w:jc w:val="left"/>
-            </w:pPr>
-            <w:r>
-              <w:t xml:space="preserve">VETC CDC feed; monthly partitions and read replica; OIDC to the TASCO identity provider and VETC SSO; data warehouse feed; message broker behind the event bus port; tracing</w:t>
-            </w:r>
-          </w:p>
-        </w:tc>
-        <w:tc>
-          <w:tcPr>
-            <w:tcW w:w="2062" w:type="dxa"/>
+            <w:tcW w:w="5317" w:type="dxa"/>
+            <w:vAlign w:val="top"/>
+          </w:tcPr>
+          <w:p>
+            <w:pPr>
+              <w:pStyle w:val="TableText"/>
+              <w:jc w:val="left"/>
+            </w:pPr>
+            <w:r>
+              <w:t xml:space="preserve">TASCO app and website with the real TASCO payment gateway adapter (S3); Zalo Mini App (S4); VETC CDC feed; monthly partitions and read replica; OIDC to the TASCO identity provider and VETC SSO; data warehouse feed; message broker behind the event bus port; tracing</w:t>
+            </w:r>
+          </w:p>
+        </w:tc>
+        <w:tc>
+          <w:tcPr>
+            <w:tcW w:w="1966" w:type="dxa"/>
             <w:vAlign w:val="top"/>
           </w:tcPr>
           <w:p>
@@ -14151,7 +14873,7 @@
         </w:trPr>
         <w:tc>
           <w:tcPr>
-            <w:tcW w:w="1764" w:type="dxa"/>
+            <w:tcW w:w="1744" w:type="dxa"/>
             <w:shd w:val="clear" w:color="auto" w:fill="F4F7FB"/>
             <w:vAlign w:val="top"/>
           </w:tcPr>
@@ -14167,7 +14889,7 @@
         </w:tc>
         <w:tc>
           <w:tcPr>
-            <w:tcW w:w="5201" w:type="dxa"/>
+            <w:tcW w:w="5317" w:type="dxa"/>
             <w:shd w:val="clear" w:color="auto" w:fill="F4F7FB"/>
             <w:vAlign w:val="top"/>
           </w:tcPr>
@@ -14183,7 +14905,7 @@
         </w:tc>
         <w:tc>
           <w:tcPr>
-            <w:tcW w:w="2062" w:type="dxa"/>
+            <w:tcW w:w="1966" w:type="dxa"/>
             <w:shd w:val="clear" w:color="auto" w:fill="F4F7FB"/>
             <w:vAlign w:val="top"/>
           </w:tcPr>
@@ -14202,909 +14924,6 @@
     <w:p>
       <w:pPr>
         <w:pStyle w:val="Heading1"/>
-        <w:numPr>
-          <w:ilvl w:val="0"/>
-          <w:numId w:val="1"/>
-        </w:numPr>
-        <w:tabs>
-          <w:tab w:val="num" w:pos="600"/>
-        </w:tabs>
-        <w:spacing w:before="360" w:after="160"/>
-        <w:ind w:left="0" w:firstLine="0"/>
-        <w:rPr>
-          <w:rStyle w:val="BookTitle"/>
-          <w:b w:val="0"/>
-          <w:bCs w:val="0"/>
-          <w:i w:val="0"/>
-          <w:iCs w:val="0"/>
-          <w:spacing w:val="0"/>
-        </w:rPr>
-      </w:pPr>
-      <w:bookmarkStart w:id="36" w:name="_Toc300000032"/>
-      <w:r>
-        <w:rPr>
-          <w:rStyle w:val="BookTitle"/>
-          <w:bCs w:val="0"/>
-          <w:i w:val="0"/>
-          <w:iCs w:val="0"/>
-          <w:spacing w:val="0"/>
-        </w:rPr>
-        <w:t xml:space="preserve">Appendix</w:t>
-      </w:r>
-      <w:bookmarkEnd w:id="36"/>
-    </w:p>
-    <w:p>
-      <w:pPr>
-        <w:pStyle w:val="Heading2"/>
-      </w:pPr>
-      <w:bookmarkStart w:id="37" w:name="_Toc300000033"/>
-      <w:r>
-        <w:t xml:space="preserve">Source map</w:t>
-      </w:r>
-      <w:bookmarkEnd w:id="37"/>
-    </w:p>
-    <w:tbl>
-      <w:tblPr>
-        <w:tblStyle w:val="TableGrid"/>
-        <w:tblW w:w="5000" w:type="pct"/>
-        <w:tblInd w:w="0" w:type="dxa"/>
-        <w:tblBorders>
-          <w:top w:val="single" w:sz="4" w:space="0" w:color="808080"/>
-          <w:left w:val="single" w:sz="4" w:space="0" w:color="808080"/>
-          <w:bottom w:val="single" w:sz="4" w:space="0" w:color="808080"/>
-          <w:right w:val="single" w:sz="4" w:space="0" w:color="808080"/>
-          <w:insideH w:val="single" w:sz="4" w:space="0" w:color="808080"/>
-          <w:insideV w:val="single" w:sz="4" w:space="0" w:color="808080"/>
-        </w:tblBorders>
-        <w:tblLayout w:type="fixed"/>
-        <w:tblCellMar>
-          <w:top w:w="45" w:type="dxa"/>
-          <w:left w:w="85" w:type="dxa"/>
-          <w:bottom w:w="45" w:type="dxa"/>
-          <w:right w:w="85" w:type="dxa"/>
-        </w:tblCellMar>
-        <w:tblLook w:val="04A0" w:firstRow="1" w:lastRow="0" w:firstColumn="0" w:lastColumn="0" w:noHBand="0" w:noVBand="1"/>
-      </w:tblPr>
-      <w:tblGrid>
-        <w:gridCol w:w="1782"/>
-        <w:gridCol w:w="3708"/>
-        <w:gridCol w:w="3537"/>
-      </w:tblGrid>
-      <w:tr>
-        <w:trPr>
-          <w:cantSplit/>
-          <w:tblHeader/>
-        </w:trPr>
-        <w:tc>
-          <w:tcPr>
-            <w:tcW w:w="1782" w:type="dxa"/>
-            <w:shd w:val="clear" w:color="auto" w:fill="0F4761"/>
-            <w:vAlign w:val="center"/>
-          </w:tcPr>
-          <w:p>
-            <w:pPr>
-              <w:pStyle w:val="TableHeading"/>
-              <w:jc w:val="left"/>
-            </w:pPr>
-            <w:r>
-              <w:rPr>
-                <w:color w:val="FFFFFF"/>
-              </w:rPr>
-              <w:t xml:space="preserve">Layer</w:t>
-            </w:r>
-          </w:p>
-        </w:tc>
-        <w:tc>
-          <w:tcPr>
-            <w:tcW w:w="3708" w:type="dxa"/>
-            <w:shd w:val="clear" w:color="auto" w:fill="0F4761"/>
-            <w:vAlign w:val="center"/>
-          </w:tcPr>
-          <w:p>
-            <w:pPr>
-              <w:pStyle w:val="TableHeading"/>
-              <w:jc w:val="left"/>
-            </w:pPr>
-            <w:r>
-              <w:rPr>
-                <w:color w:val="FFFFFF"/>
-              </w:rPr>
-              <w:t xml:space="preserve">Path</w:t>
-            </w:r>
-          </w:p>
-        </w:tc>
-        <w:tc>
-          <w:tcPr>
-            <w:tcW w:w="3537" w:type="dxa"/>
-            <w:shd w:val="clear" w:color="auto" w:fill="0F4761"/>
-            <w:vAlign w:val="center"/>
-          </w:tcPr>
-          <w:p>
-            <w:pPr>
-              <w:pStyle w:val="TableHeading"/>
-              <w:jc w:val="left"/>
-            </w:pPr>
-            <w:r>
-              <w:rPr>
-                <w:color w:val="FFFFFF"/>
-              </w:rPr>
-              <w:t xml:space="preserve">Contents</w:t>
-            </w:r>
-          </w:p>
-        </w:tc>
-      </w:tr>
-      <w:tr>
-        <w:trPr>
-          <w:cantSplit/>
-        </w:trPr>
-        <w:tc>
-          <w:tcPr>
-            <w:tcW w:w="1782" w:type="dxa"/>
-            <w:vAlign w:val="top"/>
-          </w:tcPr>
-          <w:p>
-            <w:pPr>
-              <w:pStyle w:val="TableText"/>
-              <w:jc w:val="left"/>
-            </w:pPr>
-            <w:r>
-              <w:t xml:space="preserve">Shared kernel</w:t>
-            </w:r>
-          </w:p>
-        </w:tc>
-        <w:tc>
-          <w:tcPr>
-            <w:tcW w:w="3708" w:type="dxa"/>
-            <w:vAlign w:val="top"/>
-          </w:tcPr>
-          <w:p>
-            <w:pPr>
-              <w:pStyle w:val="TableText"/>
-              <w:jc w:val="left"/>
-            </w:pPr>
-            <w:r>
-              <w:rPr>
-                <w:rStyle w:val="CodeChar"/>
-              </w:rPr>
-              <w:t xml:space="preserve">src/shared/</w:t>
-            </w:r>
-          </w:p>
-        </w:tc>
-        <w:tc>
-          <w:tcPr>
-            <w:tcW w:w="3537" w:type="dxa"/>
-            <w:vAlign w:val="top"/>
-          </w:tcPr>
-          <w:p>
-            <w:pPr>
-              <w:pStyle w:val="TableText"/>
-              <w:jc w:val="left"/>
-            </w:pPr>
-            <w:r>
-              <w:t xml:space="preserve">Configuration, logger with PII redaction, cryptography, validation, resilience, metrics, errors, clock</w:t>
-            </w:r>
-          </w:p>
-        </w:tc>
-      </w:tr>
-      <w:tr>
-        <w:trPr>
-          <w:cantSplit/>
-        </w:trPr>
-        <w:tc>
-          <w:tcPr>
-            <w:tcW w:w="1782" w:type="dxa"/>
-            <w:shd w:val="clear" w:color="auto" w:fill="F4F7FB"/>
-            <w:vAlign w:val="top"/>
-          </w:tcPr>
-          <w:p>
-            <w:pPr>
-              <w:pStyle w:val="TableText"/>
-              <w:jc w:val="left"/>
-            </w:pPr>
-            <w:r>
-              <w:t xml:space="preserve">Rules engine</w:t>
-            </w:r>
-          </w:p>
-        </w:tc>
-        <w:tc>
-          <w:tcPr>
-            <w:tcW w:w="3708" w:type="dxa"/>
-            <w:shd w:val="clear" w:color="auto" w:fill="F4F7FB"/>
-            <w:vAlign w:val="top"/>
-          </w:tcPr>
-          <w:p>
-            <w:pPr>
-              <w:pStyle w:val="TableText"/>
-              <w:jc w:val="left"/>
-            </w:pPr>
-            <w:r>
-              <w:rPr>
-                <w:rStyle w:val="CodeChar"/>
-              </w:rPr>
-              <w:t xml:space="preserve">src/rules/</w:t>
-            </w:r>
-          </w:p>
-        </w:tc>
-        <w:tc>
-          <w:tcPr>
-            <w:tcW w:w="3537" w:type="dxa"/>
-            <w:shd w:val="clear" w:color="auto" w:fill="F4F7FB"/>
-            <w:vAlign w:val="top"/>
-          </w:tcPr>
-          <w:p>
-            <w:pPr>
-              <w:pStyle w:val="TableText"/>
-              <w:jc w:val="left"/>
-            </w:pPr>
-            <w:r>
-              <w:t xml:space="preserve">JSON Logic subset, decision tables, per-kind validators</w:t>
-            </w:r>
-          </w:p>
-        </w:tc>
-      </w:tr>
-      <w:tr>
-        <w:trPr>
-          <w:cantSplit/>
-        </w:trPr>
-        <w:tc>
-          <w:tcPr>
-            <w:tcW w:w="1782" w:type="dxa"/>
-            <w:vAlign w:val="top"/>
-          </w:tcPr>
-          <w:p>
-            <w:pPr>
-              <w:pStyle w:val="TableText"/>
-              <w:jc w:val="left"/>
-            </w:pPr>
-            <w:r>
-              <w:t xml:space="preserve">Domain</w:t>
-            </w:r>
-          </w:p>
-        </w:tc>
-        <w:tc>
-          <w:tcPr>
-            <w:tcW w:w="3708" w:type="dxa"/>
-            <w:vAlign w:val="top"/>
-          </w:tcPr>
-          <w:p>
-            <w:pPr>
-              <w:pStyle w:val="TableText"/>
-              <w:jc w:val="left"/>
-            </w:pPr>
-            <w:r>
-              <w:rPr>
-                <w:rStyle w:val="CodeChar"/>
-              </w:rPr>
-              <w:t xml:space="preserve">src/domain/</w:t>
-            </w:r>
-          </w:p>
-        </w:tc>
-        <w:tc>
-          <w:tcPr>
-            <w:tcW w:w="3537" w:type="dxa"/>
-            <w:vAlign w:val="top"/>
-          </w:tcPr>
-          <w:p>
-            <w:pPr>
-              <w:pStyle w:val="TableText"/>
-              <w:jc w:val="left"/>
-            </w:pPr>
-            <w:r>
-              <w:t xml:space="preserve">Identity, enrichment, leads, rating, contact policy, voice dialogue</w:t>
-            </w:r>
-          </w:p>
-        </w:tc>
-      </w:tr>
-      <w:tr>
-        <w:trPr>
-          <w:cantSplit/>
-        </w:trPr>
-        <w:tc>
-          <w:tcPr>
-            <w:tcW w:w="1782" w:type="dxa"/>
-            <w:shd w:val="clear" w:color="auto" w:fill="F4F7FB"/>
-            <w:vAlign w:val="top"/>
-          </w:tcPr>
-          <w:p>
-            <w:pPr>
-              <w:pStyle w:val="TableText"/>
-              <w:jc w:val="left"/>
-            </w:pPr>
-            <w:r>
-              <w:t xml:space="preserve">Application</w:t>
-            </w:r>
-          </w:p>
-        </w:tc>
-        <w:tc>
-          <w:tcPr>
-            <w:tcW w:w="3708" w:type="dxa"/>
-            <w:shd w:val="clear" w:color="auto" w:fill="F4F7FB"/>
-            <w:vAlign w:val="top"/>
-          </w:tcPr>
-          <w:p>
-            <w:pPr>
-              <w:pStyle w:val="TableText"/>
-              <w:jc w:val="left"/>
-            </w:pPr>
-            <w:r>
-              <w:rPr>
-                <w:rStyle w:val="CodeChar"/>
-              </w:rPr>
-              <w:t xml:space="preserve">src/application/</w:t>
-            </w:r>
-          </w:p>
-        </w:tc>
-        <w:tc>
-          <w:tcPr>
-            <w:tcW w:w="3537" w:type="dxa"/>
-            <w:shd w:val="clear" w:color="auto" w:fill="F4F7FB"/>
-            <w:vAlign w:val="top"/>
-          </w:tcPr>
-          <w:p>
-            <w:pPr>
-              <w:pStyle w:val="TableText"/>
-              <w:jc w:val="left"/>
-            </w:pPr>
-            <w:r>
-              <w:t xml:space="preserve">One service per use-case area, access policy, rules service</w:t>
-            </w:r>
-          </w:p>
-        </w:tc>
-      </w:tr>
-      <w:tr>
-        <w:trPr>
-          <w:cantSplit/>
-        </w:trPr>
-        <w:tc>
-          <w:tcPr>
-            <w:tcW w:w="1782" w:type="dxa"/>
-            <w:vAlign w:val="top"/>
-          </w:tcPr>
-          <w:p>
-            <w:pPr>
-              <w:pStyle w:val="TableText"/>
-              <w:jc w:val="left"/>
-            </w:pPr>
-            <w:r>
-              <w:t xml:space="preserve">Composition root</w:t>
-            </w:r>
-          </w:p>
-        </w:tc>
-        <w:tc>
-          <w:tcPr>
-            <w:tcW w:w="3708" w:type="dxa"/>
-            <w:vAlign w:val="top"/>
-          </w:tcPr>
-          <w:p>
-            <w:pPr>
-              <w:pStyle w:val="TableText"/>
-              <w:jc w:val="left"/>
-            </w:pPr>
-            <w:r>
-              <w:rPr>
-                <w:rStyle w:val="CodeChar"/>
-              </w:rPr>
-              <w:t xml:space="preserve">src/bootstrap/container.js</w:t>
-            </w:r>
-          </w:p>
-        </w:tc>
-        <w:tc>
-          <w:tcPr>
-            <w:tcW w:w="3537" w:type="dxa"/>
-            <w:vAlign w:val="top"/>
-          </w:tcPr>
-          <w:p>
-            <w:pPr>
-              <w:pStyle w:val="TableText"/>
-              <w:jc w:val="left"/>
-            </w:pPr>
-            <w:r>
-              <w:t xml:space="preserve">Adapter selection, wiring, event subscribers</w:t>
-            </w:r>
-          </w:p>
-        </w:tc>
-      </w:tr>
-      <w:tr>
-        <w:trPr>
-          <w:cantSplit/>
-        </w:trPr>
-        <w:tc>
-          <w:tcPr>
-            <w:tcW w:w="1782" w:type="dxa"/>
-            <w:shd w:val="clear" w:color="auto" w:fill="F4F7FB"/>
-            <w:vAlign w:val="top"/>
-          </w:tcPr>
-          <w:p>
-            <w:pPr>
-              <w:pStyle w:val="TableText"/>
-              <w:jc w:val="left"/>
-            </w:pPr>
-            <w:r>
-              <w:t xml:space="preserve">Persistence</w:t>
-            </w:r>
-          </w:p>
-        </w:tc>
-        <w:tc>
-          <w:tcPr>
-            <w:tcW w:w="3708" w:type="dxa"/>
-            <w:shd w:val="clear" w:color="auto" w:fill="F4F7FB"/>
-            <w:vAlign w:val="top"/>
-          </w:tcPr>
-          <w:p>
-            <w:pPr>
-              <w:pStyle w:val="TableText"/>
-              <w:jc w:val="left"/>
-            </w:pPr>
-            <w:r>
-              <w:rPr>
-                <w:rStyle w:val="CodeChar"/>
-              </w:rPr>
-              <w:t xml:space="preserve">src/adapters/persistence/</w:t>
-            </w:r>
-          </w:p>
-        </w:tc>
-        <w:tc>
-          <w:tcPr>
-            <w:tcW w:w="3537" w:type="dxa"/>
-            <w:shd w:val="clear" w:color="auto" w:fill="F4F7FB"/>
-            <w:vAlign w:val="top"/>
-          </w:tcPr>
-          <w:p>
-            <w:pPr>
-              <w:pStyle w:val="TableText"/>
-              <w:jc w:val="left"/>
-            </w:pPr>
-            <w:r>
-              <w:t xml:space="preserve">Collection registry, codec, PostgreSQL and in-memory stores, audit chain</w:t>
-            </w:r>
-          </w:p>
-        </w:tc>
-      </w:tr>
-      <w:tr>
-        <w:trPr>
-          <w:cantSplit/>
-        </w:trPr>
-        <w:tc>
-          <w:tcPr>
-            <w:tcW w:w="1782" w:type="dxa"/>
-            <w:vAlign w:val="top"/>
-          </w:tcPr>
-          <w:p>
-            <w:pPr>
-              <w:pStyle w:val="TableText"/>
-              <w:jc w:val="left"/>
-            </w:pPr>
-            <w:r>
-              <w:t xml:space="preserve">Messaging</w:t>
-            </w:r>
-          </w:p>
-        </w:tc>
-        <w:tc>
-          <w:tcPr>
-            <w:tcW w:w="3708" w:type="dxa"/>
-            <w:vAlign w:val="top"/>
-          </w:tcPr>
-          <w:p>
-            <w:pPr>
-              <w:pStyle w:val="TableText"/>
-              <w:jc w:val="left"/>
-            </w:pPr>
-            <w:r>
-              <w:rPr>
-                <w:rStyle w:val="CodeChar"/>
-              </w:rPr>
-              <w:t xml:space="preserve">src/adapters/messaging/</w:t>
-            </w:r>
-          </w:p>
-        </w:tc>
-        <w:tc>
-          <w:tcPr>
-            <w:tcW w:w="3537" w:type="dxa"/>
-            <w:vAlign w:val="top"/>
-          </w:tcPr>
-          <w:p>
-            <w:pPr>
-              <w:pStyle w:val="TableText"/>
-              <w:jc w:val="left"/>
-            </w:pPr>
-            <w:r>
-              <w:t xml:space="preserve">Outbox event bus</w:t>
-            </w:r>
-          </w:p>
-        </w:tc>
-      </w:tr>
-      <w:tr>
-        <w:trPr>
-          <w:cantSplit/>
-        </w:trPr>
-        <w:tc>
-          <w:tcPr>
-            <w:tcW w:w="1782" w:type="dxa"/>
-            <w:shd w:val="clear" w:color="auto" w:fill="F4F7FB"/>
-            <w:vAlign w:val="top"/>
-          </w:tcPr>
-          <w:p>
-            <w:pPr>
-              <w:pStyle w:val="TableText"/>
-              <w:jc w:val="left"/>
-            </w:pPr>
-            <w:r>
-              <w:t xml:space="preserve">Integrations</w:t>
-            </w:r>
-          </w:p>
-        </w:tc>
-        <w:tc>
-          <w:tcPr>
-            <w:tcW w:w="3708" w:type="dxa"/>
-            <w:shd w:val="clear" w:color="auto" w:fill="F4F7FB"/>
-            <w:vAlign w:val="top"/>
-          </w:tcPr>
-          <w:p>
-            <w:pPr>
-              <w:pStyle w:val="TableText"/>
-              <w:jc w:val="left"/>
-            </w:pPr>
-            <w:r>
-              <w:rPr>
-                <w:rStyle w:val="CodeChar"/>
-              </w:rPr>
-              <w:t xml:space="preserve">src/adapters/integrations/</w:t>
-            </w:r>
-          </w:p>
-        </w:tc>
-        <w:tc>
-          <w:tcPr>
-            <w:tcW w:w="3537" w:type="dxa"/>
-            <w:shd w:val="clear" w:color="auto" w:fill="F4F7FB"/>
-            <w:vAlign w:val="top"/>
-          </w:tcPr>
-          <w:p>
-            <w:pPr>
-              <w:pStyle w:val="TableText"/>
-              <w:jc w:val="left"/>
-            </w:pPr>
-            <w:r>
-              <w:t xml:space="preserve">TASCO core REST client, simulated core, sandbox gateways, simulated caller, synthetic VETC source</w:t>
-            </w:r>
-          </w:p>
-        </w:tc>
-      </w:tr>
-      <w:tr>
-        <w:trPr>
-          <w:cantSplit/>
-        </w:trPr>
-        <w:tc>
-          <w:tcPr>
-            <w:tcW w:w="1782" w:type="dxa"/>
-            <w:vAlign w:val="top"/>
-          </w:tcPr>
-          <w:p>
-            <w:pPr>
-              <w:pStyle w:val="TableText"/>
-              <w:jc w:val="left"/>
-            </w:pPr>
-            <w:r>
-              <w:t xml:space="preserve">HTTP</w:t>
-            </w:r>
-          </w:p>
-        </w:tc>
-        <w:tc>
-          <w:tcPr>
-            <w:tcW w:w="3708" w:type="dxa"/>
-            <w:vAlign w:val="top"/>
-          </w:tcPr>
-          <w:p>
-            <w:pPr>
-              <w:pStyle w:val="TableText"/>
-              <w:jc w:val="left"/>
-            </w:pPr>
-            <w:r>
-              <w:rPr>
-                <w:rStyle w:val="CodeChar"/>
-              </w:rPr>
-              <w:t xml:space="preserve">src/adapters/http/</w:t>
-            </w:r>
-          </w:p>
-        </w:tc>
-        <w:tc>
-          <w:tcPr>
-            <w:tcW w:w="3537" w:type="dxa"/>
-            <w:vAlign w:val="top"/>
-          </w:tcPr>
-          <w:p>
-            <w:pPr>
-              <w:pStyle w:val="TableText"/>
-              <w:jc w:val="left"/>
-            </w:pPr>
-            <w:r>
-              <w:t xml:space="preserve">Request pipeline, route table, router, OpenAPI generator, security headers</w:t>
-            </w:r>
-          </w:p>
-        </w:tc>
-      </w:tr>
-      <w:tr>
-        <w:trPr>
-          <w:cantSplit/>
-        </w:trPr>
-        <w:tc>
-          <w:tcPr>
-            <w:tcW w:w="1782" w:type="dxa"/>
-            <w:shd w:val="clear" w:color="auto" w:fill="F4F7FB"/>
-            <w:vAlign w:val="top"/>
-          </w:tcPr>
-          <w:p>
-            <w:pPr>
-              <w:pStyle w:val="TableText"/>
-              <w:jc w:val="left"/>
-            </w:pPr>
-            <w:r>
-              <w:t xml:space="preserve">Processes</w:t>
-            </w:r>
-          </w:p>
-        </w:tc>
-        <w:tc>
-          <w:tcPr>
-            <w:tcW w:w="3708" w:type="dxa"/>
-            <w:shd w:val="clear" w:color="auto" w:fill="F4F7FB"/>
-            <w:vAlign w:val="top"/>
-          </w:tcPr>
-          <w:p>
-            <w:pPr>
-              <w:pStyle w:val="TableText"/>
-              <w:jc w:val="left"/>
-            </w:pPr>
-            <w:r>
-              <w:rPr>
-                <w:rStyle w:val="CodeChar"/>
-              </w:rPr>
-              <w:t xml:space="preserve">src/server.js</w:t>
-            </w:r>
-            <w:r>
-              <w:t xml:space="preserve">,</w:t>
-            </w:r>
-            <w:r>
-              <w:t xml:space="preserve"> </w:t>
-            </w:r>
-            <w:r>
-              <w:rPr>
-                <w:rStyle w:val="CodeChar"/>
-              </w:rPr>
-              <w:t xml:space="preserve">src/jobs/cli.js</w:t>
-            </w:r>
-          </w:p>
-        </w:tc>
-        <w:tc>
-          <w:tcPr>
-            <w:tcW w:w="3537" w:type="dxa"/>
-            <w:shd w:val="clear" w:color="auto" w:fill="F4F7FB"/>
-            <w:vAlign w:val="top"/>
-          </w:tcPr>
-          <w:p>
-            <w:pPr>
-              <w:pStyle w:val="TableText"/>
-              <w:jc w:val="left"/>
-            </w:pPr>
-            <w:r>
-              <w:t xml:space="preserve">API server and batch jobs</w:t>
-            </w:r>
-          </w:p>
-        </w:tc>
-      </w:tr>
-      <w:tr>
-        <w:trPr>
-          <w:cantSplit/>
-        </w:trPr>
-        <w:tc>
-          <w:tcPr>
-            <w:tcW w:w="1782" w:type="dxa"/>
-            <w:vAlign w:val="top"/>
-          </w:tcPr>
-          <w:p>
-            <w:pPr>
-              <w:pStyle w:val="TableText"/>
-              <w:jc w:val="left"/>
-            </w:pPr>
-            <w:r>
-              <w:t xml:space="preserve">Configuration</w:t>
-            </w:r>
-          </w:p>
-        </w:tc>
-        <w:tc>
-          <w:tcPr>
-            <w:tcW w:w="3708" w:type="dxa"/>
-            <w:vAlign w:val="top"/>
-          </w:tcPr>
-          <w:p>
-            <w:pPr>
-              <w:pStyle w:val="TableText"/>
-              <w:jc w:val="left"/>
-            </w:pPr>
-            <w:r>
-              <w:rPr>
-                <w:rStyle w:val="CodeChar"/>
-              </w:rPr>
-              <w:t xml:space="preserve">config/rules/</w:t>
-            </w:r>
-            <w:r>
-              <w:t xml:space="preserve">,</w:t>
-            </w:r>
-            <w:r>
-              <w:t xml:space="preserve"> </w:t>
-            </w:r>
-            <w:r>
-              <w:rPr>
-                <w:rStyle w:val="CodeChar"/>
-              </w:rPr>
-              <w:t xml:space="preserve">config/security/rbac.json</w:t>
-            </w:r>
-          </w:p>
-        </w:tc>
-        <w:tc>
-          <w:tcPr>
-            <w:tcW w:w="3537" w:type="dxa"/>
-            <w:vAlign w:val="top"/>
-          </w:tcPr>
-          <w:p>
-            <w:pPr>
-              <w:pStyle w:val="TableText"/>
-              <w:jc w:val="left"/>
-            </w:pPr>
-            <w:r>
-              <w:t xml:space="preserve">Rule kinds; roles, separation of duties, restricted rule kinds</w:t>
-            </w:r>
-          </w:p>
-        </w:tc>
-      </w:tr>
-      <w:tr>
-        <w:trPr>
-          <w:cantSplit/>
-        </w:trPr>
-        <w:tc>
-          <w:tcPr>
-            <w:tcW w:w="1782" w:type="dxa"/>
-            <w:shd w:val="clear" w:color="auto" w:fill="F4F7FB"/>
-            <w:vAlign w:val="top"/>
-          </w:tcPr>
-          <w:p>
-            <w:pPr>
-              <w:pStyle w:val="TableText"/>
-              <w:jc w:val="left"/>
-            </w:pPr>
-            <w:r>
-              <w:t xml:space="preserve">Schema</w:t>
-            </w:r>
-          </w:p>
-        </w:tc>
-        <w:tc>
-          <w:tcPr>
-            <w:tcW w:w="3708" w:type="dxa"/>
-            <w:shd w:val="clear" w:color="auto" w:fill="F4F7FB"/>
-            <w:vAlign w:val="top"/>
-          </w:tcPr>
-          <w:p>
-            <w:pPr>
-              <w:pStyle w:val="TableText"/>
-              <w:jc w:val="left"/>
-            </w:pPr>
-            <w:r>
-              <w:rPr>
-                <w:rStyle w:val="CodeChar"/>
-              </w:rPr>
-              <w:t xml:space="preserve">db/migrations/</w:t>
-            </w:r>
-          </w:p>
-        </w:tc>
-        <w:tc>
-          <w:tcPr>
-            <w:tcW w:w="3537" w:type="dxa"/>
-            <w:shd w:val="clear" w:color="auto" w:fill="F4F7FB"/>
-            <w:vAlign w:val="top"/>
-          </w:tcPr>
-          <w:p>
-            <w:pPr>
-              <w:pStyle w:val="TableText"/>
-              <w:jc w:val="left"/>
-            </w:pPr>
-            <w:r>
-              <w:t xml:space="preserve">Collection tables, audit log, integrity hardening</w:t>
-            </w:r>
-          </w:p>
-        </w:tc>
-      </w:tr>
-      <w:tr>
-        <w:trPr>
-          <w:cantSplit/>
-        </w:trPr>
-        <w:tc>
-          <w:tcPr>
-            <w:tcW w:w="1782" w:type="dxa"/>
-            <w:vAlign w:val="top"/>
-          </w:tcPr>
-          <w:p>
-            <w:pPr>
-              <w:pStyle w:val="TableText"/>
-              <w:jc w:val="left"/>
-            </w:pPr>
-            <w:r>
-              <w:t xml:space="preserve">Deployment</w:t>
-            </w:r>
-          </w:p>
-        </w:tc>
-        <w:tc>
-          <w:tcPr>
-            <w:tcW w:w="3708" w:type="dxa"/>
-            <w:vAlign w:val="top"/>
-          </w:tcPr>
-          <w:p>
-            <w:pPr>
-              <w:pStyle w:val="TableText"/>
-              <w:jc w:val="left"/>
-            </w:pPr>
-            <w:r>
-              <w:rPr>
-                <w:rStyle w:val="CodeChar"/>
-              </w:rPr>
-              <w:t xml:space="preserve">Dockerfile</w:t>
-            </w:r>
-            <w:r>
-              <w:t xml:space="preserve">,</w:t>
-            </w:r>
-            <w:r>
-              <w:t xml:space="preserve"> </w:t>
-            </w:r>
-            <w:r>
-              <w:rPr>
-                <w:rStyle w:val="CodeChar"/>
-              </w:rPr>
-              <w:t xml:space="preserve">deploy/k8s/</w:t>
-            </w:r>
-            <w:r>
-              <w:t xml:space="preserve">,</w:t>
-            </w:r>
-            <w:r>
-              <w:t xml:space="preserve"> </w:t>
-            </w:r>
-            <w:r>
-              <w:rPr>
-                <w:rStyle w:val="CodeChar"/>
-              </w:rPr>
-              <w:t xml:space="preserve">railway.json</w:t>
-            </w:r>
-            <w:r>
-              <w:t xml:space="preserve">,</w:t>
-            </w:r>
-            <w:r>
-              <w:t xml:space="preserve"> </w:t>
-            </w:r>
-            <w:r>
-              <w:rPr>
-                <w:rStyle w:val="CodeChar"/>
-              </w:rPr>
-              <w:t xml:space="preserve">.github/workflows/ci.yml</w:t>
-            </w:r>
-          </w:p>
-        </w:tc>
-        <w:tc>
-          <w:tcPr>
-            <w:tcW w:w="3537" w:type="dxa"/>
-            <w:vAlign w:val="top"/>
-          </w:tcPr>
-          <w:p>
-            <w:pPr>
-              <w:pStyle w:val="TableText"/>
-              <w:jc w:val="left"/>
-            </w:pPr>
-            <w:r>
-              <w:t xml:space="preserve">Image, manifests, UAT hosting, pipeline</w:t>
-            </w:r>
-          </w:p>
-        </w:tc>
-      </w:tr>
-    </w:tbl>
-    <w:p>
-      <w:pPr>
-        <w:pStyle w:val="Heading1"/>
-        <w:pageBreakBefore/>
         <w:numPr>
           <w:ilvl w:val="0"/>
           <w:numId w:val="1"/>
@@ -15132,9 +14951,951 @@
           <w:iCs w:val="0"/>
           <w:spacing w:val="0"/>
         </w:rPr>
+        <w:t xml:space="preserve">Appendix</w:t>
+      </w:r>
+      <w:bookmarkEnd w:id="38"/>
+    </w:p>
+    <w:p>
+      <w:pPr>
+        <w:pStyle w:val="Heading2"/>
+      </w:pPr>
+      <w:bookmarkStart w:id="39" w:name="_Toc300000035"/>
+      <w:r>
+        <w:t xml:space="preserve">Source map</w:t>
+      </w:r>
+      <w:bookmarkEnd w:id="39"/>
+    </w:p>
+    <w:tbl>
+      <w:tblPr>
+        <w:tblStyle w:val="TableGrid"/>
+        <w:tblW w:w="5000" w:type="pct"/>
+        <w:tblInd w:w="0" w:type="dxa"/>
+        <w:tblBorders>
+          <w:top w:val="single" w:sz="4" w:space="0" w:color="808080"/>
+          <w:left w:val="single" w:sz="4" w:space="0" w:color="808080"/>
+          <w:bottom w:val="single" w:sz="4" w:space="0" w:color="808080"/>
+          <w:right w:val="single" w:sz="4" w:space="0" w:color="808080"/>
+          <w:insideH w:val="single" w:sz="4" w:space="0" w:color="808080"/>
+          <w:insideV w:val="single" w:sz="4" w:space="0" w:color="808080"/>
+        </w:tblBorders>
+        <w:tblLayout w:type="fixed"/>
+        <w:tblCellMar>
+          <w:top w:w="45" w:type="dxa"/>
+          <w:left w:w="85" w:type="dxa"/>
+          <w:bottom w:w="45" w:type="dxa"/>
+          <w:right w:w="85" w:type="dxa"/>
+        </w:tblCellMar>
+        <w:tblLook w:val="04A0" w:firstRow="1" w:lastRow="0" w:firstColumn="0" w:lastColumn="0" w:noHBand="0" w:noVBand="1"/>
+      </w:tblPr>
+      <w:tblGrid>
+        <w:gridCol w:w="1779"/>
+        <w:gridCol w:w="3589"/>
+        <w:gridCol w:w="3659"/>
+      </w:tblGrid>
+      <w:tr>
+        <w:trPr>
+          <w:cantSplit/>
+          <w:tblHeader/>
+        </w:trPr>
+        <w:tc>
+          <w:tcPr>
+            <w:tcW w:w="1779" w:type="dxa"/>
+            <w:shd w:val="clear" w:color="auto" w:fill="0F4761"/>
+            <w:vAlign w:val="center"/>
+          </w:tcPr>
+          <w:p>
+            <w:pPr>
+              <w:pStyle w:val="TableHeading"/>
+              <w:jc w:val="left"/>
+            </w:pPr>
+            <w:r>
+              <w:rPr>
+                <w:color w:val="FFFFFF"/>
+              </w:rPr>
+              <w:t xml:space="preserve">Layer</w:t>
+            </w:r>
+          </w:p>
+        </w:tc>
+        <w:tc>
+          <w:tcPr>
+            <w:tcW w:w="3589" w:type="dxa"/>
+            <w:shd w:val="clear" w:color="auto" w:fill="0F4761"/>
+            <w:vAlign w:val="center"/>
+          </w:tcPr>
+          <w:p>
+            <w:pPr>
+              <w:pStyle w:val="TableHeading"/>
+              <w:jc w:val="left"/>
+            </w:pPr>
+            <w:r>
+              <w:rPr>
+                <w:color w:val="FFFFFF"/>
+              </w:rPr>
+              <w:t xml:space="preserve">Path</w:t>
+            </w:r>
+          </w:p>
+        </w:tc>
+        <w:tc>
+          <w:tcPr>
+            <w:tcW w:w="3659" w:type="dxa"/>
+            <w:shd w:val="clear" w:color="auto" w:fill="0F4761"/>
+            <w:vAlign w:val="center"/>
+          </w:tcPr>
+          <w:p>
+            <w:pPr>
+              <w:pStyle w:val="TableHeading"/>
+              <w:jc w:val="left"/>
+            </w:pPr>
+            <w:r>
+              <w:rPr>
+                <w:color w:val="FFFFFF"/>
+              </w:rPr>
+              <w:t xml:space="preserve">Contents</w:t>
+            </w:r>
+          </w:p>
+        </w:tc>
+      </w:tr>
+      <w:tr>
+        <w:trPr>
+          <w:cantSplit/>
+        </w:trPr>
+        <w:tc>
+          <w:tcPr>
+            <w:tcW w:w="1779" w:type="dxa"/>
+            <w:vAlign w:val="top"/>
+          </w:tcPr>
+          <w:p>
+            <w:pPr>
+              <w:pStyle w:val="TableText"/>
+              <w:jc w:val="left"/>
+            </w:pPr>
+            <w:r>
+              <w:t xml:space="preserve">Shared kernel</w:t>
+            </w:r>
+          </w:p>
+        </w:tc>
+        <w:tc>
+          <w:tcPr>
+            <w:tcW w:w="3589" w:type="dxa"/>
+            <w:vAlign w:val="top"/>
+          </w:tcPr>
+          <w:p>
+            <w:pPr>
+              <w:pStyle w:val="TableText"/>
+              <w:jc w:val="left"/>
+            </w:pPr>
+            <w:r>
+              <w:rPr>
+                <w:rStyle w:val="CodeChar"/>
+              </w:rPr>
+              <w:t xml:space="preserve">src/shared/</w:t>
+            </w:r>
+          </w:p>
+        </w:tc>
+        <w:tc>
+          <w:tcPr>
+            <w:tcW w:w="3659" w:type="dxa"/>
+            <w:vAlign w:val="top"/>
+          </w:tcPr>
+          <w:p>
+            <w:pPr>
+              <w:pStyle w:val="TableText"/>
+              <w:jc w:val="left"/>
+            </w:pPr>
+            <w:r>
+              <w:t xml:space="preserve">Configuration, logger with PII redaction, cryptography, validation, resilience, metrics, errors, clock</w:t>
+            </w:r>
+          </w:p>
+        </w:tc>
+      </w:tr>
+      <w:tr>
+        <w:trPr>
+          <w:cantSplit/>
+        </w:trPr>
+        <w:tc>
+          <w:tcPr>
+            <w:tcW w:w="1779" w:type="dxa"/>
+            <w:shd w:val="clear" w:color="auto" w:fill="F4F7FB"/>
+            <w:vAlign w:val="top"/>
+          </w:tcPr>
+          <w:p>
+            <w:pPr>
+              <w:pStyle w:val="TableText"/>
+              <w:jc w:val="left"/>
+            </w:pPr>
+            <w:r>
+              <w:t xml:space="preserve">Rules engine</w:t>
+            </w:r>
+          </w:p>
+        </w:tc>
+        <w:tc>
+          <w:tcPr>
+            <w:tcW w:w="3589" w:type="dxa"/>
+            <w:shd w:val="clear" w:color="auto" w:fill="F4F7FB"/>
+            <w:vAlign w:val="top"/>
+          </w:tcPr>
+          <w:p>
+            <w:pPr>
+              <w:pStyle w:val="TableText"/>
+              <w:jc w:val="left"/>
+            </w:pPr>
+            <w:r>
+              <w:rPr>
+                <w:rStyle w:val="CodeChar"/>
+              </w:rPr>
+              <w:t xml:space="preserve">src/rules/</w:t>
+            </w:r>
+          </w:p>
+        </w:tc>
+        <w:tc>
+          <w:tcPr>
+            <w:tcW w:w="3659" w:type="dxa"/>
+            <w:shd w:val="clear" w:color="auto" w:fill="F4F7FB"/>
+            <w:vAlign w:val="top"/>
+          </w:tcPr>
+          <w:p>
+            <w:pPr>
+              <w:pStyle w:val="TableText"/>
+              <w:jc w:val="left"/>
+            </w:pPr>
+            <w:r>
+              <w:t xml:space="preserve">JSON Logic subset, decision tables, per-kind validators</w:t>
+            </w:r>
+          </w:p>
+        </w:tc>
+      </w:tr>
+      <w:tr>
+        <w:trPr>
+          <w:cantSplit/>
+        </w:trPr>
+        <w:tc>
+          <w:tcPr>
+            <w:tcW w:w="1779" w:type="dxa"/>
+            <w:vAlign w:val="top"/>
+          </w:tcPr>
+          <w:p>
+            <w:pPr>
+              <w:pStyle w:val="TableText"/>
+              <w:jc w:val="left"/>
+            </w:pPr>
+            <w:r>
+              <w:t xml:space="preserve">Domain</w:t>
+            </w:r>
+          </w:p>
+        </w:tc>
+        <w:tc>
+          <w:tcPr>
+            <w:tcW w:w="3589" w:type="dxa"/>
+            <w:vAlign w:val="top"/>
+          </w:tcPr>
+          <w:p>
+            <w:pPr>
+              <w:pStyle w:val="TableText"/>
+              <w:jc w:val="left"/>
+            </w:pPr>
+            <w:r>
+              <w:rPr>
+                <w:rStyle w:val="CodeChar"/>
+              </w:rPr>
+              <w:t xml:space="preserve">src/domain/</w:t>
+            </w:r>
+          </w:p>
+        </w:tc>
+        <w:tc>
+          <w:tcPr>
+            <w:tcW w:w="3659" w:type="dxa"/>
+            <w:vAlign w:val="top"/>
+          </w:tcPr>
+          <w:p>
+            <w:pPr>
+              <w:pStyle w:val="TableText"/>
+              <w:jc w:val="left"/>
+            </w:pPr>
+            <w:r>
+              <w:t xml:space="preserve">Identity, enrichment, leads, rating, contact policy, voice dialogue, quick renewal</w:t>
+            </w:r>
+          </w:p>
+        </w:tc>
+      </w:tr>
+      <w:tr>
+        <w:trPr>
+          <w:cantSplit/>
+        </w:trPr>
+        <w:tc>
+          <w:tcPr>
+            <w:tcW w:w="1779" w:type="dxa"/>
+            <w:shd w:val="clear" w:color="auto" w:fill="F4F7FB"/>
+            <w:vAlign w:val="top"/>
+          </w:tcPr>
+          <w:p>
+            <w:pPr>
+              <w:pStyle w:val="TableText"/>
+              <w:jc w:val="left"/>
+            </w:pPr>
+            <w:r>
+              <w:t xml:space="preserve">Application</w:t>
+            </w:r>
+          </w:p>
+        </w:tc>
+        <w:tc>
+          <w:tcPr>
+            <w:tcW w:w="3589" w:type="dxa"/>
+            <w:shd w:val="clear" w:color="auto" w:fill="F4F7FB"/>
+            <w:vAlign w:val="top"/>
+          </w:tcPr>
+          <w:p>
+            <w:pPr>
+              <w:pStyle w:val="TableText"/>
+              <w:jc w:val="left"/>
+            </w:pPr>
+            <w:r>
+              <w:rPr>
+                <w:rStyle w:val="CodeChar"/>
+              </w:rPr>
+              <w:t xml:space="preserve">src/application/</w:t>
+            </w:r>
+          </w:p>
+        </w:tc>
+        <w:tc>
+          <w:tcPr>
+            <w:tcW w:w="3659" w:type="dxa"/>
+            <w:shd w:val="clear" w:color="auto" w:fill="F4F7FB"/>
+            <w:vAlign w:val="top"/>
+          </w:tcPr>
+          <w:p>
+            <w:pPr>
+              <w:pStyle w:val="TableText"/>
+              <w:jc w:val="left"/>
+            </w:pPr>
+            <w:r>
+              <w:t xml:space="preserve">One service per use-case area, access policy, rules service</w:t>
+            </w:r>
+          </w:p>
+        </w:tc>
+      </w:tr>
+      <w:tr>
+        <w:trPr>
+          <w:cantSplit/>
+        </w:trPr>
+        <w:tc>
+          <w:tcPr>
+            <w:tcW w:w="1779" w:type="dxa"/>
+            <w:vAlign w:val="top"/>
+          </w:tcPr>
+          <w:p>
+            <w:pPr>
+              <w:pStyle w:val="TableText"/>
+              <w:jc w:val="left"/>
+            </w:pPr>
+            <w:r>
+              <w:t xml:space="preserve">Composition root</w:t>
+            </w:r>
+          </w:p>
+        </w:tc>
+        <w:tc>
+          <w:tcPr>
+            <w:tcW w:w="3589" w:type="dxa"/>
+            <w:vAlign w:val="top"/>
+          </w:tcPr>
+          <w:p>
+            <w:pPr>
+              <w:pStyle w:val="TableText"/>
+              <w:jc w:val="left"/>
+            </w:pPr>
+            <w:r>
+              <w:rPr>
+                <w:rStyle w:val="CodeChar"/>
+              </w:rPr>
+              <w:t xml:space="preserve">src/bootstrap/container.js</w:t>
+            </w:r>
+          </w:p>
+        </w:tc>
+        <w:tc>
+          <w:tcPr>
+            <w:tcW w:w="3659" w:type="dxa"/>
+            <w:vAlign w:val="top"/>
+          </w:tcPr>
+          <w:p>
+            <w:pPr>
+              <w:pStyle w:val="TableText"/>
+              <w:jc w:val="left"/>
+            </w:pPr>
+            <w:r>
+              <w:t xml:space="preserve">Adapter selection, wiring, event subscribers</w:t>
+            </w:r>
+          </w:p>
+        </w:tc>
+      </w:tr>
+      <w:tr>
+        <w:trPr>
+          <w:cantSplit/>
+        </w:trPr>
+        <w:tc>
+          <w:tcPr>
+            <w:tcW w:w="1779" w:type="dxa"/>
+            <w:shd w:val="clear" w:color="auto" w:fill="F4F7FB"/>
+            <w:vAlign w:val="top"/>
+          </w:tcPr>
+          <w:p>
+            <w:pPr>
+              <w:pStyle w:val="TableText"/>
+              <w:jc w:val="left"/>
+            </w:pPr>
+            <w:r>
+              <w:t xml:space="preserve">Persistence</w:t>
+            </w:r>
+          </w:p>
+        </w:tc>
+        <w:tc>
+          <w:tcPr>
+            <w:tcW w:w="3589" w:type="dxa"/>
+            <w:shd w:val="clear" w:color="auto" w:fill="F4F7FB"/>
+            <w:vAlign w:val="top"/>
+          </w:tcPr>
+          <w:p>
+            <w:pPr>
+              <w:pStyle w:val="TableText"/>
+              <w:jc w:val="left"/>
+            </w:pPr>
+            <w:r>
+              <w:rPr>
+                <w:rStyle w:val="CodeChar"/>
+              </w:rPr>
+              <w:t xml:space="preserve">src/adapters/persistence/</w:t>
+            </w:r>
+          </w:p>
+        </w:tc>
+        <w:tc>
+          <w:tcPr>
+            <w:tcW w:w="3659" w:type="dxa"/>
+            <w:shd w:val="clear" w:color="auto" w:fill="F4F7FB"/>
+            <w:vAlign w:val="top"/>
+          </w:tcPr>
+          <w:p>
+            <w:pPr>
+              <w:pStyle w:val="TableText"/>
+              <w:jc w:val="left"/>
+            </w:pPr>
+            <w:r>
+              <w:t xml:space="preserve">Collection registry, codec, PostgreSQL and in-memory stores, audit chain</w:t>
+            </w:r>
+          </w:p>
+        </w:tc>
+      </w:tr>
+      <w:tr>
+        <w:trPr>
+          <w:cantSplit/>
+        </w:trPr>
+        <w:tc>
+          <w:tcPr>
+            <w:tcW w:w="1779" w:type="dxa"/>
+            <w:vAlign w:val="top"/>
+          </w:tcPr>
+          <w:p>
+            <w:pPr>
+              <w:pStyle w:val="TableText"/>
+              <w:jc w:val="left"/>
+            </w:pPr>
+            <w:r>
+              <w:t xml:space="preserve">Messaging</w:t>
+            </w:r>
+          </w:p>
+        </w:tc>
+        <w:tc>
+          <w:tcPr>
+            <w:tcW w:w="3589" w:type="dxa"/>
+            <w:vAlign w:val="top"/>
+          </w:tcPr>
+          <w:p>
+            <w:pPr>
+              <w:pStyle w:val="TableText"/>
+              <w:jc w:val="left"/>
+            </w:pPr>
+            <w:r>
+              <w:rPr>
+                <w:rStyle w:val="CodeChar"/>
+              </w:rPr>
+              <w:t xml:space="preserve">src/adapters/messaging/</w:t>
+            </w:r>
+          </w:p>
+        </w:tc>
+        <w:tc>
+          <w:tcPr>
+            <w:tcW w:w="3659" w:type="dxa"/>
+            <w:vAlign w:val="top"/>
+          </w:tcPr>
+          <w:p>
+            <w:pPr>
+              <w:pStyle w:val="TableText"/>
+              <w:jc w:val="left"/>
+            </w:pPr>
+            <w:r>
+              <w:t xml:space="preserve">Outbox event bus</w:t>
+            </w:r>
+          </w:p>
+        </w:tc>
+      </w:tr>
+      <w:tr>
+        <w:trPr>
+          <w:cantSplit/>
+        </w:trPr>
+        <w:tc>
+          <w:tcPr>
+            <w:tcW w:w="1779" w:type="dxa"/>
+            <w:shd w:val="clear" w:color="auto" w:fill="F4F7FB"/>
+            <w:vAlign w:val="top"/>
+          </w:tcPr>
+          <w:p>
+            <w:pPr>
+              <w:pStyle w:val="TableText"/>
+              <w:jc w:val="left"/>
+            </w:pPr>
+            <w:r>
+              <w:t xml:space="preserve">Integrations</w:t>
+            </w:r>
+          </w:p>
+        </w:tc>
+        <w:tc>
+          <w:tcPr>
+            <w:tcW w:w="3589" w:type="dxa"/>
+            <w:shd w:val="clear" w:color="auto" w:fill="F4F7FB"/>
+            <w:vAlign w:val="top"/>
+          </w:tcPr>
+          <w:p>
+            <w:pPr>
+              <w:pStyle w:val="TableText"/>
+              <w:jc w:val="left"/>
+            </w:pPr>
+            <w:r>
+              <w:rPr>
+                <w:rStyle w:val="CodeChar"/>
+              </w:rPr>
+              <w:t xml:space="preserve">src/adapters/integrations/</w:t>
+            </w:r>
+          </w:p>
+        </w:tc>
+        <w:tc>
+          <w:tcPr>
+            <w:tcW w:w="3659" w:type="dxa"/>
+            <w:shd w:val="clear" w:color="auto" w:fill="F4F7FB"/>
+            <w:vAlign w:val="top"/>
+          </w:tcPr>
+          <w:p>
+            <w:pPr>
+              <w:pStyle w:val="TableText"/>
+              <w:jc w:val="left"/>
+            </w:pPr>
+            <w:r>
+              <w:t xml:space="preserve">TASCO core REST client, simulated core, sandbox gateways (VETC wallet, TASCO payment, policy issuance, notifications), simulated caller, synthetic VETC source</w:t>
+            </w:r>
+          </w:p>
+        </w:tc>
+      </w:tr>
+      <w:tr>
+        <w:trPr>
+          <w:cantSplit/>
+        </w:trPr>
+        <w:tc>
+          <w:tcPr>
+            <w:tcW w:w="1779" w:type="dxa"/>
+            <w:vAlign w:val="top"/>
+          </w:tcPr>
+          <w:p>
+            <w:pPr>
+              <w:pStyle w:val="TableText"/>
+              <w:jc w:val="left"/>
+            </w:pPr>
+            <w:r>
+              <w:t xml:space="preserve">HTTP</w:t>
+            </w:r>
+          </w:p>
+        </w:tc>
+        <w:tc>
+          <w:tcPr>
+            <w:tcW w:w="3589" w:type="dxa"/>
+            <w:vAlign w:val="top"/>
+          </w:tcPr>
+          <w:p>
+            <w:pPr>
+              <w:pStyle w:val="TableText"/>
+              <w:jc w:val="left"/>
+            </w:pPr>
+            <w:r>
+              <w:rPr>
+                <w:rStyle w:val="CodeChar"/>
+              </w:rPr>
+              <w:t xml:space="preserve">src/adapters/http/</w:t>
+            </w:r>
+          </w:p>
+        </w:tc>
+        <w:tc>
+          <w:tcPr>
+            <w:tcW w:w="3659" w:type="dxa"/>
+            <w:vAlign w:val="top"/>
+          </w:tcPr>
+          <w:p>
+            <w:pPr>
+              <w:pStyle w:val="TableText"/>
+              <w:jc w:val="left"/>
+            </w:pPr>
+            <w:r>
+              <w:t xml:space="preserve">Request pipeline, route table, router, OpenAPI generator, security headers</w:t>
+            </w:r>
+          </w:p>
+        </w:tc>
+      </w:tr>
+      <w:tr>
+        <w:trPr>
+          <w:cantSplit/>
+        </w:trPr>
+        <w:tc>
+          <w:tcPr>
+            <w:tcW w:w="1779" w:type="dxa"/>
+            <w:shd w:val="clear" w:color="auto" w:fill="F4F7FB"/>
+            <w:vAlign w:val="top"/>
+          </w:tcPr>
+          <w:p>
+            <w:pPr>
+              <w:pStyle w:val="TableText"/>
+              <w:jc w:val="left"/>
+            </w:pPr>
+            <w:r>
+              <w:t xml:space="preserve">Processes</w:t>
+            </w:r>
+          </w:p>
+        </w:tc>
+        <w:tc>
+          <w:tcPr>
+            <w:tcW w:w="3589" w:type="dxa"/>
+            <w:shd w:val="clear" w:color="auto" w:fill="F4F7FB"/>
+            <w:vAlign w:val="top"/>
+          </w:tcPr>
+          <w:p>
+            <w:pPr>
+              <w:pStyle w:val="TableText"/>
+              <w:jc w:val="left"/>
+            </w:pPr>
+            <w:r>
+              <w:rPr>
+                <w:rStyle w:val="CodeChar"/>
+              </w:rPr>
+              <w:t xml:space="preserve">src/server.js</w:t>
+            </w:r>
+            <w:r>
+              <w:t xml:space="preserve">,</w:t>
+            </w:r>
+            <w:r>
+              <w:t xml:space="preserve"> </w:t>
+            </w:r>
+            <w:r>
+              <w:rPr>
+                <w:rStyle w:val="CodeChar"/>
+              </w:rPr>
+              <w:t xml:space="preserve">src/jobs/cli.js</w:t>
+            </w:r>
+          </w:p>
+        </w:tc>
+        <w:tc>
+          <w:tcPr>
+            <w:tcW w:w="3659" w:type="dxa"/>
+            <w:shd w:val="clear" w:color="auto" w:fill="F4F7FB"/>
+            <w:vAlign w:val="top"/>
+          </w:tcPr>
+          <w:p>
+            <w:pPr>
+              <w:pStyle w:val="TableText"/>
+              <w:jc w:val="left"/>
+            </w:pPr>
+            <w:r>
+              <w:t xml:space="preserve">API server and batch jobs</w:t>
+            </w:r>
+          </w:p>
+        </w:tc>
+      </w:tr>
+      <w:tr>
+        <w:trPr>
+          <w:cantSplit/>
+        </w:trPr>
+        <w:tc>
+          <w:tcPr>
+            <w:tcW w:w="1779" w:type="dxa"/>
+            <w:vAlign w:val="top"/>
+          </w:tcPr>
+          <w:p>
+            <w:pPr>
+              <w:pStyle w:val="TableText"/>
+              <w:jc w:val="left"/>
+            </w:pPr>
+            <w:r>
+              <w:t xml:space="preserve">Configuration</w:t>
+            </w:r>
+          </w:p>
+        </w:tc>
+        <w:tc>
+          <w:tcPr>
+            <w:tcW w:w="3589" w:type="dxa"/>
+            <w:vAlign w:val="top"/>
+          </w:tcPr>
+          <w:p>
+            <w:pPr>
+              <w:pStyle w:val="TableText"/>
+              <w:jc w:val="left"/>
+            </w:pPr>
+            <w:r>
+              <w:rPr>
+                <w:rStyle w:val="CodeChar"/>
+              </w:rPr>
+              <w:t xml:space="preserve">config/rules/</w:t>
+            </w:r>
+            <w:r>
+              <w:t xml:space="preserve">,</w:t>
+            </w:r>
+            <w:r>
+              <w:t xml:space="preserve"> </w:t>
+            </w:r>
+            <w:r>
+              <w:rPr>
+                <w:rStyle w:val="CodeChar"/>
+              </w:rPr>
+              <w:t xml:space="preserve">config/security/rbac.json</w:t>
+            </w:r>
+          </w:p>
+        </w:tc>
+        <w:tc>
+          <w:tcPr>
+            <w:tcW w:w="3659" w:type="dxa"/>
+            <w:vAlign w:val="top"/>
+          </w:tcPr>
+          <w:p>
+            <w:pPr>
+              <w:pStyle w:val="TableText"/>
+              <w:jc w:val="left"/>
+            </w:pPr>
+            <w:r>
+              <w:t xml:space="preserve">Rule kinds; roles, separation of duties, restricted rule kinds</w:t>
+            </w:r>
+          </w:p>
+        </w:tc>
+      </w:tr>
+      <w:tr>
+        <w:trPr>
+          <w:cantSplit/>
+        </w:trPr>
+        <w:tc>
+          <w:tcPr>
+            <w:tcW w:w="1779" w:type="dxa"/>
+            <w:shd w:val="clear" w:color="auto" w:fill="F4F7FB"/>
+            <w:vAlign w:val="top"/>
+          </w:tcPr>
+          <w:p>
+            <w:pPr>
+              <w:pStyle w:val="TableText"/>
+              <w:jc w:val="left"/>
+            </w:pPr>
+            <w:r>
+              <w:t xml:space="preserve">Schema</w:t>
+            </w:r>
+          </w:p>
+        </w:tc>
+        <w:tc>
+          <w:tcPr>
+            <w:tcW w:w="3589" w:type="dxa"/>
+            <w:shd w:val="clear" w:color="auto" w:fill="F4F7FB"/>
+            <w:vAlign w:val="top"/>
+          </w:tcPr>
+          <w:p>
+            <w:pPr>
+              <w:pStyle w:val="TableText"/>
+              <w:jc w:val="left"/>
+            </w:pPr>
+            <w:r>
+              <w:rPr>
+                <w:rStyle w:val="CodeChar"/>
+              </w:rPr>
+              <w:t xml:space="preserve">db/migrations/</w:t>
+            </w:r>
+          </w:p>
+        </w:tc>
+        <w:tc>
+          <w:tcPr>
+            <w:tcW w:w="3659" w:type="dxa"/>
+            <w:shd w:val="clear" w:color="auto" w:fill="F4F7FB"/>
+            <w:vAlign w:val="top"/>
+          </w:tcPr>
+          <w:p>
+            <w:pPr>
+              <w:pStyle w:val="TableText"/>
+              <w:jc w:val="left"/>
+            </w:pPr>
+            <w:r>
+              <w:rPr>
+                <w:rStyle w:val="CodeChar"/>
+              </w:rPr>
+              <w:t xml:space="preserve">001</w:t>
+            </w:r>
+            <w:r>
+              <w:t xml:space="preserve"> </w:t>
+            </w:r>
+            <w:r>
+              <w:t xml:space="preserve">collection tables and audit log;</w:t>
+            </w:r>
+            <w:r>
+              <w:t xml:space="preserve"> </w:t>
+            </w:r>
+            <w:r>
+              <w:rPr>
+                <w:rStyle w:val="CodeChar"/>
+              </w:rPr>
+              <w:t xml:space="preserve">002</w:t>
+            </w:r>
+            <w:r>
+              <w:t xml:space="preserve"> </w:t>
+            </w:r>
+            <w:r>
+              <w:t xml:space="preserve">integrity hardening;</w:t>
+            </w:r>
+            <w:r>
+              <w:t xml:space="preserve"> </w:t>
+            </w:r>
+            <w:r>
+              <w:rPr>
+                <w:rStyle w:val="CodeChar"/>
+              </w:rPr>
+              <w:t xml:space="preserve">003</w:t>
+            </w:r>
+            <w:r>
+              <w:t xml:space="preserve"> </w:t>
+            </w:r>
+            <w:r>
+              <w:t xml:space="preserve">data-subject request register</w:t>
+            </w:r>
+          </w:p>
+        </w:tc>
+      </w:tr>
+      <w:tr>
+        <w:trPr>
+          <w:cantSplit/>
+        </w:trPr>
+        <w:tc>
+          <w:tcPr>
+            <w:tcW w:w="1779" w:type="dxa"/>
+            <w:vAlign w:val="top"/>
+          </w:tcPr>
+          <w:p>
+            <w:pPr>
+              <w:pStyle w:val="TableText"/>
+              <w:jc w:val="left"/>
+            </w:pPr>
+            <w:r>
+              <w:t xml:space="preserve">Deployment</w:t>
+            </w:r>
+          </w:p>
+        </w:tc>
+        <w:tc>
+          <w:tcPr>
+            <w:tcW w:w="3589" w:type="dxa"/>
+            <w:vAlign w:val="top"/>
+          </w:tcPr>
+          <w:p>
+            <w:pPr>
+              <w:pStyle w:val="TableText"/>
+              <w:jc w:val="left"/>
+            </w:pPr>
+            <w:r>
+              <w:rPr>
+                <w:rStyle w:val="CodeChar"/>
+              </w:rPr>
+              <w:t xml:space="preserve">Dockerfile</w:t>
+            </w:r>
+            <w:r>
+              <w:t xml:space="preserve">,</w:t>
+            </w:r>
+            <w:r>
+              <w:t xml:space="preserve"> </w:t>
+            </w:r>
+            <w:r>
+              <w:rPr>
+                <w:rStyle w:val="CodeChar"/>
+              </w:rPr>
+              <w:t xml:space="preserve">deploy/k8s/</w:t>
+            </w:r>
+            <w:r>
+              <w:t xml:space="preserve">,</w:t>
+            </w:r>
+            <w:r>
+              <w:t xml:space="preserve"> </w:t>
+            </w:r>
+            <w:r>
+              <w:rPr>
+                <w:rStyle w:val="CodeChar"/>
+              </w:rPr>
+              <w:t xml:space="preserve">railway.json</w:t>
+            </w:r>
+            <w:r>
+              <w:t xml:space="preserve">,</w:t>
+            </w:r>
+            <w:r>
+              <w:t xml:space="preserve"> </w:t>
+            </w:r>
+            <w:r>
+              <w:rPr>
+                <w:rStyle w:val="CodeChar"/>
+              </w:rPr>
+              <w:t xml:space="preserve">.github/workflows/ci.yml</w:t>
+            </w:r>
+          </w:p>
+        </w:tc>
+        <w:tc>
+          <w:tcPr>
+            <w:tcW w:w="3659" w:type="dxa"/>
+            <w:vAlign w:val="top"/>
+          </w:tcPr>
+          <w:p>
+            <w:pPr>
+              <w:pStyle w:val="TableText"/>
+              <w:jc w:val="left"/>
+            </w:pPr>
+            <w:r>
+              <w:t xml:space="preserve">Image, manifests, UAT hosting, pipeline</w:t>
+            </w:r>
+          </w:p>
+        </w:tc>
+      </w:tr>
+    </w:tbl>
+    <w:p>
+      <w:pPr>
+        <w:pStyle w:val="Heading1"/>
+        <w:pageBreakBefore/>
+        <w:numPr>
+          <w:ilvl w:val="0"/>
+          <w:numId w:val="1"/>
+        </w:numPr>
+        <w:tabs>
+          <w:tab w:val="num" w:pos="600"/>
+        </w:tabs>
+        <w:spacing w:before="360" w:after="160"/>
+        <w:ind w:left="0" w:firstLine="0"/>
+        <w:rPr>
+          <w:rStyle w:val="BookTitle"/>
+          <w:b w:val="0"/>
+          <w:bCs w:val="0"/>
+          <w:i w:val="0"/>
+          <w:iCs w:val="0"/>
+          <w:spacing w:val="0"/>
+        </w:rPr>
+      </w:pPr>
+      <w:bookmarkStart w:id="40" w:name="_Toc300000036"/>
+      <w:r>
+        <w:rPr>
+          <w:rStyle w:val="BookTitle"/>
+          <w:bCs w:val="0"/>
+          <w:i w:val="0"/>
+          <w:iCs w:val="0"/>
+          <w:spacing w:val="0"/>
+        </w:rPr>
         <w:t xml:space="preserve">Sign-Off</w:t>
       </w:r>
-      <w:bookmarkEnd w:id="38"/>
+      <w:bookmarkEnd w:id="40"/>
     </w:p>
     <w:tbl>
       <w:tblPr>
@@ -16968,6 +17729,118 @@
       </w:rPr>
     </w:lvl>
   </w:abstractNum>
+  <w:abstractNum w:abstractNumId="991">
+    <w:nsid w:val="A991"/>
+    <w:multiLevelType w:val="multilevel"/>
+    <w:lvl w:ilvl="0">
+      <w:numFmt w:val="bullet"/>
+      <w:lvlText w:val="•"/>
+      <w:lvlJc w:val="left"/>
+      <w:pPr>
+        <w:ind w:left="360" w:hanging="284"/>
+      </w:pPr>
+      <w:rPr>
+        <w:rFonts w:ascii="Segoe UI" w:hAnsi="Segoe UI" w:eastAsia="Segoe UI" w:cs="Segoe UI"/>
+        <w:color w:val="1D74BA"/>
+      </w:rPr>
+    </w:lvl>
+    <w:lvl w:ilvl="1">
+      <w:numFmt w:val="bullet"/>
+      <w:lvlText w:val="–"/>
+      <w:lvlJc w:val="left"/>
+      <w:pPr>
+        <w:ind w:left="720" w:hanging="284"/>
+      </w:pPr>
+      <w:rPr>
+        <w:rFonts w:ascii="Segoe UI" w:hAnsi="Segoe UI" w:eastAsia="Segoe UI" w:cs="Segoe UI"/>
+        <w:color w:val="1D74BA"/>
+      </w:rPr>
+    </w:lvl>
+    <w:lvl w:ilvl="2">
+      <w:numFmt w:val="bullet"/>
+      <w:lvlText w:val="◦"/>
+      <w:lvlJc w:val="left"/>
+      <w:pPr>
+        <w:ind w:left="1080" w:hanging="284"/>
+      </w:pPr>
+      <w:rPr>
+        <w:rFonts w:ascii="Segoe UI" w:hAnsi="Segoe UI" w:eastAsia="Segoe UI" w:cs="Segoe UI"/>
+        <w:color w:val="1D74BA"/>
+      </w:rPr>
+    </w:lvl>
+    <w:lvl w:ilvl="3">
+      <w:numFmt w:val="bullet"/>
+      <w:lvlText w:val="•"/>
+      <w:lvlJc w:val="left"/>
+      <w:pPr>
+        <w:ind w:left="1440" w:hanging="284"/>
+      </w:pPr>
+      <w:rPr>
+        <w:rFonts w:ascii="Segoe UI" w:hAnsi="Segoe UI" w:eastAsia="Segoe UI" w:cs="Segoe UI"/>
+        <w:color w:val="1D74BA"/>
+      </w:rPr>
+    </w:lvl>
+    <w:lvl w:ilvl="4">
+      <w:numFmt w:val="bullet"/>
+      <w:lvlText w:val="–"/>
+      <w:lvlJc w:val="left"/>
+      <w:pPr>
+        <w:ind w:left="1800" w:hanging="284"/>
+      </w:pPr>
+      <w:rPr>
+        <w:rFonts w:ascii="Segoe UI" w:hAnsi="Segoe UI" w:eastAsia="Segoe UI" w:cs="Segoe UI"/>
+        <w:color w:val="1D74BA"/>
+      </w:rPr>
+    </w:lvl>
+    <w:lvl w:ilvl="5">
+      <w:numFmt w:val="bullet"/>
+      <w:lvlText w:val="◦"/>
+      <w:lvlJc w:val="left"/>
+      <w:pPr>
+        <w:ind w:left="2160" w:hanging="284"/>
+      </w:pPr>
+      <w:rPr>
+        <w:rFonts w:ascii="Segoe UI" w:hAnsi="Segoe UI" w:eastAsia="Segoe UI" w:cs="Segoe UI"/>
+        <w:color w:val="1D74BA"/>
+      </w:rPr>
+    </w:lvl>
+    <w:lvl w:ilvl="6">
+      <w:numFmt w:val="bullet"/>
+      <w:lvlText w:val="•"/>
+      <w:lvlJc w:val="left"/>
+      <w:pPr>
+        <w:ind w:left="2520" w:hanging="284"/>
+      </w:pPr>
+      <w:rPr>
+        <w:rFonts w:ascii="Segoe UI" w:hAnsi="Segoe UI" w:eastAsia="Segoe UI" w:cs="Segoe UI"/>
+        <w:color w:val="1D74BA"/>
+      </w:rPr>
+    </w:lvl>
+    <w:lvl w:ilvl="7">
+      <w:numFmt w:val="bullet"/>
+      <w:lvlText w:val="–"/>
+      <w:lvlJc w:val="left"/>
+      <w:pPr>
+        <w:ind w:left="2880" w:hanging="284"/>
+      </w:pPr>
+      <w:rPr>
+        <w:rFonts w:ascii="Segoe UI" w:hAnsi="Segoe UI" w:eastAsia="Segoe UI" w:cs="Segoe UI"/>
+        <w:color w:val="1D74BA"/>
+      </w:rPr>
+    </w:lvl>
+    <w:lvl w:ilvl="8">
+      <w:numFmt w:val="bullet"/>
+      <w:lvlText w:val="◦"/>
+      <w:lvlJc w:val="left"/>
+      <w:pPr>
+        <w:ind w:left="3240" w:hanging="284"/>
+      </w:pPr>
+      <w:rPr>
+        <w:rFonts w:ascii="Segoe UI" w:hAnsi="Segoe UI" w:eastAsia="Segoe UI" w:cs="Segoe UI"/>
+        <w:color w:val="1D74BA"/>
+      </w:rPr>
+    </w:lvl>
+  </w:abstractNum>
   <w:num w:numId="1" w16cid:durableId="1413504409">
     <w:abstractNumId w:val="0"/>
   </w:num>
@@ -16976,6 +17849,9 @@
   </w:num>
   <w:num w:numId="1000">
     <w:abstractNumId w:val="990"/>
+  </w:num>
+  <w:num w:numId="1001">
+    <w:abstractNumId w:val="991"/>
   </w:num>
 </w:numbering>
 </file>
